--- a/formatos/acuerdo_sin_ads_persona_fisica.docx
+++ b/formatos/acuerdo_sin_ads_persona_fisica.docx
@@ -1,6 +1,6 @@
 
 <file path=word/document.xml><?xml version="1.0" encoding="utf-8"?>
-<w:document xmlns:wpc="http://schemas.microsoft.com/office/word/2010/wordprocessingCanvas" xmlns:cx="http://schemas.microsoft.com/office/drawing/2014/chartex" xmlns:cx1="http://schemas.microsoft.com/office/drawing/2015/9/8/chartex" xmlns:cx2="http://schemas.microsoft.com/office/drawing/2015/10/21/chartex" xmlns:cx3="http://schemas.microsoft.com/office/drawing/2016/5/9/chartex" xmlns:cx4="http://schemas.microsoft.com/office/drawing/2016/5/10/chartex" xmlns:cx5="http://schemas.microsoft.com/office/drawing/2016/5/11/chartex" xmlns:cx6="http://schemas.microsoft.com/office/drawing/2016/5/12/chartex" xmlns:cx7="http://schemas.microsoft.com/office/drawing/2016/5/13/chartex" xmlns:cx8="http://schemas.microsoft.com/office/drawing/2016/5/14/chartex" xmlns:mc="http://schemas.openxmlformats.org/markup-compatibility/2006" xmlns:aink="http://schemas.microsoft.com/office/drawing/2016/ink" xmlns:am3d="http://schemas.microsoft.com/office/drawing/2017/model3d" xmlns:o="urn:schemas-microsoft-com:office:office" xmlns:oel="http://schemas.microsoft.com/office/2019/extlst" xmlns:r="http://schemas.openxmlformats.org/officeDocument/2006/relationships" xmlns:m="http://schemas.openxmlformats.org/officeDocument/2006/math" xmlns:v="urn:schemas-microsoft-com:vml" xmlns:wp14="http://schemas.microsoft.com/office/word/2010/wordprocessingDrawing" xmlns:wp="http://schemas.openxmlformats.org/drawingml/2006/wordprocessingDrawing" xmlns:w10="urn:schemas-microsoft-com:office:word" xmlns:w="http://schemas.openxmlformats.org/wordprocessingml/2006/main" xmlns:w14="http://schemas.microsoft.com/office/word/2010/wordml" xmlns:w15="http://schemas.microsoft.com/office/word/2012/wordml" xmlns:w16cex="http://schemas.microsoft.com/office/word/2018/wordml/cex" xmlns:w16cid="http://schemas.microsoft.com/office/word/2016/wordml/cid" xmlns:w16="http://schemas.microsoft.com/office/word/2018/wordml" xmlns:w16du="http://schemas.microsoft.com/office/word/2023/wordml/word16du" xmlns:w16sdtdh="http://schemas.microsoft.com/office/word/2020/wordml/sdtdatahash" xmlns:w16sdtfl="http://schemas.microsoft.com/office/word/2024/wordml/sdtformatlock" xmlns:w16se="http://schemas.microsoft.com/office/word/2015/wordml/symex" xmlns:wpg="http://schemas.microsoft.com/office/word/2010/wordprocessingGroup" xmlns:wpi="http://schemas.microsoft.com/office/word/2010/wordprocessingInk" xmlns:wne="http://schemas.microsoft.com/office/word/2006/wordml" xmlns:wps="http://schemas.microsoft.com/office/word/2010/wordprocessingShape" mc:Ignorable="w14 w15 w16se w16cid w16 w16cex w16sdtdh w16sdtfl w16du wp14">
+<w:document xmlns:wpc="http://schemas.microsoft.com/office/word/2010/wordprocessingCanvas" xmlns:cx="http://schemas.microsoft.com/office/drawing/2014/chartex" xmlns:cx1="http://schemas.microsoft.com/office/drawing/2015/9/8/chartex" xmlns:cx2="http://schemas.microsoft.com/office/drawing/2015/10/21/chartex" xmlns:cx3="http://schemas.microsoft.com/office/drawing/2016/5/9/chartex" xmlns:cx4="http://schemas.microsoft.com/office/drawing/2016/5/10/chartex" xmlns:cx5="http://schemas.microsoft.com/office/drawing/2016/5/11/chartex" xmlns:cx6="http://schemas.microsoft.com/office/drawing/2016/5/12/chartex" xmlns:cx7="http://schemas.microsoft.com/office/drawing/2016/5/13/chartex" xmlns:cx8="http://schemas.microsoft.com/office/drawing/2016/5/14/chartex" xmlns:mc="http://schemas.openxmlformats.org/markup-compatibility/2006" xmlns:aink="http://schemas.microsoft.com/office/drawing/2016/ink" xmlns:am3d="http://schemas.microsoft.com/office/drawing/2017/model3d" xmlns:o="urn:schemas-microsoft-com:office:office" xmlns:oel="http://schemas.microsoft.com/office/2019/extlst" xmlns:r="http://schemas.openxmlformats.org/officeDocument/2006/relationships" xmlns:m="http://schemas.openxmlformats.org/officeDocument/2006/math" xmlns:v="urn:schemas-microsoft-com:vml" xmlns:wp14="http://schemas.microsoft.com/office/word/2010/wordprocessingDrawing" xmlns:wp="http://schemas.openxmlformats.org/drawingml/2006/wordprocessingDrawing" xmlns:w10="urn:schemas-microsoft-com:office:word" xmlns:w="http://schemas.openxmlformats.org/wordprocessingml/2006/main" xmlns:w14="http://schemas.microsoft.com/office/word/2010/wordml" xmlns:w15="http://schemas.microsoft.com/office/word/2012/wordml" xmlns:w16cei="http://schemas.microsoft.com/office/word/2026/wordml/cei" xmlns:w16cex="http://schemas.microsoft.com/office/word/2018/wordml/cex" xmlns:w16cid="http://schemas.microsoft.com/office/word/2016/wordml/cid" xmlns:w16="http://schemas.microsoft.com/office/word/2018/wordml" xmlns:w16du="http://schemas.microsoft.com/office/word/2023/wordml/word16du" xmlns:w16sdtdh="http://schemas.microsoft.com/office/word/2020/wordml/sdtdatahash" xmlns:w16sdtfl="http://schemas.microsoft.com/office/word/2024/wordml/sdtformatlock" xmlns:w16se="http://schemas.microsoft.com/office/word/2015/wordml/symex" xmlns:wpg="http://schemas.microsoft.com/office/word/2010/wordprocessingGroup" xmlns:wpi="http://schemas.microsoft.com/office/word/2010/wordprocessingInk" xmlns:wne="http://schemas.microsoft.com/office/word/2006/wordml" xmlns:wps="http://schemas.microsoft.com/office/word/2010/wordprocessingShape" mc:Ignorable="w14 w15 w16se w16cid w16 w16cex w16sdtdh w16sdtfl w16du wp14">
   <w:body>
     <w:p>
       <w:pPr>
@@ -4618,7 +4618,6 @@
     </w:p>
     <w:p>
       <w:pPr>
-        <w:jc w:val="both"/>
         <w:rPr>
           <w:rFonts w:ascii="Garamond" w:eastAsia="Garamond" w:hAnsi="Garamond" w:cs="Garamond"/>
           <w:sz w:val="23"/>
@@ -4629,7 +4628,6 @@
     </w:p>
     <w:p>
       <w:pPr>
-        <w:jc w:val="both"/>
         <w:rPr>
           <w:rFonts w:ascii="Garamond" w:eastAsia="Garamond" w:hAnsi="Garamond" w:cs="Garamond"/>
           <w:sz w:val="23"/>
@@ -7414,116 +7412,58 @@
           <w:sz w:val="23"/>
           <w:szCs w:val="23"/>
           <w:u w:val="single"/>
-          <w:lang w:val="es-MX"/>
+          <w:lang w:val="pt-PT"/>
         </w:rPr>
         <w:t xml:space="preserve">CLÁUSULA </w:t>
       </w:r>
-      <w:proofErr w:type="gramStart"/>
-      <w:r>
-        <w:rPr>
-          <w:rFonts w:ascii="Garamond" w:eastAsia="Garamond" w:hAnsi="Garamond" w:cs="Garamond"/>
-          <w:b/>
-          <w:bCs/>
-          <w:sz w:val="23"/>
-          <w:szCs w:val="23"/>
-          <w:highlight w:val="yellow"/>
-          <w:u w:val="single"/>
-          <w:lang w:val="es-MX"/>
-        </w:rPr>
-        <w:t xml:space="preserve">{{ </w:t>
-      </w:r>
-      <w:proofErr w:type="spellStart"/>
-      <w:r>
-        <w:rPr>
-          <w:rFonts w:ascii="Garamond" w:eastAsia="Garamond" w:hAnsi="Garamond" w:cs="Garamond"/>
-          <w:b/>
-          <w:bCs/>
-          <w:sz w:val="23"/>
-          <w:szCs w:val="23"/>
-          <w:highlight w:val="yellow"/>
-          <w:u w:val="single"/>
-          <w:lang w:val="es-MX"/>
-        </w:rPr>
-        <w:t>NUM</w:t>
-      </w:r>
-      <w:proofErr w:type="gramEnd"/>
-      <w:r>
-        <w:rPr>
-          <w:rFonts w:ascii="Garamond" w:eastAsia="Garamond" w:hAnsi="Garamond" w:cs="Garamond"/>
-          <w:b/>
-          <w:bCs/>
-          <w:sz w:val="23"/>
-          <w:szCs w:val="23"/>
-          <w:highlight w:val="yellow"/>
-          <w:u w:val="single"/>
-          <w:lang w:val="es-MX"/>
-        </w:rPr>
-        <w:t>_SEMI_EXCLUSIVIDAD</w:t>
-      </w:r>
-      <w:r>
-        <w:rPr>
-          <w:rFonts w:ascii="Garamond" w:eastAsia="Garamond" w:hAnsi="Garamond" w:cs="Garamond"/>
-          <w:b/>
-          <w:bCs/>
-          <w:sz w:val="23"/>
-          <w:szCs w:val="23"/>
-          <w:highlight w:val="yellow"/>
-          <w:u w:val="single"/>
-          <w:lang w:val="es-MX"/>
-        </w:rPr>
-        <w:t>|</w:t>
-      </w:r>
-      <w:proofErr w:type="gramStart"/>
-      <w:r>
-        <w:rPr>
-          <w:rFonts w:ascii="Garamond" w:eastAsia="Garamond" w:hAnsi="Garamond" w:cs="Garamond"/>
-          <w:b/>
-          <w:bCs/>
-          <w:sz w:val="23"/>
-          <w:szCs w:val="23"/>
-          <w:highlight w:val="yellow"/>
-          <w:u w:val="single"/>
-          <w:lang w:val="es-MX"/>
-        </w:rPr>
-        <w:t>upper</w:t>
-      </w:r>
-      <w:proofErr w:type="spellEnd"/>
-      <w:r>
-        <w:rPr>
-          <w:rFonts w:ascii="Garamond" w:eastAsia="Garamond" w:hAnsi="Garamond" w:cs="Garamond"/>
-          <w:b/>
-          <w:bCs/>
-          <w:sz w:val="23"/>
-          <w:szCs w:val="23"/>
-          <w:highlight w:val="yellow"/>
-          <w:u w:val="single"/>
-          <w:lang w:val="es-MX"/>
-        </w:rPr>
-        <w:t xml:space="preserve"> }</w:t>
-      </w:r>
-      <w:proofErr w:type="gramEnd"/>
-      <w:r>
-        <w:rPr>
-          <w:rFonts w:ascii="Garamond" w:eastAsia="Garamond" w:hAnsi="Garamond" w:cs="Garamond"/>
-          <w:b/>
-          <w:bCs/>
-          <w:sz w:val="23"/>
-          <w:szCs w:val="23"/>
-          <w:highlight w:val="yellow"/>
-          <w:u w:val="single"/>
-          <w:lang w:val="es-MX"/>
-        </w:rPr>
-        <w:t>}</w:t>
-      </w:r>
-      <w:r>
-        <w:rPr>
-          <w:rFonts w:ascii="Garamond" w:eastAsia="Garamond" w:hAnsi="Garamond" w:cs="Garamond"/>
-          <w:b/>
-          <w:bCs/>
-          <w:sz w:val="23"/>
-          <w:szCs w:val="23"/>
-          <w:u w:val="single"/>
-          <w:lang w:val="es-MX"/>
+      <w:r>
+        <w:rPr>
+          <w:rFonts w:ascii="Garamond" w:eastAsia="Garamond" w:hAnsi="Garamond" w:cs="Garamond"/>
+          <w:b/>
+          <w:bCs/>
+          <w:sz w:val="23"/>
+          <w:szCs w:val="23"/>
+          <w:highlight w:val="yellow"/>
+          <w:u w:val="single"/>
+          <w:lang w:val="pt-PT"/>
+        </w:rPr>
+        <w:t>{{ NUM_SEMI_EXCLUSIVIDAD</w:t>
+      </w:r>
+      <w:r>
+        <w:rPr>
+          <w:rFonts w:ascii="Garamond" w:eastAsia="Garamond" w:hAnsi="Garamond" w:cs="Garamond"/>
+          <w:b/>
+          <w:bCs/>
+          <w:sz w:val="23"/>
+          <w:szCs w:val="23"/>
+          <w:highlight w:val="yellow"/>
+          <w:u w:val="single"/>
+          <w:lang w:val="pt-PT"/>
+        </w:rPr>
+        <w:t>|upper</w:t>
+      </w:r>
+      <w:r>
+        <w:rPr>
+          <w:rFonts w:ascii="Garamond" w:eastAsia="Garamond" w:hAnsi="Garamond" w:cs="Garamond"/>
+          <w:b/>
+          <w:bCs/>
+          <w:sz w:val="23"/>
+          <w:szCs w:val="23"/>
+          <w:highlight w:val="yellow"/>
+          <w:u w:val="single"/>
+          <w:lang w:val="pt-PT"/>
+        </w:rPr>
+        <w:t xml:space="preserve"> }}</w:t>
+      </w:r>
+      <w:r>
+        <w:rPr>
+          <w:rFonts w:ascii="Garamond" w:eastAsia="Garamond" w:hAnsi="Garamond" w:cs="Garamond"/>
+          <w:b/>
+          <w:bCs/>
+          <w:sz w:val="23"/>
+          <w:szCs w:val="23"/>
+          <w:u w:val="single"/>
+          <w:lang w:val="pt-PT"/>
         </w:rPr>
         <w:t>. - Semi exclusividad</w:t>
       </w:r>
@@ -7533,7 +7473,7 @@
           <w:sz w:val="23"/>
           <w:szCs w:val="23"/>
           <w:u w:val="single"/>
-          <w:lang w:val="es-MX"/>
+          <w:lang w:val="pt-PT"/>
         </w:rPr>
         <w:t>.</w:t>
       </w:r>
@@ -7542,7 +7482,7 @@
           <w:rFonts w:ascii="Garamond" w:eastAsia="Garamond" w:hAnsi="Garamond" w:cs="Garamond"/>
           <w:sz w:val="23"/>
           <w:szCs w:val="23"/>
-          <w:lang w:val="es-MX"/>
+          <w:lang w:val="pt-PT"/>
         </w:rPr>
         <w:t xml:space="preserve"> </w:t>
       </w:r>
@@ -19251,7 +19191,7 @@
 </file>
 
 <file path=word/endnotes.xml><?xml version="1.0" encoding="utf-8"?>
-<w:endnotes xmlns:wpc="http://schemas.microsoft.com/office/word/2010/wordprocessingCanvas" xmlns:cx="http://schemas.microsoft.com/office/drawing/2014/chartex" xmlns:cx1="http://schemas.microsoft.com/office/drawing/2015/9/8/chartex" xmlns:cx2="http://schemas.microsoft.com/office/drawing/2015/10/21/chartex" xmlns:cx3="http://schemas.microsoft.com/office/drawing/2016/5/9/chartex" xmlns:cx4="http://schemas.microsoft.com/office/drawing/2016/5/10/chartex" xmlns:cx5="http://schemas.microsoft.com/office/drawing/2016/5/11/chartex" xmlns:cx6="http://schemas.microsoft.com/office/drawing/2016/5/12/chartex" xmlns:cx7="http://schemas.microsoft.com/office/drawing/2016/5/13/chartex" xmlns:cx8="http://schemas.microsoft.com/office/drawing/2016/5/14/chartex" xmlns:mc="http://schemas.openxmlformats.org/markup-compatibility/2006" xmlns:aink="http://schemas.microsoft.com/office/drawing/2016/ink" xmlns:am3d="http://schemas.microsoft.com/office/drawing/2017/model3d" xmlns:o="urn:schemas-microsoft-com:office:office" xmlns:oel="http://schemas.microsoft.com/office/2019/extlst" xmlns:r="http://schemas.openxmlformats.org/officeDocument/2006/relationships" xmlns:m="http://schemas.openxmlformats.org/officeDocument/2006/math" xmlns:v="urn:schemas-microsoft-com:vml" xmlns:wp14="http://schemas.microsoft.com/office/word/2010/wordprocessingDrawing" xmlns:wp="http://schemas.openxmlformats.org/drawingml/2006/wordprocessingDrawing" xmlns:w10="urn:schemas-microsoft-com:office:word" xmlns:w="http://schemas.openxmlformats.org/wordprocessingml/2006/main" xmlns:w14="http://schemas.microsoft.com/office/word/2010/wordml" xmlns:w15="http://schemas.microsoft.com/office/word/2012/wordml" xmlns:w16cex="http://schemas.microsoft.com/office/word/2018/wordml/cex" xmlns:w16cid="http://schemas.microsoft.com/office/word/2016/wordml/cid" xmlns:w16="http://schemas.microsoft.com/office/word/2018/wordml" xmlns:w16du="http://schemas.microsoft.com/office/word/2023/wordml/word16du" xmlns:w16sdtdh="http://schemas.microsoft.com/office/word/2020/wordml/sdtdatahash" xmlns:w16sdtfl="http://schemas.microsoft.com/office/word/2024/wordml/sdtformatlock" xmlns:w16se="http://schemas.microsoft.com/office/word/2015/wordml/symex" xmlns:wpg="http://schemas.microsoft.com/office/word/2010/wordprocessingGroup" xmlns:wpi="http://schemas.microsoft.com/office/word/2010/wordprocessingInk" xmlns:wne="http://schemas.microsoft.com/office/word/2006/wordml" xmlns:wps="http://schemas.microsoft.com/office/word/2010/wordprocessingShape" mc:Ignorable="w14 w15 w16se w16cid w16 w16cex w16sdtdh w16sdtfl w16du wp14">
+<w:endnotes xmlns:wpc="http://schemas.microsoft.com/office/word/2010/wordprocessingCanvas" xmlns:cx="http://schemas.microsoft.com/office/drawing/2014/chartex" xmlns:cx1="http://schemas.microsoft.com/office/drawing/2015/9/8/chartex" xmlns:cx2="http://schemas.microsoft.com/office/drawing/2015/10/21/chartex" xmlns:cx3="http://schemas.microsoft.com/office/drawing/2016/5/9/chartex" xmlns:cx4="http://schemas.microsoft.com/office/drawing/2016/5/10/chartex" xmlns:cx5="http://schemas.microsoft.com/office/drawing/2016/5/11/chartex" xmlns:cx6="http://schemas.microsoft.com/office/drawing/2016/5/12/chartex" xmlns:cx7="http://schemas.microsoft.com/office/drawing/2016/5/13/chartex" xmlns:cx8="http://schemas.microsoft.com/office/drawing/2016/5/14/chartex" xmlns:mc="http://schemas.openxmlformats.org/markup-compatibility/2006" xmlns:aink="http://schemas.microsoft.com/office/drawing/2016/ink" xmlns:am3d="http://schemas.microsoft.com/office/drawing/2017/model3d" xmlns:o="urn:schemas-microsoft-com:office:office" xmlns:oel="http://schemas.microsoft.com/office/2019/extlst" xmlns:r="http://schemas.openxmlformats.org/officeDocument/2006/relationships" xmlns:m="http://schemas.openxmlformats.org/officeDocument/2006/math" xmlns:v="urn:schemas-microsoft-com:vml" xmlns:wp14="http://schemas.microsoft.com/office/word/2010/wordprocessingDrawing" xmlns:wp="http://schemas.openxmlformats.org/drawingml/2006/wordprocessingDrawing" xmlns:w10="urn:schemas-microsoft-com:office:word" xmlns:w="http://schemas.openxmlformats.org/wordprocessingml/2006/main" xmlns:w14="http://schemas.microsoft.com/office/word/2010/wordml" xmlns:w15="http://schemas.microsoft.com/office/word/2012/wordml" xmlns:w16cei="http://schemas.microsoft.com/office/word/2026/wordml/cei" xmlns:w16cex="http://schemas.microsoft.com/office/word/2018/wordml/cex" xmlns:w16cid="http://schemas.microsoft.com/office/word/2016/wordml/cid" xmlns:w16="http://schemas.microsoft.com/office/word/2018/wordml" xmlns:w16du="http://schemas.microsoft.com/office/word/2023/wordml/word16du" xmlns:w16sdtdh="http://schemas.microsoft.com/office/word/2020/wordml/sdtdatahash" xmlns:w16sdtfl="http://schemas.microsoft.com/office/word/2024/wordml/sdtformatlock" xmlns:w16se="http://schemas.microsoft.com/office/word/2015/wordml/symex" xmlns:wpg="http://schemas.microsoft.com/office/word/2010/wordprocessingGroup" xmlns:wpi="http://schemas.microsoft.com/office/word/2010/wordprocessingInk" xmlns:wne="http://schemas.microsoft.com/office/word/2006/wordml" xmlns:wps="http://schemas.microsoft.com/office/word/2010/wordprocessingShape" mc:Ignorable="w14 w15 w16se w16cid w16 w16cex w16sdtdh w16sdtfl w16du wp14">
   <w:endnote w:type="separator" w:id="-1">
     <w:p>
       <w:pPr>
@@ -19276,7 +19216,7 @@
 </file>
 
 <file path=word/footnotes.xml><?xml version="1.0" encoding="utf-8"?>
-<w:footnotes xmlns:wpc="http://schemas.microsoft.com/office/word/2010/wordprocessingCanvas" xmlns:cx="http://schemas.microsoft.com/office/drawing/2014/chartex" xmlns:cx1="http://schemas.microsoft.com/office/drawing/2015/9/8/chartex" xmlns:cx2="http://schemas.microsoft.com/office/drawing/2015/10/21/chartex" xmlns:cx3="http://schemas.microsoft.com/office/drawing/2016/5/9/chartex" xmlns:cx4="http://schemas.microsoft.com/office/drawing/2016/5/10/chartex" xmlns:cx5="http://schemas.microsoft.com/office/drawing/2016/5/11/chartex" xmlns:cx6="http://schemas.microsoft.com/office/drawing/2016/5/12/chartex" xmlns:cx7="http://schemas.microsoft.com/office/drawing/2016/5/13/chartex" xmlns:cx8="http://schemas.microsoft.com/office/drawing/2016/5/14/chartex" xmlns:mc="http://schemas.openxmlformats.org/markup-compatibility/2006" xmlns:aink="http://schemas.microsoft.com/office/drawing/2016/ink" xmlns:am3d="http://schemas.microsoft.com/office/drawing/2017/model3d" xmlns:o="urn:schemas-microsoft-com:office:office" xmlns:oel="http://schemas.microsoft.com/office/2019/extlst" xmlns:r="http://schemas.openxmlformats.org/officeDocument/2006/relationships" xmlns:m="http://schemas.openxmlformats.org/officeDocument/2006/math" xmlns:v="urn:schemas-microsoft-com:vml" xmlns:wp14="http://schemas.microsoft.com/office/word/2010/wordprocessingDrawing" xmlns:wp="http://schemas.openxmlformats.org/drawingml/2006/wordprocessingDrawing" xmlns:w10="urn:schemas-microsoft-com:office:word" xmlns:w="http://schemas.openxmlformats.org/wordprocessingml/2006/main" xmlns:w14="http://schemas.microsoft.com/office/word/2010/wordml" xmlns:w15="http://schemas.microsoft.com/office/word/2012/wordml" xmlns:w16cex="http://schemas.microsoft.com/office/word/2018/wordml/cex" xmlns:w16cid="http://schemas.microsoft.com/office/word/2016/wordml/cid" xmlns:w16="http://schemas.microsoft.com/office/word/2018/wordml" xmlns:w16du="http://schemas.microsoft.com/office/word/2023/wordml/word16du" xmlns:w16sdtdh="http://schemas.microsoft.com/office/word/2020/wordml/sdtdatahash" xmlns:w16sdtfl="http://schemas.microsoft.com/office/word/2024/wordml/sdtformatlock" xmlns:w16se="http://schemas.microsoft.com/office/word/2015/wordml/symex" xmlns:wpg="http://schemas.microsoft.com/office/word/2010/wordprocessingGroup" xmlns:wpi="http://schemas.microsoft.com/office/word/2010/wordprocessingInk" xmlns:wne="http://schemas.microsoft.com/office/word/2006/wordml" xmlns:wps="http://schemas.microsoft.com/office/word/2010/wordprocessingShape" mc:Ignorable="w14 w15 w16se w16cid w16 w16cex w16sdtdh w16sdtfl w16du wp14">
+<w:footnotes xmlns:wpc="http://schemas.microsoft.com/office/word/2010/wordprocessingCanvas" xmlns:cx="http://schemas.microsoft.com/office/drawing/2014/chartex" xmlns:cx1="http://schemas.microsoft.com/office/drawing/2015/9/8/chartex" xmlns:cx2="http://schemas.microsoft.com/office/drawing/2015/10/21/chartex" xmlns:cx3="http://schemas.microsoft.com/office/drawing/2016/5/9/chartex" xmlns:cx4="http://schemas.microsoft.com/office/drawing/2016/5/10/chartex" xmlns:cx5="http://schemas.microsoft.com/office/drawing/2016/5/11/chartex" xmlns:cx6="http://schemas.microsoft.com/office/drawing/2016/5/12/chartex" xmlns:cx7="http://schemas.microsoft.com/office/drawing/2016/5/13/chartex" xmlns:cx8="http://schemas.microsoft.com/office/drawing/2016/5/14/chartex" xmlns:mc="http://schemas.openxmlformats.org/markup-compatibility/2006" xmlns:aink="http://schemas.microsoft.com/office/drawing/2016/ink" xmlns:am3d="http://schemas.microsoft.com/office/drawing/2017/model3d" xmlns:o="urn:schemas-microsoft-com:office:office" xmlns:oel="http://schemas.microsoft.com/office/2019/extlst" xmlns:r="http://schemas.openxmlformats.org/officeDocument/2006/relationships" xmlns:m="http://schemas.openxmlformats.org/officeDocument/2006/math" xmlns:v="urn:schemas-microsoft-com:vml" xmlns:wp14="http://schemas.microsoft.com/office/word/2010/wordprocessingDrawing" xmlns:wp="http://schemas.openxmlformats.org/drawingml/2006/wordprocessingDrawing" xmlns:w10="urn:schemas-microsoft-com:office:word" xmlns:w="http://schemas.openxmlformats.org/wordprocessingml/2006/main" xmlns:w14="http://schemas.microsoft.com/office/word/2010/wordml" xmlns:w15="http://schemas.microsoft.com/office/word/2012/wordml" xmlns:w16cei="http://schemas.microsoft.com/office/word/2026/wordml/cei" xmlns:w16cex="http://schemas.microsoft.com/office/word/2018/wordml/cex" xmlns:w16cid="http://schemas.microsoft.com/office/word/2016/wordml/cid" xmlns:w16="http://schemas.microsoft.com/office/word/2018/wordml" xmlns:w16du="http://schemas.microsoft.com/office/word/2023/wordml/word16du" xmlns:w16sdtdh="http://schemas.microsoft.com/office/word/2020/wordml/sdtdatahash" xmlns:w16sdtfl="http://schemas.microsoft.com/office/word/2024/wordml/sdtformatlock" xmlns:w16se="http://schemas.microsoft.com/office/word/2015/wordml/symex" xmlns:wpg="http://schemas.microsoft.com/office/word/2010/wordprocessingGroup" xmlns:wpi="http://schemas.microsoft.com/office/word/2010/wordprocessingInk" xmlns:wne="http://schemas.microsoft.com/office/word/2006/wordml" xmlns:wps="http://schemas.microsoft.com/office/word/2010/wordprocessingShape" mc:Ignorable="w14 w15 w16se w16cid w16 w16cex w16sdtdh w16sdtfl w16du wp14">
   <w:footnote w:type="separator" w:id="-1">
     <w:p>
       <w:pPr>
@@ -19301,7 +19241,7 @@
 </file>
 
 <file path=word/header1.xml><?xml version="1.0" encoding="utf-8"?>
-<w:hdr xmlns:wpc="http://schemas.microsoft.com/office/word/2010/wordprocessingCanvas" xmlns:cx="http://schemas.microsoft.com/office/drawing/2014/chartex" xmlns:cx1="http://schemas.microsoft.com/office/drawing/2015/9/8/chartex" xmlns:cx2="http://schemas.microsoft.com/office/drawing/2015/10/21/chartex" xmlns:cx3="http://schemas.microsoft.com/office/drawing/2016/5/9/chartex" xmlns:cx4="http://schemas.microsoft.com/office/drawing/2016/5/10/chartex" xmlns:cx5="http://schemas.microsoft.com/office/drawing/2016/5/11/chartex" xmlns:cx6="http://schemas.microsoft.com/office/drawing/2016/5/12/chartex" xmlns:cx7="http://schemas.microsoft.com/office/drawing/2016/5/13/chartex" xmlns:cx8="http://schemas.microsoft.com/office/drawing/2016/5/14/chartex" xmlns:mc="http://schemas.openxmlformats.org/markup-compatibility/2006" xmlns:aink="http://schemas.microsoft.com/office/drawing/2016/ink" xmlns:am3d="http://schemas.microsoft.com/office/drawing/2017/model3d" xmlns:o="urn:schemas-microsoft-com:office:office" xmlns:oel="http://schemas.microsoft.com/office/2019/extlst" xmlns:r="http://schemas.openxmlformats.org/officeDocument/2006/relationships" xmlns:m="http://schemas.openxmlformats.org/officeDocument/2006/math" xmlns:v="urn:schemas-microsoft-com:vml" xmlns:wp14="http://schemas.microsoft.com/office/word/2010/wordprocessingDrawing" xmlns:wp="http://schemas.openxmlformats.org/drawingml/2006/wordprocessingDrawing" xmlns:w10="urn:schemas-microsoft-com:office:word" xmlns:w="http://schemas.openxmlformats.org/wordprocessingml/2006/main" xmlns:w14="http://schemas.microsoft.com/office/word/2010/wordml" xmlns:w15="http://schemas.microsoft.com/office/word/2012/wordml" xmlns:w16cex="http://schemas.microsoft.com/office/word/2018/wordml/cex" xmlns:w16cid="http://schemas.microsoft.com/office/word/2016/wordml/cid" xmlns:w16="http://schemas.microsoft.com/office/word/2018/wordml" xmlns:w16du="http://schemas.microsoft.com/office/word/2023/wordml/word16du" xmlns:w16sdtdh="http://schemas.microsoft.com/office/word/2020/wordml/sdtdatahash" xmlns:w16sdtfl="http://schemas.microsoft.com/office/word/2024/wordml/sdtformatlock" xmlns:w16se="http://schemas.microsoft.com/office/word/2015/wordml/symex" xmlns:wpg="http://schemas.microsoft.com/office/word/2010/wordprocessingGroup" xmlns:wpi="http://schemas.microsoft.com/office/word/2010/wordprocessingInk" xmlns:wne="http://schemas.microsoft.com/office/word/2006/wordml" xmlns:wps="http://schemas.microsoft.com/office/word/2010/wordprocessingShape" mc:Ignorable="w14 w15 w16se w16cid w16 w16cex w16sdtdh w16sdtfl w16du wp14">
+<w:hdr xmlns:wpc="http://schemas.microsoft.com/office/word/2010/wordprocessingCanvas" xmlns:cx="http://schemas.microsoft.com/office/drawing/2014/chartex" xmlns:cx1="http://schemas.microsoft.com/office/drawing/2015/9/8/chartex" xmlns:cx2="http://schemas.microsoft.com/office/drawing/2015/10/21/chartex" xmlns:cx3="http://schemas.microsoft.com/office/drawing/2016/5/9/chartex" xmlns:cx4="http://schemas.microsoft.com/office/drawing/2016/5/10/chartex" xmlns:cx5="http://schemas.microsoft.com/office/drawing/2016/5/11/chartex" xmlns:cx6="http://schemas.microsoft.com/office/drawing/2016/5/12/chartex" xmlns:cx7="http://schemas.microsoft.com/office/drawing/2016/5/13/chartex" xmlns:cx8="http://schemas.microsoft.com/office/drawing/2016/5/14/chartex" xmlns:mc="http://schemas.openxmlformats.org/markup-compatibility/2006" xmlns:aink="http://schemas.microsoft.com/office/drawing/2016/ink" xmlns:am3d="http://schemas.microsoft.com/office/drawing/2017/model3d" xmlns:o="urn:schemas-microsoft-com:office:office" xmlns:oel="http://schemas.microsoft.com/office/2019/extlst" xmlns:r="http://schemas.openxmlformats.org/officeDocument/2006/relationships" xmlns:m="http://schemas.openxmlformats.org/officeDocument/2006/math" xmlns:v="urn:schemas-microsoft-com:vml" xmlns:wp14="http://schemas.microsoft.com/office/word/2010/wordprocessingDrawing" xmlns:wp="http://schemas.openxmlformats.org/drawingml/2006/wordprocessingDrawing" xmlns:w10="urn:schemas-microsoft-com:office:word" xmlns:w="http://schemas.openxmlformats.org/wordprocessingml/2006/main" xmlns:w14="http://schemas.microsoft.com/office/word/2010/wordml" xmlns:w15="http://schemas.microsoft.com/office/word/2012/wordml" xmlns:w16cei="http://schemas.microsoft.com/office/word/2026/wordml/cei" xmlns:w16cex="http://schemas.microsoft.com/office/word/2018/wordml/cex" xmlns:w16cid="http://schemas.microsoft.com/office/word/2016/wordml/cid" xmlns:w16="http://schemas.microsoft.com/office/word/2018/wordml" xmlns:w16du="http://schemas.microsoft.com/office/word/2023/wordml/word16du" xmlns:w16sdtdh="http://schemas.microsoft.com/office/word/2020/wordml/sdtdatahash" xmlns:w16sdtfl="http://schemas.microsoft.com/office/word/2024/wordml/sdtformatlock" xmlns:w16se="http://schemas.microsoft.com/office/word/2015/wordml/symex" xmlns:wpg="http://schemas.microsoft.com/office/word/2010/wordprocessingGroup" xmlns:wpi="http://schemas.microsoft.com/office/word/2010/wordprocessingInk" xmlns:wne="http://schemas.microsoft.com/office/word/2006/wordml" xmlns:wps="http://schemas.microsoft.com/office/word/2010/wordprocessingShape" mc:Ignorable="w14 w15 w16se w16cid w16 w16cex w16sdtdh w16sdtfl w16du wp14">
   <w:p>
     <w:pPr>
       <w:pBdr>
@@ -19389,7 +19329,7 @@
 </file>
 
 <file path=word/numbering.xml><?xml version="1.0" encoding="utf-8"?>
-<w:numbering xmlns:wpc="http://schemas.microsoft.com/office/word/2010/wordprocessingCanvas" xmlns:cx="http://schemas.microsoft.com/office/drawing/2014/chartex" xmlns:cx1="http://schemas.microsoft.com/office/drawing/2015/9/8/chartex" xmlns:cx2="http://schemas.microsoft.com/office/drawing/2015/10/21/chartex" xmlns:cx3="http://schemas.microsoft.com/office/drawing/2016/5/9/chartex" xmlns:cx4="http://schemas.microsoft.com/office/drawing/2016/5/10/chartex" xmlns:cx5="http://schemas.microsoft.com/office/drawing/2016/5/11/chartex" xmlns:cx6="http://schemas.microsoft.com/office/drawing/2016/5/12/chartex" xmlns:cx7="http://schemas.microsoft.com/office/drawing/2016/5/13/chartex" xmlns:cx8="http://schemas.microsoft.com/office/drawing/2016/5/14/chartex" xmlns:mc="http://schemas.openxmlformats.org/markup-compatibility/2006" xmlns:aink="http://schemas.microsoft.com/office/drawing/2016/ink" xmlns:am3d="http://schemas.microsoft.com/office/drawing/2017/model3d" xmlns:o="urn:schemas-microsoft-com:office:office" xmlns:oel="http://schemas.microsoft.com/office/2019/extlst" xmlns:r="http://schemas.openxmlformats.org/officeDocument/2006/relationships" xmlns:m="http://schemas.openxmlformats.org/officeDocument/2006/math" xmlns:v="urn:schemas-microsoft-com:vml" xmlns:wp14="http://schemas.microsoft.com/office/word/2010/wordprocessingDrawing" xmlns:wp="http://schemas.openxmlformats.org/drawingml/2006/wordprocessingDrawing" xmlns:w10="urn:schemas-microsoft-com:office:word" xmlns:w="http://schemas.openxmlformats.org/wordprocessingml/2006/main" xmlns:w14="http://schemas.microsoft.com/office/word/2010/wordml" xmlns:w15="http://schemas.microsoft.com/office/word/2012/wordml" xmlns:w16cex="http://schemas.microsoft.com/office/word/2018/wordml/cex" xmlns:w16cid="http://schemas.microsoft.com/office/word/2016/wordml/cid" xmlns:w16="http://schemas.microsoft.com/office/word/2018/wordml" xmlns:w16du="http://schemas.microsoft.com/office/word/2023/wordml/word16du" xmlns:w16sdtdh="http://schemas.microsoft.com/office/word/2020/wordml/sdtdatahash" xmlns:w16sdtfl="http://schemas.microsoft.com/office/word/2024/wordml/sdtformatlock" xmlns:w16se="http://schemas.microsoft.com/office/word/2015/wordml/symex" xmlns:wpg="http://schemas.microsoft.com/office/word/2010/wordprocessingGroup" xmlns:wpi="http://schemas.microsoft.com/office/word/2010/wordprocessingInk" xmlns:wne="http://schemas.microsoft.com/office/word/2006/wordml" xmlns:wps="http://schemas.microsoft.com/office/word/2010/wordprocessingShape" mc:Ignorable="w14 w15 w16se w16cid w16 w16cex w16sdtdh w16sdtfl w16du wp14">
+<w:numbering xmlns:wpc="http://schemas.microsoft.com/office/word/2010/wordprocessingCanvas" xmlns:cx="http://schemas.microsoft.com/office/drawing/2014/chartex" xmlns:cx1="http://schemas.microsoft.com/office/drawing/2015/9/8/chartex" xmlns:cx2="http://schemas.microsoft.com/office/drawing/2015/10/21/chartex" xmlns:cx3="http://schemas.microsoft.com/office/drawing/2016/5/9/chartex" xmlns:cx4="http://schemas.microsoft.com/office/drawing/2016/5/10/chartex" xmlns:cx5="http://schemas.microsoft.com/office/drawing/2016/5/11/chartex" xmlns:cx6="http://schemas.microsoft.com/office/drawing/2016/5/12/chartex" xmlns:cx7="http://schemas.microsoft.com/office/drawing/2016/5/13/chartex" xmlns:cx8="http://schemas.microsoft.com/office/drawing/2016/5/14/chartex" xmlns:mc="http://schemas.openxmlformats.org/markup-compatibility/2006" xmlns:aink="http://schemas.microsoft.com/office/drawing/2016/ink" xmlns:am3d="http://schemas.microsoft.com/office/drawing/2017/model3d" xmlns:o="urn:schemas-microsoft-com:office:office" xmlns:oel="http://schemas.microsoft.com/office/2019/extlst" xmlns:r="http://schemas.openxmlformats.org/officeDocument/2006/relationships" xmlns:m="http://schemas.openxmlformats.org/officeDocument/2006/math" xmlns:v="urn:schemas-microsoft-com:vml" xmlns:wp14="http://schemas.microsoft.com/office/word/2010/wordprocessingDrawing" xmlns:wp="http://schemas.openxmlformats.org/drawingml/2006/wordprocessingDrawing" xmlns:w10="urn:schemas-microsoft-com:office:word" xmlns:w="http://schemas.openxmlformats.org/wordprocessingml/2006/main" xmlns:w14="http://schemas.microsoft.com/office/word/2010/wordml" xmlns:w15="http://schemas.microsoft.com/office/word/2012/wordml" xmlns:w16cei="http://schemas.microsoft.com/office/word/2026/wordml/cei" xmlns:w16cex="http://schemas.microsoft.com/office/word/2018/wordml/cex" xmlns:w16cid="http://schemas.microsoft.com/office/word/2016/wordml/cid" xmlns:w16="http://schemas.microsoft.com/office/word/2018/wordml" xmlns:w16du="http://schemas.microsoft.com/office/word/2023/wordml/word16du" xmlns:w16sdtdh="http://schemas.microsoft.com/office/word/2020/wordml/sdtdatahash" xmlns:w16sdtfl="http://schemas.microsoft.com/office/word/2024/wordml/sdtformatlock" xmlns:w16se="http://schemas.microsoft.com/office/word/2015/wordml/symex" xmlns:wpg="http://schemas.microsoft.com/office/word/2010/wordprocessingGroup" xmlns:wpi="http://schemas.microsoft.com/office/word/2010/wordprocessingInk" xmlns:wne="http://schemas.microsoft.com/office/word/2006/wordml" xmlns:wps="http://schemas.microsoft.com/office/word/2010/wordprocessingShape" mc:Ignorable="w14 w15 w16se w16cid w16 w16cex w16sdtdh w16sdtfl w16du wp14">
   <w:abstractNum w:abstractNumId="0" w15:restartNumberingAfterBreak="0">
     <w:nsid w:val="0C5E2E23"/>
     <w:multiLevelType w:val="multilevel"/>

--- a/formatos/acuerdo_sin_ads_persona_fisica.docx
+++ b/formatos/acuerdo_sin_ads_persona_fisica.docx
@@ -743,17 +743,7 @@
           <w:szCs w:val="23"/>
           <w:highlight w:val="yellow"/>
         </w:rPr>
-        <w:t xml:space="preserve">{{ </w:t>
-      </w:r>
-      <w:proofErr w:type="spellStart"/>
-      <w:r>
-        <w:rPr>
-          <w:rFonts w:ascii="Garamond" w:eastAsia="Garamond" w:hAnsi="Garamond" w:cs="Garamond"/>
-          <w:sz w:val="23"/>
-          <w:szCs w:val="23"/>
-          <w:highlight w:val="yellow"/>
-        </w:rPr>
-        <w:t>DIRECCIÓN</w:t>
+        <w:t>{{ DIRECCIÓN</w:t>
       </w:r>
       <w:proofErr w:type="gramEnd"/>
       <w:r>
@@ -763,37 +753,7 @@
           <w:szCs w:val="23"/>
           <w:highlight w:val="yellow"/>
         </w:rPr>
-        <w:t>|</w:t>
-      </w:r>
-      <w:proofErr w:type="gramStart"/>
-      <w:r>
-        <w:rPr>
-          <w:rFonts w:ascii="Garamond" w:eastAsia="Garamond" w:hAnsi="Garamond" w:cs="Garamond"/>
-          <w:sz w:val="23"/>
-          <w:szCs w:val="23"/>
-          <w:highlight w:val="yellow"/>
-        </w:rPr>
-        <w:t>title</w:t>
-      </w:r>
-      <w:proofErr w:type="spellEnd"/>
-      <w:r>
-        <w:rPr>
-          <w:rFonts w:ascii="Garamond" w:eastAsia="Garamond" w:hAnsi="Garamond" w:cs="Garamond"/>
-          <w:sz w:val="23"/>
-          <w:szCs w:val="23"/>
-          <w:highlight w:val="yellow"/>
-        </w:rPr>
-        <w:t xml:space="preserve"> }</w:t>
-      </w:r>
-      <w:proofErr w:type="gramEnd"/>
-      <w:r>
-        <w:rPr>
-          <w:rFonts w:ascii="Garamond" w:eastAsia="Garamond" w:hAnsi="Garamond" w:cs="Garamond"/>
-          <w:sz w:val="23"/>
-          <w:szCs w:val="23"/>
-          <w:highlight w:val="yellow"/>
-        </w:rPr>
-        <w:t>}</w:t>
+        <w:t xml:space="preserve"> }}</w:t>
       </w:r>
       <w:r>
         <w:rPr>
@@ -5174,9 +5134,9 @@
           <w:highlight w:val="yellow"/>
           <w:lang w:val="es-ES"/>
         </w:rPr>
-        <w:t xml:space="preserve">{{ </w:t>
-      </w:r>
-      <w:proofErr w:type="spellStart"/>
+        <w:t>{{ RAZÓN</w:t>
+      </w:r>
+      <w:proofErr w:type="gramEnd"/>
       <w:r>
         <w:rPr>
           <w:rFonts w:ascii="Garamond" w:eastAsia="Garamond" w:hAnsi="Garamond" w:cs="Garamond"/>
@@ -5187,9 +5147,9 @@
           <w:highlight w:val="yellow"/>
           <w:lang w:val="es-ES"/>
         </w:rPr>
-        <w:t>RAZÓN</w:t>
-      </w:r>
-      <w:proofErr w:type="gramEnd"/>
+        <w:t>_</w:t>
+      </w:r>
+      <w:proofErr w:type="gramStart"/>
       <w:r>
         <w:rPr>
           <w:rFonts w:ascii="Garamond" w:eastAsia="Garamond" w:hAnsi="Garamond" w:cs="Garamond"/>
@@ -5200,45 +5160,7 @@
           <w:highlight w:val="yellow"/>
           <w:lang w:val="es-ES"/>
         </w:rPr>
-        <w:t>_SOCIAL</w:t>
-      </w:r>
-      <w:r>
-        <w:rPr>
-          <w:rFonts w:ascii="Garamond" w:eastAsia="Garamond" w:hAnsi="Garamond" w:cs="Garamond"/>
-          <w:i/>
-          <w:iCs/>
-          <w:sz w:val="23"/>
-          <w:szCs w:val="23"/>
-          <w:highlight w:val="yellow"/>
-          <w:lang w:val="es-ES"/>
-        </w:rPr>
-        <w:t>|</w:t>
-      </w:r>
-      <w:proofErr w:type="gramStart"/>
-      <w:r>
-        <w:rPr>
-          <w:rFonts w:ascii="Garamond" w:eastAsia="Garamond" w:hAnsi="Garamond" w:cs="Garamond"/>
-          <w:i/>
-          <w:iCs/>
-          <w:sz w:val="23"/>
-          <w:szCs w:val="23"/>
-          <w:highlight w:val="yellow"/>
-          <w:lang w:val="es-ES"/>
-        </w:rPr>
-        <w:t>upper</w:t>
-      </w:r>
-      <w:proofErr w:type="spellEnd"/>
-      <w:r>
-        <w:rPr>
-          <w:rFonts w:ascii="Garamond" w:eastAsia="Garamond" w:hAnsi="Garamond" w:cs="Garamond"/>
-          <w:i/>
-          <w:iCs/>
-          <w:sz w:val="23"/>
-          <w:szCs w:val="23"/>
-          <w:highlight w:val="yellow"/>
-          <w:lang w:val="es-ES"/>
-        </w:rPr>
-        <w:t xml:space="preserve"> }</w:t>
+        <w:t>SOCIAL }</w:t>
       </w:r>
       <w:proofErr w:type="gramEnd"/>
       <w:r>
@@ -5538,7 +5460,7 @@
           <w:szCs w:val="23"/>
           <w:highlight w:val="yellow"/>
         </w:rPr>
-        <w:t>upper</w:t>
+        <w:t>title</w:t>
       </w:r>
       <w:proofErr w:type="spellEnd"/>
       <w:r>
@@ -5550,7 +5472,18 @@
           <w:szCs w:val="23"/>
           <w:highlight w:val="yellow"/>
         </w:rPr>
-        <w:t xml:space="preserve"> }</w:t>
+        <w:t xml:space="preserve"> </w:t>
+      </w:r>
+      <w:r>
+        <w:rPr>
+          <w:rFonts w:ascii="Garamond" w:eastAsia="Garamond" w:hAnsi="Garamond" w:cs="Garamond"/>
+          <w:i/>
+          <w:iCs/>
+          <w:sz w:val="23"/>
+          <w:szCs w:val="23"/>
+          <w:highlight w:val="yellow"/>
+        </w:rPr>
+        <w:t>}</w:t>
       </w:r>
       <w:proofErr w:type="gramEnd"/>
       <w:r>
@@ -7412,58 +7345,116 @@
           <w:sz w:val="23"/>
           <w:szCs w:val="23"/>
           <w:u w:val="single"/>
-          <w:lang w:val="pt-PT"/>
+          <w:lang w:val="es-MX"/>
         </w:rPr>
         <w:t xml:space="preserve">CLÁUSULA </w:t>
       </w:r>
-      <w:r>
-        <w:rPr>
-          <w:rFonts w:ascii="Garamond" w:eastAsia="Garamond" w:hAnsi="Garamond" w:cs="Garamond"/>
-          <w:b/>
-          <w:bCs/>
-          <w:sz w:val="23"/>
-          <w:szCs w:val="23"/>
-          <w:highlight w:val="yellow"/>
-          <w:u w:val="single"/>
-          <w:lang w:val="pt-PT"/>
-        </w:rPr>
-        <w:t>{{ NUM_SEMI_EXCLUSIVIDAD</w:t>
-      </w:r>
-      <w:r>
-        <w:rPr>
-          <w:rFonts w:ascii="Garamond" w:eastAsia="Garamond" w:hAnsi="Garamond" w:cs="Garamond"/>
-          <w:b/>
-          <w:bCs/>
-          <w:sz w:val="23"/>
-          <w:szCs w:val="23"/>
-          <w:highlight w:val="yellow"/>
-          <w:u w:val="single"/>
-          <w:lang w:val="pt-PT"/>
-        </w:rPr>
-        <w:t>|upper</w:t>
-      </w:r>
-      <w:r>
-        <w:rPr>
-          <w:rFonts w:ascii="Garamond" w:eastAsia="Garamond" w:hAnsi="Garamond" w:cs="Garamond"/>
-          <w:b/>
-          <w:bCs/>
-          <w:sz w:val="23"/>
-          <w:szCs w:val="23"/>
-          <w:highlight w:val="yellow"/>
-          <w:u w:val="single"/>
-          <w:lang w:val="pt-PT"/>
-        </w:rPr>
-        <w:t xml:space="preserve"> }}</w:t>
-      </w:r>
-      <w:r>
-        <w:rPr>
-          <w:rFonts w:ascii="Garamond" w:eastAsia="Garamond" w:hAnsi="Garamond" w:cs="Garamond"/>
-          <w:b/>
-          <w:bCs/>
-          <w:sz w:val="23"/>
-          <w:szCs w:val="23"/>
-          <w:u w:val="single"/>
-          <w:lang w:val="pt-PT"/>
+      <w:proofErr w:type="gramStart"/>
+      <w:r>
+        <w:rPr>
+          <w:rFonts w:ascii="Garamond" w:eastAsia="Garamond" w:hAnsi="Garamond" w:cs="Garamond"/>
+          <w:b/>
+          <w:bCs/>
+          <w:sz w:val="23"/>
+          <w:szCs w:val="23"/>
+          <w:highlight w:val="yellow"/>
+          <w:u w:val="single"/>
+          <w:lang w:val="es-MX"/>
+        </w:rPr>
+        <w:t xml:space="preserve">{{ </w:t>
+      </w:r>
+      <w:proofErr w:type="spellStart"/>
+      <w:r>
+        <w:rPr>
+          <w:rFonts w:ascii="Garamond" w:eastAsia="Garamond" w:hAnsi="Garamond" w:cs="Garamond"/>
+          <w:b/>
+          <w:bCs/>
+          <w:sz w:val="23"/>
+          <w:szCs w:val="23"/>
+          <w:highlight w:val="yellow"/>
+          <w:u w:val="single"/>
+          <w:lang w:val="es-MX"/>
+        </w:rPr>
+        <w:t>NUM</w:t>
+      </w:r>
+      <w:proofErr w:type="gramEnd"/>
+      <w:r>
+        <w:rPr>
+          <w:rFonts w:ascii="Garamond" w:eastAsia="Garamond" w:hAnsi="Garamond" w:cs="Garamond"/>
+          <w:b/>
+          <w:bCs/>
+          <w:sz w:val="23"/>
+          <w:szCs w:val="23"/>
+          <w:highlight w:val="yellow"/>
+          <w:u w:val="single"/>
+          <w:lang w:val="es-MX"/>
+        </w:rPr>
+        <w:t>_SEMI_EXCLUSIVIDAD</w:t>
+      </w:r>
+      <w:r>
+        <w:rPr>
+          <w:rFonts w:ascii="Garamond" w:eastAsia="Garamond" w:hAnsi="Garamond" w:cs="Garamond"/>
+          <w:b/>
+          <w:bCs/>
+          <w:sz w:val="23"/>
+          <w:szCs w:val="23"/>
+          <w:highlight w:val="yellow"/>
+          <w:u w:val="single"/>
+          <w:lang w:val="es-MX"/>
+        </w:rPr>
+        <w:t>|</w:t>
+      </w:r>
+      <w:proofErr w:type="gramStart"/>
+      <w:r>
+        <w:rPr>
+          <w:rFonts w:ascii="Garamond" w:eastAsia="Garamond" w:hAnsi="Garamond" w:cs="Garamond"/>
+          <w:b/>
+          <w:bCs/>
+          <w:sz w:val="23"/>
+          <w:szCs w:val="23"/>
+          <w:highlight w:val="yellow"/>
+          <w:u w:val="single"/>
+          <w:lang w:val="es-MX"/>
+        </w:rPr>
+        <w:t>upper</w:t>
+      </w:r>
+      <w:proofErr w:type="spellEnd"/>
+      <w:r>
+        <w:rPr>
+          <w:rFonts w:ascii="Garamond" w:eastAsia="Garamond" w:hAnsi="Garamond" w:cs="Garamond"/>
+          <w:b/>
+          <w:bCs/>
+          <w:sz w:val="23"/>
+          <w:szCs w:val="23"/>
+          <w:highlight w:val="yellow"/>
+          <w:u w:val="single"/>
+          <w:lang w:val="es-MX"/>
+        </w:rPr>
+        <w:t xml:space="preserve"> }</w:t>
+      </w:r>
+      <w:proofErr w:type="gramEnd"/>
+      <w:r>
+        <w:rPr>
+          <w:rFonts w:ascii="Garamond" w:eastAsia="Garamond" w:hAnsi="Garamond" w:cs="Garamond"/>
+          <w:b/>
+          <w:bCs/>
+          <w:sz w:val="23"/>
+          <w:szCs w:val="23"/>
+          <w:highlight w:val="yellow"/>
+          <w:u w:val="single"/>
+          <w:lang w:val="es-MX"/>
+        </w:rPr>
+        <w:t>}</w:t>
+      </w:r>
+      <w:r>
+        <w:rPr>
+          <w:rFonts w:ascii="Garamond" w:eastAsia="Garamond" w:hAnsi="Garamond" w:cs="Garamond"/>
+          <w:b/>
+          <w:bCs/>
+          <w:sz w:val="23"/>
+          <w:szCs w:val="23"/>
+          <w:u w:val="single"/>
+          <w:lang w:val="es-MX"/>
         </w:rPr>
         <w:t>. - Semi exclusividad</w:t>
       </w:r>
@@ -7473,7 +7464,7 @@
           <w:sz w:val="23"/>
           <w:szCs w:val="23"/>
           <w:u w:val="single"/>
-          <w:lang w:val="pt-PT"/>
+          <w:lang w:val="es-MX"/>
         </w:rPr>
         <w:t>.</w:t>
       </w:r>
@@ -7482,7 +7473,7 @@
           <w:rFonts w:ascii="Garamond" w:eastAsia="Garamond" w:hAnsi="Garamond" w:cs="Garamond"/>
           <w:sz w:val="23"/>
           <w:szCs w:val="23"/>
-          <w:lang w:val="pt-PT"/>
+          <w:lang w:val="es-MX"/>
         </w:rPr>
         <w:t xml:space="preserve"> </w:t>
       </w:r>
@@ -18513,7 +18504,7 @@
                 <w:sz w:val="23"/>
                 <w:szCs w:val="23"/>
               </w:rPr>
-              <w:t>Rappi</w:t>
+              <w:t>Tecnologías Rappi, S.A.P.I. de C.V.</w:t>
             </w:r>
           </w:p>
         </w:tc>
@@ -19015,7 +19006,6 @@
               </w:rPr>
               <w:t xml:space="preserve"> </w:t>
             </w:r>
-            <w:proofErr w:type="gramStart"/>
             <w:r>
               <w:rPr>
                 <w:rFonts w:ascii="Garamond" w:eastAsia="Garamond" w:hAnsi="Garamond" w:cs="Garamond"/>
@@ -19025,54 +19015,7 @@
                 <w:szCs w:val="23"/>
                 <w:highlight w:val="yellow"/>
               </w:rPr>
-              <w:t xml:space="preserve">{{ </w:t>
-            </w:r>
-            <w:proofErr w:type="spellStart"/>
-            <w:r>
-              <w:rPr>
-                <w:rFonts w:ascii="Garamond" w:eastAsia="Garamond" w:hAnsi="Garamond" w:cs="Garamond"/>
-                <w:b/>
-                <w:bCs/>
-                <w:sz w:val="23"/>
-                <w:szCs w:val="23"/>
-                <w:highlight w:val="yellow"/>
-              </w:rPr>
-              <w:t>RAZÓN</w:t>
-            </w:r>
-            <w:proofErr w:type="gramEnd"/>
-            <w:r>
-              <w:rPr>
-                <w:rFonts w:ascii="Garamond" w:eastAsia="Garamond" w:hAnsi="Garamond" w:cs="Garamond"/>
-                <w:b/>
-                <w:bCs/>
-                <w:sz w:val="23"/>
-                <w:szCs w:val="23"/>
-                <w:highlight w:val="yellow"/>
-              </w:rPr>
-              <w:t>_SOCIAL</w:t>
-            </w:r>
-            <w:r>
-              <w:rPr>
-                <w:rFonts w:ascii="Garamond" w:eastAsia="Garamond" w:hAnsi="Garamond" w:cs="Garamond"/>
-                <w:b/>
-                <w:bCs/>
-                <w:sz w:val="23"/>
-                <w:szCs w:val="23"/>
-                <w:highlight w:val="yellow"/>
-              </w:rPr>
-              <w:t>|title</w:t>
-            </w:r>
-            <w:proofErr w:type="spellEnd"/>
-            <w:r>
-              <w:rPr>
-                <w:rFonts w:ascii="Garamond" w:eastAsia="Garamond" w:hAnsi="Garamond" w:cs="Garamond"/>
-                <w:b/>
-                <w:bCs/>
-                <w:sz w:val="23"/>
-                <w:szCs w:val="23"/>
-                <w:highlight w:val="yellow"/>
-              </w:rPr>
-              <w:t xml:space="preserve"> }}</w:t>
+              <w:t>{{ RAZÓN_SOCIAL }}</w:t>
             </w:r>
           </w:p>
         </w:tc>
@@ -20580,7 +20523,6 @@
   <w:style w:type="character" w:default="1" w:styleId="Fuentedeprrafopredeter">
     <w:name w:val="Default Paragraph Font"/>
     <w:uiPriority w:val="1"/>
-    <w:semiHidden/>
     <w:unhideWhenUsed/>
   </w:style>
   <w:style w:type="table" w:default="1" w:styleId="Tablanormal">

--- a/formatos/acuerdo_sin_ads_persona_fisica.docx
+++ b/formatos/acuerdo_sin_ads_persona_fisica.docx
@@ -7345,116 +7345,58 @@
           <w:sz w:val="23"/>
           <w:szCs w:val="23"/>
           <w:u w:val="single"/>
-          <w:lang w:val="es-MX"/>
+          <w:lang w:val="pt-PT"/>
         </w:rPr>
         <w:t xml:space="preserve">CLÁUSULA </w:t>
       </w:r>
-      <w:proofErr w:type="gramStart"/>
-      <w:r>
-        <w:rPr>
-          <w:rFonts w:ascii="Garamond" w:eastAsia="Garamond" w:hAnsi="Garamond" w:cs="Garamond"/>
-          <w:b/>
-          <w:bCs/>
-          <w:sz w:val="23"/>
-          <w:szCs w:val="23"/>
-          <w:highlight w:val="yellow"/>
-          <w:u w:val="single"/>
-          <w:lang w:val="es-MX"/>
-        </w:rPr>
-        <w:t xml:space="preserve">{{ </w:t>
-      </w:r>
-      <w:proofErr w:type="spellStart"/>
-      <w:r>
-        <w:rPr>
-          <w:rFonts w:ascii="Garamond" w:eastAsia="Garamond" w:hAnsi="Garamond" w:cs="Garamond"/>
-          <w:b/>
-          <w:bCs/>
-          <w:sz w:val="23"/>
-          <w:szCs w:val="23"/>
-          <w:highlight w:val="yellow"/>
-          <w:u w:val="single"/>
-          <w:lang w:val="es-MX"/>
-        </w:rPr>
-        <w:t>NUM</w:t>
-      </w:r>
-      <w:proofErr w:type="gramEnd"/>
-      <w:r>
-        <w:rPr>
-          <w:rFonts w:ascii="Garamond" w:eastAsia="Garamond" w:hAnsi="Garamond" w:cs="Garamond"/>
-          <w:b/>
-          <w:bCs/>
-          <w:sz w:val="23"/>
-          <w:szCs w:val="23"/>
-          <w:highlight w:val="yellow"/>
-          <w:u w:val="single"/>
-          <w:lang w:val="es-MX"/>
-        </w:rPr>
-        <w:t>_SEMI_EXCLUSIVIDAD</w:t>
-      </w:r>
-      <w:r>
-        <w:rPr>
-          <w:rFonts w:ascii="Garamond" w:eastAsia="Garamond" w:hAnsi="Garamond" w:cs="Garamond"/>
-          <w:b/>
-          <w:bCs/>
-          <w:sz w:val="23"/>
-          <w:szCs w:val="23"/>
-          <w:highlight w:val="yellow"/>
-          <w:u w:val="single"/>
-          <w:lang w:val="es-MX"/>
-        </w:rPr>
-        <w:t>|</w:t>
-      </w:r>
-      <w:proofErr w:type="gramStart"/>
-      <w:r>
-        <w:rPr>
-          <w:rFonts w:ascii="Garamond" w:eastAsia="Garamond" w:hAnsi="Garamond" w:cs="Garamond"/>
-          <w:b/>
-          <w:bCs/>
-          <w:sz w:val="23"/>
-          <w:szCs w:val="23"/>
-          <w:highlight w:val="yellow"/>
-          <w:u w:val="single"/>
-          <w:lang w:val="es-MX"/>
-        </w:rPr>
-        <w:t>upper</w:t>
-      </w:r>
-      <w:proofErr w:type="spellEnd"/>
-      <w:r>
-        <w:rPr>
-          <w:rFonts w:ascii="Garamond" w:eastAsia="Garamond" w:hAnsi="Garamond" w:cs="Garamond"/>
-          <w:b/>
-          <w:bCs/>
-          <w:sz w:val="23"/>
-          <w:szCs w:val="23"/>
-          <w:highlight w:val="yellow"/>
-          <w:u w:val="single"/>
-          <w:lang w:val="es-MX"/>
-        </w:rPr>
-        <w:t xml:space="preserve"> }</w:t>
-      </w:r>
-      <w:proofErr w:type="gramEnd"/>
-      <w:r>
-        <w:rPr>
-          <w:rFonts w:ascii="Garamond" w:eastAsia="Garamond" w:hAnsi="Garamond" w:cs="Garamond"/>
-          <w:b/>
-          <w:bCs/>
-          <w:sz w:val="23"/>
-          <w:szCs w:val="23"/>
-          <w:highlight w:val="yellow"/>
-          <w:u w:val="single"/>
-          <w:lang w:val="es-MX"/>
-        </w:rPr>
-        <w:t>}</w:t>
-      </w:r>
-      <w:r>
-        <w:rPr>
-          <w:rFonts w:ascii="Garamond" w:eastAsia="Garamond" w:hAnsi="Garamond" w:cs="Garamond"/>
-          <w:b/>
-          <w:bCs/>
-          <w:sz w:val="23"/>
-          <w:szCs w:val="23"/>
-          <w:u w:val="single"/>
-          <w:lang w:val="es-MX"/>
+      <w:r>
+        <w:rPr>
+          <w:rFonts w:ascii="Garamond" w:eastAsia="Garamond" w:hAnsi="Garamond" w:cs="Garamond"/>
+          <w:b/>
+          <w:bCs/>
+          <w:sz w:val="23"/>
+          <w:szCs w:val="23"/>
+          <w:highlight w:val="yellow"/>
+          <w:u w:val="single"/>
+          <w:lang w:val="pt-PT"/>
+        </w:rPr>
+        <w:t>{{ NUM_SEMI_EXCLUSIVIDAD</w:t>
+      </w:r>
+      <w:r>
+        <w:rPr>
+          <w:rFonts w:ascii="Garamond" w:eastAsia="Garamond" w:hAnsi="Garamond" w:cs="Garamond"/>
+          <w:b/>
+          <w:bCs/>
+          <w:sz w:val="23"/>
+          <w:szCs w:val="23"/>
+          <w:highlight w:val="yellow"/>
+          <w:u w:val="single"/>
+          <w:lang w:val="pt-PT"/>
+        </w:rPr>
+        <w:t>|upper</w:t>
+      </w:r>
+      <w:r>
+        <w:rPr>
+          <w:rFonts w:ascii="Garamond" w:eastAsia="Garamond" w:hAnsi="Garamond" w:cs="Garamond"/>
+          <w:b/>
+          <w:bCs/>
+          <w:sz w:val="23"/>
+          <w:szCs w:val="23"/>
+          <w:highlight w:val="yellow"/>
+          <w:u w:val="single"/>
+          <w:lang w:val="pt-PT"/>
+        </w:rPr>
+        <w:t xml:space="preserve"> }}</w:t>
+      </w:r>
+      <w:r>
+        <w:rPr>
+          <w:rFonts w:ascii="Garamond" w:eastAsia="Garamond" w:hAnsi="Garamond" w:cs="Garamond"/>
+          <w:b/>
+          <w:bCs/>
+          <w:sz w:val="23"/>
+          <w:szCs w:val="23"/>
+          <w:u w:val="single"/>
+          <w:lang w:val="pt-PT"/>
         </w:rPr>
         <w:t>. - Semi exclusividad</w:t>
       </w:r>
@@ -7464,7 +7406,7 @@
           <w:sz w:val="23"/>
           <w:szCs w:val="23"/>
           <w:u w:val="single"/>
-          <w:lang w:val="es-MX"/>
+          <w:lang w:val="pt-PT"/>
         </w:rPr>
         <w:t>.</w:t>
       </w:r>
@@ -7473,7 +7415,7 @@
           <w:rFonts w:ascii="Garamond" w:eastAsia="Garamond" w:hAnsi="Garamond" w:cs="Garamond"/>
           <w:sz w:val="23"/>
           <w:szCs w:val="23"/>
-          <w:lang w:val="es-MX"/>
+          <w:lang w:val="pt-PT"/>
         </w:rPr>
         <w:t xml:space="preserve"> </w:t>
       </w:r>
@@ -11753,23 +11695,16 @@
           <w:sz w:val="23"/>
           <w:szCs w:val="23"/>
         </w:rPr>
-        <w:t xml:space="preserve">) Rappi rescinda el Acuerdo por causas imputables al Aliado (en adelante “Incumplimiento”), entonces el Aliado deberá devolver íntegramente las cantidades que Rappi haya otorgado por concepto de "Bono de Firma, Bono de Mercadotecnia, Bono de Crecimiento, Bono de Desempeño, Fondo de Mercadotecnia, </w:t>
-      </w:r>
-      <w:r>
-        <w:rPr>
-          <w:rFonts w:ascii="Garamond" w:eastAsia="Garamond" w:hAnsi="Garamond" w:cs="Garamond"/>
-          <w:sz w:val="23"/>
-          <w:szCs w:val="23"/>
-        </w:rPr>
-        <w:t>“</w:t>
-      </w:r>
-      <w:r>
-        <w:rPr>
-          <w:rFonts w:ascii="Garamond" w:eastAsia="Garamond" w:hAnsi="Garamond" w:cs="Garamond"/>
-          <w:sz w:val="23"/>
-          <w:szCs w:val="23"/>
-        </w:rPr>
-        <w:t>Fondo de Crecimiento"</w:t>
+        <w:t xml:space="preserve">) Rappi rescinda el Acuerdo por causas imputables al Aliado (en adelante “Incumplimiento”), entonces el Aliado deberá devolver íntegramente las cantidades que Rappi haya otorgado por concepto de </w:t>
+      </w:r>
+      <w:r>
+        <w:rPr>
+          <w:rFonts w:ascii="Garamond" w:eastAsia="Garamond" w:hAnsi="Garamond" w:cs="Garamond"/>
+          <w:sz w:val="23"/>
+          <w:szCs w:val="23"/>
+          <w:lang w:val="es-ES"/>
+        </w:rPr>
+        <w:t xml:space="preserve">"{{ LISTA_BONOS_FONDOS }}" </w:t>
       </w:r>
       <w:r>
         <w:rPr>
@@ -12415,29 +12350,1471 @@
           <w:u w:val="single"/>
           <w:lang w:val="es-MX"/>
         </w:rPr>
-        <w:t xml:space="preserve">- Compromisos </w:t>
-      </w:r>
-      <w:r>
-        <w:rPr>
-          <w:rFonts w:ascii="Garamond" w:eastAsia="Garamond" w:hAnsi="Garamond" w:cs="Garamond"/>
-          <w:b/>
-          <w:bCs/>
-          <w:sz w:val="23"/>
-          <w:szCs w:val="23"/>
-          <w:u w:val="single"/>
+        <w:t>- Compromisos Adicionales del Aliado</w:t>
+      </w:r>
+      <w:r>
+        <w:rPr>
+          <w:rFonts w:ascii="Garamond" w:eastAsia="Garamond" w:hAnsi="Garamond" w:cs="Garamond"/>
+          <w:sz w:val="23"/>
+          <w:szCs w:val="23"/>
           <w:lang w:val="es-MX"/>
         </w:rPr>
+        <w:t>. El Aliado se obliga a cumplir con los siguientes compromisos:</w:t>
+      </w:r>
+    </w:p>
+    <w:p>
+      <w:pPr>
+        <w:jc w:val="both"/>
+        <w:rPr>
+          <w:rFonts w:ascii="Garamond" w:eastAsia="Garamond" w:hAnsi="Garamond" w:cs="Garamond"/>
+          <w:sz w:val="23"/>
+          <w:szCs w:val="23"/>
+          <w:lang w:val="es-MX"/>
+        </w:rPr>
+      </w:pPr>
+      <w:r>
+        <w:rPr>
+          <w:rFonts w:ascii="Garamond" w:eastAsia="Garamond" w:hAnsi="Garamond" w:cs="Garamond"/>
+          <w:sz w:val="23"/>
+          <w:szCs w:val="23"/>
+          <w:highlight w:val="yellow"/>
+          <w:lang w:val="es-ES"/>
+        </w:rPr>
         <w:lastRenderedPageBreak/>
-        <w:t>Adicionales del Aliado</w:t>
-      </w:r>
-      <w:r>
+        <w:t xml:space="preserve">{%p </w:t>
+      </w:r>
+      <w:proofErr w:type="spellStart"/>
+      <w:r>
+        <w:rPr>
+          <w:rFonts w:ascii="Garamond" w:eastAsia="Garamond" w:hAnsi="Garamond" w:cs="Garamond"/>
+          <w:sz w:val="23"/>
+          <w:szCs w:val="23"/>
+          <w:highlight w:val="yellow"/>
+          <w:lang w:val="es-ES"/>
+        </w:rPr>
+        <w:t>endif</w:t>
+      </w:r>
+      <w:proofErr w:type="spellEnd"/>
+      <w:r>
+        <w:rPr>
+          <w:rFonts w:ascii="Garamond" w:eastAsia="Garamond" w:hAnsi="Garamond" w:cs="Garamond"/>
+          <w:sz w:val="23"/>
+          <w:szCs w:val="23"/>
+          <w:highlight w:val="yellow"/>
+          <w:lang w:val="es-ES"/>
+        </w:rPr>
+        <w:t xml:space="preserve"> %}</w:t>
+      </w:r>
+    </w:p>
+    <w:p>
+      <w:pPr>
+        <w:jc w:val="both"/>
+        <w:rPr>
+          <w:rFonts w:ascii="Garamond" w:eastAsia="Garamond" w:hAnsi="Garamond" w:cs="Garamond"/>
+          <w:sz w:val="23"/>
+          <w:szCs w:val="23"/>
+          <w:lang w:val="es-ES"/>
+        </w:rPr>
+      </w:pPr>
+      <w:r>
+        <w:rPr>
+          <w:rFonts w:ascii="Garamond" w:eastAsia="Garamond" w:hAnsi="Garamond" w:cs="Garamond"/>
+          <w:sz w:val="23"/>
+          <w:szCs w:val="23"/>
+          <w:highlight w:val="yellow"/>
+          <w:lang w:val="es-ES"/>
+        </w:rPr>
+        <w:t xml:space="preserve">{%p </w:t>
+      </w:r>
+      <w:proofErr w:type="spellStart"/>
+      <w:r>
+        <w:rPr>
+          <w:rFonts w:ascii="Garamond" w:eastAsia="Garamond" w:hAnsi="Garamond" w:cs="Garamond"/>
+          <w:sz w:val="23"/>
+          <w:szCs w:val="23"/>
+          <w:highlight w:val="yellow"/>
+          <w:lang w:val="es-ES"/>
+        </w:rPr>
+        <w:t>if</w:t>
+      </w:r>
+      <w:proofErr w:type="spellEnd"/>
+      <w:r>
+        <w:rPr>
+          <w:rFonts w:ascii="Garamond" w:eastAsia="Garamond" w:hAnsi="Garamond" w:cs="Garamond"/>
+          <w:sz w:val="23"/>
+          <w:szCs w:val="23"/>
+          <w:highlight w:val="yellow"/>
+          <w:lang w:val="es-ES"/>
+        </w:rPr>
+        <w:t xml:space="preserve"> </w:t>
+      </w:r>
+      <w:proofErr w:type="spellStart"/>
+      <w:r>
+        <w:rPr>
+          <w:rFonts w:ascii="Garamond" w:eastAsia="Garamond" w:hAnsi="Garamond" w:cs="Garamond"/>
+          <w:sz w:val="23"/>
+          <w:szCs w:val="23"/>
+          <w:highlight w:val="yellow"/>
+          <w:lang w:val="es-ES"/>
+        </w:rPr>
+        <w:t>activa</w:t>
+      </w:r>
+      <w:r>
+        <w:rPr>
+          <w:rFonts w:ascii="Garamond" w:eastAsia="Garamond" w:hAnsi="Garamond" w:cs="Garamond"/>
+          <w:sz w:val="23"/>
+          <w:szCs w:val="23"/>
+          <w:highlight w:val="yellow"/>
+          <w:lang w:val="es-ES"/>
+        </w:rPr>
+        <w:t>_</w:t>
+      </w:r>
+      <w:r>
+        <w:rPr>
+          <w:rFonts w:ascii="Garamond" w:eastAsia="Garamond" w:hAnsi="Garamond" w:cs="Garamond"/>
+          <w:sz w:val="23"/>
+          <w:szCs w:val="23"/>
+          <w:highlight w:val="yellow"/>
+          <w:lang w:val="es-ES"/>
+        </w:rPr>
+        <w:t>descuento_menu</w:t>
+      </w:r>
+      <w:proofErr w:type="spellEnd"/>
+      <w:r>
+        <w:rPr>
+          <w:rFonts w:ascii="Garamond" w:eastAsia="Garamond" w:hAnsi="Garamond" w:cs="Garamond"/>
+          <w:sz w:val="23"/>
+          <w:szCs w:val="23"/>
+          <w:highlight w:val="yellow"/>
+          <w:lang w:val="es-ES"/>
+        </w:rPr>
+        <w:t xml:space="preserve"> %}</w:t>
+      </w:r>
+    </w:p>
+    <w:p>
+      <w:pPr>
+        <w:jc w:val="both"/>
+        <w:rPr>
+          <w:rFonts w:ascii="Garamond" w:eastAsia="Garamond" w:hAnsi="Garamond" w:cs="Garamond"/>
+          <w:sz w:val="23"/>
+          <w:szCs w:val="23"/>
+          <w:lang w:val="es-ES"/>
+        </w:rPr>
+      </w:pPr>
+    </w:p>
+    <w:p>
+      <w:pPr>
+        <w:jc w:val="both"/>
+        <w:rPr>
+          <w:rFonts w:ascii="Garamond" w:eastAsia="Garamond" w:hAnsi="Garamond" w:cs="Garamond"/>
+          <w:sz w:val="23"/>
+          <w:szCs w:val="23"/>
+        </w:rPr>
+      </w:pPr>
+      <w:r>
+        <w:rPr>
+          <w:rFonts w:ascii="Garamond" w:eastAsia="Garamond" w:hAnsi="Garamond" w:cs="Garamond"/>
+          <w:sz w:val="23"/>
+          <w:szCs w:val="23"/>
+        </w:rPr>
+        <w:t xml:space="preserve">Realizar un descuento de por lo menos el </w:t>
+      </w:r>
+      <w:proofErr w:type="gramStart"/>
+      <w:r>
+        <w:rPr>
+          <w:rFonts w:ascii="Garamond" w:eastAsia="Garamond" w:hAnsi="Garamond" w:cs="Garamond"/>
+          <w:sz w:val="23"/>
+          <w:szCs w:val="23"/>
+          <w:highlight w:val="yellow"/>
+        </w:rPr>
+        <w:t>{{ N</w:t>
+      </w:r>
+      <w:proofErr w:type="gramEnd"/>
+      <w:r>
+        <w:rPr>
+          <w:rFonts w:ascii="Garamond" w:eastAsia="Garamond" w:hAnsi="Garamond" w:cs="Garamond"/>
+          <w:sz w:val="23"/>
+          <w:szCs w:val="23"/>
+          <w:highlight w:val="yellow"/>
+        </w:rPr>
+        <w:t>_DESCUENTO_</w:t>
+      </w:r>
+      <w:proofErr w:type="gramStart"/>
+      <w:r>
+        <w:rPr>
+          <w:rFonts w:ascii="Garamond" w:eastAsia="Garamond" w:hAnsi="Garamond" w:cs="Garamond"/>
+          <w:sz w:val="23"/>
+          <w:szCs w:val="23"/>
+          <w:highlight w:val="yellow"/>
+        </w:rPr>
+        <w:t>MENU }}</w:t>
+      </w:r>
+      <w:r>
+        <w:rPr>
+          <w:rFonts w:ascii="Garamond" w:eastAsia="Garamond" w:hAnsi="Garamond" w:cs="Garamond"/>
+          <w:sz w:val="23"/>
+          <w:szCs w:val="23"/>
+        </w:rPr>
+        <w:t>%</w:t>
+      </w:r>
+      <w:proofErr w:type="gramEnd"/>
+      <w:r>
+        <w:rPr>
+          <w:rFonts w:ascii="Garamond" w:eastAsia="Garamond" w:hAnsi="Garamond" w:cs="Garamond"/>
+          <w:sz w:val="23"/>
+          <w:szCs w:val="23"/>
+        </w:rPr>
+        <w:t xml:space="preserve"> </w:t>
+      </w:r>
+      <w:r>
+        <w:rPr>
+          <w:rFonts w:ascii="Garamond" w:eastAsia="Garamond" w:hAnsi="Garamond" w:cs="Garamond"/>
+          <w:sz w:val="23"/>
+          <w:szCs w:val="23"/>
+          <w:highlight w:val="yellow"/>
+        </w:rPr>
+        <w:t>(</w:t>
+      </w:r>
+      <w:proofErr w:type="gramStart"/>
+      <w:r>
+        <w:rPr>
+          <w:rFonts w:ascii="Garamond" w:eastAsia="Garamond" w:hAnsi="Garamond" w:cs="Garamond"/>
+          <w:sz w:val="23"/>
+          <w:szCs w:val="23"/>
+          <w:highlight w:val="yellow"/>
+        </w:rPr>
+        <w:t xml:space="preserve">{{ </w:t>
+      </w:r>
+      <w:proofErr w:type="spellStart"/>
+      <w:r>
+        <w:rPr>
+          <w:rFonts w:ascii="Garamond" w:eastAsia="Garamond" w:hAnsi="Garamond" w:cs="Garamond"/>
+          <w:sz w:val="23"/>
+          <w:szCs w:val="23"/>
+          <w:highlight w:val="yellow"/>
+        </w:rPr>
+        <w:t>VALOR</w:t>
+      </w:r>
+      <w:proofErr w:type="gramEnd"/>
+      <w:r>
+        <w:rPr>
+          <w:rFonts w:ascii="Garamond" w:eastAsia="Garamond" w:hAnsi="Garamond" w:cs="Garamond"/>
+          <w:sz w:val="23"/>
+          <w:szCs w:val="23"/>
+          <w:highlight w:val="yellow"/>
+        </w:rPr>
+        <w:t>_DESCUENTO_MENU</w:t>
+      </w:r>
+      <w:r>
+        <w:rPr>
+          <w:rFonts w:ascii="Garamond" w:eastAsia="Garamond" w:hAnsi="Garamond" w:cs="Garamond"/>
+          <w:sz w:val="23"/>
+          <w:szCs w:val="23"/>
+          <w:highlight w:val="yellow"/>
+        </w:rPr>
+        <w:t>|</w:t>
+      </w:r>
+      <w:proofErr w:type="gramStart"/>
+      <w:r>
+        <w:rPr>
+          <w:rFonts w:ascii="Garamond" w:eastAsia="Garamond" w:hAnsi="Garamond" w:cs="Garamond"/>
+          <w:sz w:val="23"/>
+          <w:szCs w:val="23"/>
+          <w:highlight w:val="yellow"/>
+        </w:rPr>
+        <w:t>lower</w:t>
+      </w:r>
+      <w:proofErr w:type="spellEnd"/>
+      <w:r>
+        <w:rPr>
+          <w:rFonts w:ascii="Garamond" w:eastAsia="Garamond" w:hAnsi="Garamond" w:cs="Garamond"/>
+          <w:sz w:val="23"/>
+          <w:szCs w:val="23"/>
+          <w:highlight w:val="yellow"/>
+        </w:rPr>
+        <w:t xml:space="preserve"> }</w:t>
+      </w:r>
+      <w:proofErr w:type="gramEnd"/>
+      <w:r>
+        <w:rPr>
+          <w:rFonts w:ascii="Garamond" w:eastAsia="Garamond" w:hAnsi="Garamond" w:cs="Garamond"/>
+          <w:sz w:val="23"/>
+          <w:szCs w:val="23"/>
+          <w:highlight w:val="yellow"/>
+        </w:rPr>
+        <w:t>}</w:t>
+      </w:r>
+      <w:r>
+        <w:rPr>
+          <w:rFonts w:ascii="Garamond" w:eastAsia="Garamond" w:hAnsi="Garamond" w:cs="Garamond"/>
+          <w:sz w:val="23"/>
+          <w:szCs w:val="23"/>
+        </w:rPr>
+        <w:t xml:space="preserve"> por ciento) en todo el menú dentro de la Plataforma Rappi durante los primeros </w:t>
+      </w:r>
+      <w:proofErr w:type="gramStart"/>
+      <w:r>
+        <w:rPr>
+          <w:rFonts w:ascii="Garamond" w:eastAsia="Garamond" w:hAnsi="Garamond" w:cs="Garamond"/>
+          <w:sz w:val="23"/>
+          <w:szCs w:val="23"/>
+          <w:highlight w:val="yellow"/>
+        </w:rPr>
+        <w:t>{{ N</w:t>
+      </w:r>
+      <w:proofErr w:type="gramEnd"/>
+      <w:r>
+        <w:rPr>
+          <w:rFonts w:ascii="Garamond" w:eastAsia="Garamond" w:hAnsi="Garamond" w:cs="Garamond"/>
+          <w:sz w:val="23"/>
+          <w:szCs w:val="23"/>
+          <w:highlight w:val="yellow"/>
+        </w:rPr>
+        <w:t>_MESES_DESCUENTO_</w:t>
+      </w:r>
+      <w:proofErr w:type="gramStart"/>
+      <w:r>
+        <w:rPr>
+          <w:rFonts w:ascii="Garamond" w:eastAsia="Garamond" w:hAnsi="Garamond" w:cs="Garamond"/>
+          <w:sz w:val="23"/>
+          <w:szCs w:val="23"/>
+          <w:highlight w:val="yellow"/>
+        </w:rPr>
+        <w:t>MENU }</w:t>
+      </w:r>
+      <w:proofErr w:type="gramEnd"/>
+      <w:r>
+        <w:rPr>
+          <w:rFonts w:ascii="Garamond" w:eastAsia="Garamond" w:hAnsi="Garamond" w:cs="Garamond"/>
+          <w:sz w:val="23"/>
+          <w:szCs w:val="23"/>
+          <w:highlight w:val="yellow"/>
+        </w:rPr>
+        <w:t>} (</w:t>
+      </w:r>
+      <w:proofErr w:type="gramStart"/>
+      <w:r>
+        <w:rPr>
+          <w:rFonts w:ascii="Garamond" w:eastAsia="Garamond" w:hAnsi="Garamond" w:cs="Garamond"/>
+          <w:sz w:val="23"/>
+          <w:szCs w:val="23"/>
+          <w:highlight w:val="yellow"/>
+        </w:rPr>
+        <w:t xml:space="preserve">{{ </w:t>
+      </w:r>
+      <w:proofErr w:type="spellStart"/>
+      <w:r>
+        <w:rPr>
+          <w:rFonts w:ascii="Garamond" w:eastAsia="Garamond" w:hAnsi="Garamond" w:cs="Garamond"/>
+          <w:sz w:val="23"/>
+          <w:szCs w:val="23"/>
+          <w:highlight w:val="yellow"/>
+        </w:rPr>
+        <w:t>VALOR</w:t>
+      </w:r>
+      <w:proofErr w:type="gramEnd"/>
+      <w:r>
+        <w:rPr>
+          <w:rFonts w:ascii="Garamond" w:eastAsia="Garamond" w:hAnsi="Garamond" w:cs="Garamond"/>
+          <w:sz w:val="23"/>
+          <w:szCs w:val="23"/>
+          <w:highlight w:val="yellow"/>
+        </w:rPr>
+        <w:t>_MES_DESCUENTO_MENU</w:t>
+      </w:r>
+      <w:r>
+        <w:rPr>
+          <w:rFonts w:ascii="Garamond" w:eastAsia="Garamond" w:hAnsi="Garamond" w:cs="Garamond"/>
+          <w:sz w:val="23"/>
+          <w:szCs w:val="23"/>
+          <w:highlight w:val="yellow"/>
+        </w:rPr>
+        <w:t>|</w:t>
+      </w:r>
+      <w:proofErr w:type="gramStart"/>
+      <w:r>
+        <w:rPr>
+          <w:rFonts w:ascii="Garamond" w:eastAsia="Garamond" w:hAnsi="Garamond" w:cs="Garamond"/>
+          <w:sz w:val="23"/>
+          <w:szCs w:val="23"/>
+          <w:highlight w:val="yellow"/>
+        </w:rPr>
+        <w:t>lower</w:t>
+      </w:r>
+      <w:proofErr w:type="spellEnd"/>
+      <w:r>
+        <w:rPr>
+          <w:rFonts w:ascii="Garamond" w:eastAsia="Garamond" w:hAnsi="Garamond" w:cs="Garamond"/>
+          <w:sz w:val="23"/>
+          <w:szCs w:val="23"/>
+          <w:highlight w:val="yellow"/>
+        </w:rPr>
+        <w:t xml:space="preserve"> }</w:t>
+      </w:r>
+      <w:proofErr w:type="gramEnd"/>
+      <w:r>
+        <w:rPr>
+          <w:rFonts w:ascii="Garamond" w:eastAsia="Garamond" w:hAnsi="Garamond" w:cs="Garamond"/>
+          <w:sz w:val="23"/>
+          <w:szCs w:val="23"/>
+          <w:highlight w:val="yellow"/>
+        </w:rPr>
+        <w:t>}</w:t>
+      </w:r>
+      <w:r>
+        <w:rPr>
+          <w:rFonts w:ascii="Garamond" w:eastAsia="Garamond" w:hAnsi="Garamond" w:cs="Garamond"/>
+          <w:sz w:val="23"/>
+          <w:szCs w:val="23"/>
+        </w:rPr>
+        <w:t>) meses de ejecución del presente Acuerdo.</w:t>
+      </w:r>
+    </w:p>
+    <w:p>
+      <w:pPr>
+        <w:jc w:val="both"/>
+        <w:rPr>
+          <w:rFonts w:ascii="Garamond" w:eastAsia="Garamond" w:hAnsi="Garamond" w:cs="Garamond"/>
+          <w:sz w:val="23"/>
+          <w:szCs w:val="23"/>
+          <w:lang w:val="en-US"/>
+        </w:rPr>
+      </w:pPr>
+      <w:r>
+        <w:rPr>
+          <w:rFonts w:ascii="Garamond" w:eastAsia="Garamond" w:hAnsi="Garamond" w:cs="Garamond"/>
+          <w:sz w:val="23"/>
+          <w:szCs w:val="23"/>
+          <w:highlight w:val="yellow"/>
+          <w:lang w:val="en-US"/>
+        </w:rPr>
+        <w:t>{%p endif %}</w:t>
+      </w:r>
+    </w:p>
+    <w:p>
+      <w:pPr>
+        <w:jc w:val="both"/>
+        <w:rPr>
+          <w:rFonts w:ascii="Garamond" w:eastAsia="Garamond" w:hAnsi="Garamond" w:cs="Garamond"/>
+          <w:sz w:val="23"/>
+          <w:szCs w:val="23"/>
+          <w:lang w:val="en-US"/>
+        </w:rPr>
+      </w:pPr>
+      <w:r>
+        <w:rPr>
+          <w:rFonts w:ascii="Garamond" w:eastAsia="Garamond" w:hAnsi="Garamond" w:cs="Garamond"/>
+          <w:sz w:val="23"/>
+          <w:szCs w:val="23"/>
+          <w:highlight w:val="yellow"/>
+          <w:lang w:val="en-US"/>
+        </w:rPr>
+        <w:t xml:space="preserve">{%p if </w:t>
+      </w:r>
+      <w:proofErr w:type="spellStart"/>
+      <w:r>
+        <w:rPr>
+          <w:rFonts w:ascii="Garamond" w:eastAsia="Garamond" w:hAnsi="Garamond" w:cs="Garamond"/>
+          <w:sz w:val="23"/>
+          <w:szCs w:val="23"/>
+          <w:highlight w:val="yellow"/>
+          <w:lang w:val="en-US"/>
+        </w:rPr>
+        <w:t>activa_mark_down</w:t>
+      </w:r>
+      <w:proofErr w:type="spellEnd"/>
+      <w:r>
+        <w:rPr>
+          <w:rFonts w:ascii="Garamond" w:eastAsia="Garamond" w:hAnsi="Garamond" w:cs="Garamond"/>
+          <w:sz w:val="23"/>
+          <w:szCs w:val="23"/>
+          <w:highlight w:val="yellow"/>
+          <w:lang w:val="en-US"/>
+        </w:rPr>
+        <w:t xml:space="preserve"> %}</w:t>
+      </w:r>
+    </w:p>
+    <w:p>
+      <w:pPr>
+        <w:jc w:val="both"/>
+        <w:rPr>
+          <w:rFonts w:ascii="Garamond" w:eastAsia="Garamond" w:hAnsi="Garamond" w:cs="Garamond"/>
+          <w:sz w:val="23"/>
+          <w:szCs w:val="23"/>
+          <w:lang w:val="en-US"/>
+        </w:rPr>
+      </w:pPr>
+    </w:p>
+    <w:p>
+      <w:pPr>
+        <w:jc w:val="both"/>
+        <w:rPr>
+          <w:rFonts w:ascii="Garamond" w:eastAsia="Garamond" w:hAnsi="Garamond" w:cs="Garamond"/>
+          <w:sz w:val="23"/>
+          <w:szCs w:val="23"/>
+        </w:rPr>
+      </w:pPr>
+      <w:r>
+        <w:rPr>
+          <w:rFonts w:ascii="Garamond" w:eastAsia="Garamond" w:hAnsi="Garamond" w:cs="Garamond"/>
+          <w:sz w:val="23"/>
+          <w:szCs w:val="23"/>
+        </w:rPr>
+        <w:t xml:space="preserve">Realizar una inversión mensual en promociones del </w:t>
+      </w:r>
+      <w:proofErr w:type="gramStart"/>
+      <w:r>
+        <w:rPr>
+          <w:rFonts w:ascii="Garamond" w:eastAsia="Garamond" w:hAnsi="Garamond" w:cs="Garamond"/>
+          <w:sz w:val="23"/>
+          <w:szCs w:val="23"/>
+          <w:highlight w:val="yellow"/>
+        </w:rPr>
+        <w:t>{{ N</w:t>
+      </w:r>
+      <w:proofErr w:type="gramEnd"/>
+      <w:r>
+        <w:rPr>
+          <w:rFonts w:ascii="Garamond" w:eastAsia="Garamond" w:hAnsi="Garamond" w:cs="Garamond"/>
+          <w:sz w:val="23"/>
+          <w:szCs w:val="23"/>
+          <w:highlight w:val="yellow"/>
+        </w:rPr>
+        <w:t>_DESCUENTO_MARK_</w:t>
+      </w:r>
+      <w:proofErr w:type="gramStart"/>
+      <w:r>
+        <w:rPr>
+          <w:rFonts w:ascii="Garamond" w:eastAsia="Garamond" w:hAnsi="Garamond" w:cs="Garamond"/>
+          <w:sz w:val="23"/>
+          <w:szCs w:val="23"/>
+          <w:highlight w:val="yellow"/>
+        </w:rPr>
+        <w:t>DOWN }</w:t>
+      </w:r>
+      <w:proofErr w:type="gramEnd"/>
+      <w:r>
+        <w:rPr>
+          <w:rFonts w:ascii="Garamond" w:eastAsia="Garamond" w:hAnsi="Garamond" w:cs="Garamond"/>
+          <w:sz w:val="23"/>
+          <w:szCs w:val="23"/>
+          <w:highlight w:val="yellow"/>
+        </w:rPr>
+        <w:t>}</w:t>
+      </w:r>
+      <w:r>
+        <w:rPr>
+          <w:rFonts w:ascii="Garamond" w:eastAsia="Garamond" w:hAnsi="Garamond" w:cs="Garamond"/>
+          <w:sz w:val="23"/>
+          <w:szCs w:val="23"/>
+        </w:rPr>
+        <w:t xml:space="preserve"> % </w:t>
+      </w:r>
+      <w:r>
+        <w:rPr>
+          <w:rFonts w:ascii="Garamond" w:eastAsia="Garamond" w:hAnsi="Garamond" w:cs="Garamond"/>
+          <w:sz w:val="23"/>
+          <w:szCs w:val="23"/>
+          <w:highlight w:val="yellow"/>
+        </w:rPr>
+        <w:t>(</w:t>
+      </w:r>
+      <w:proofErr w:type="gramStart"/>
+      <w:r>
+        <w:rPr>
+          <w:rFonts w:ascii="Garamond" w:eastAsia="Garamond" w:hAnsi="Garamond" w:cs="Garamond"/>
+          <w:sz w:val="23"/>
+          <w:szCs w:val="23"/>
+          <w:highlight w:val="yellow"/>
+        </w:rPr>
+        <w:t xml:space="preserve">{{ </w:t>
+      </w:r>
+      <w:proofErr w:type="spellStart"/>
+      <w:r>
+        <w:rPr>
+          <w:rFonts w:ascii="Garamond" w:eastAsia="Garamond" w:hAnsi="Garamond" w:cs="Garamond"/>
+          <w:sz w:val="23"/>
+          <w:szCs w:val="23"/>
+          <w:highlight w:val="yellow"/>
+        </w:rPr>
+        <w:t>VALOR</w:t>
+      </w:r>
+      <w:proofErr w:type="gramEnd"/>
+      <w:r>
+        <w:rPr>
+          <w:rFonts w:ascii="Garamond" w:eastAsia="Garamond" w:hAnsi="Garamond" w:cs="Garamond"/>
+          <w:sz w:val="23"/>
+          <w:szCs w:val="23"/>
+          <w:highlight w:val="yellow"/>
+        </w:rPr>
+        <w:t>_DESCUENTO_MARK_DOWN|</w:t>
+      </w:r>
+      <w:proofErr w:type="gramStart"/>
+      <w:r>
+        <w:rPr>
+          <w:rFonts w:ascii="Garamond" w:eastAsia="Garamond" w:hAnsi="Garamond" w:cs="Garamond"/>
+          <w:sz w:val="23"/>
+          <w:szCs w:val="23"/>
+          <w:highlight w:val="yellow"/>
+        </w:rPr>
+        <w:t>lower</w:t>
+      </w:r>
+      <w:proofErr w:type="spellEnd"/>
+      <w:r>
+        <w:rPr>
+          <w:rFonts w:ascii="Garamond" w:eastAsia="Garamond" w:hAnsi="Garamond" w:cs="Garamond"/>
+          <w:sz w:val="23"/>
+          <w:szCs w:val="23"/>
+          <w:highlight w:val="yellow"/>
+        </w:rPr>
+        <w:t xml:space="preserve"> }</w:t>
+      </w:r>
+      <w:proofErr w:type="gramEnd"/>
+      <w:r>
+        <w:rPr>
+          <w:rFonts w:ascii="Garamond" w:eastAsia="Garamond" w:hAnsi="Garamond" w:cs="Garamond"/>
+          <w:sz w:val="23"/>
+          <w:szCs w:val="23"/>
+          <w:highlight w:val="yellow"/>
+        </w:rPr>
+        <w:t>}</w:t>
+      </w:r>
+      <w:r>
+        <w:rPr>
+          <w:rFonts w:ascii="Garamond" w:eastAsia="Garamond" w:hAnsi="Garamond" w:cs="Garamond"/>
+          <w:sz w:val="23"/>
+          <w:szCs w:val="23"/>
+        </w:rPr>
+        <w:t xml:space="preserve"> por ciento) de las ventas totales realizadas por el Aliado a través de la Plataforma Rappi durante el mes inmediatamente anterior durante la vigencia del presente Acuerdo.</w:t>
+      </w:r>
+    </w:p>
+    <w:p>
+      <w:pPr>
+        <w:jc w:val="both"/>
         <w:rPr>
           <w:rFonts w:ascii="Garamond" w:eastAsia="Garamond" w:hAnsi="Garamond" w:cs="Garamond"/>
           <w:sz w:val="23"/>
           <w:szCs w:val="23"/>
           <w:lang w:val="es-MX"/>
         </w:rPr>
-        <w:t>. El Aliado se obliga a cumplir con los siguientes compromisos:</w:t>
+      </w:pPr>
+      <w:r>
+        <w:rPr>
+          <w:rFonts w:ascii="Garamond" w:eastAsia="Garamond" w:hAnsi="Garamond" w:cs="Garamond"/>
+          <w:sz w:val="23"/>
+          <w:szCs w:val="23"/>
+          <w:highlight w:val="yellow"/>
+          <w:lang w:val="es-ES"/>
+        </w:rPr>
+        <w:t xml:space="preserve">{%p </w:t>
+      </w:r>
+      <w:proofErr w:type="spellStart"/>
+      <w:r>
+        <w:rPr>
+          <w:rFonts w:ascii="Garamond" w:eastAsia="Garamond" w:hAnsi="Garamond" w:cs="Garamond"/>
+          <w:sz w:val="23"/>
+          <w:szCs w:val="23"/>
+          <w:highlight w:val="yellow"/>
+          <w:lang w:val="es-ES"/>
+        </w:rPr>
+        <w:t>endif</w:t>
+      </w:r>
+      <w:proofErr w:type="spellEnd"/>
+      <w:r>
+        <w:rPr>
+          <w:rFonts w:ascii="Garamond" w:eastAsia="Garamond" w:hAnsi="Garamond" w:cs="Garamond"/>
+          <w:sz w:val="23"/>
+          <w:szCs w:val="23"/>
+          <w:highlight w:val="yellow"/>
+          <w:lang w:val="es-ES"/>
+        </w:rPr>
+        <w:t xml:space="preserve"> %}</w:t>
+      </w:r>
+    </w:p>
+    <w:p>
+      <w:pPr>
+        <w:jc w:val="both"/>
+        <w:rPr>
+          <w:rFonts w:ascii="Garamond" w:eastAsia="Garamond" w:hAnsi="Garamond" w:cs="Garamond"/>
+          <w:sz w:val="23"/>
+          <w:szCs w:val="23"/>
+          <w:lang w:val="es-ES"/>
+        </w:rPr>
+      </w:pPr>
+      <w:r>
+        <w:rPr>
+          <w:rFonts w:ascii="Garamond" w:eastAsia="Garamond" w:hAnsi="Garamond" w:cs="Garamond"/>
+          <w:sz w:val="23"/>
+          <w:szCs w:val="23"/>
+          <w:highlight w:val="yellow"/>
+          <w:lang w:val="es-ES"/>
+        </w:rPr>
+        <w:t xml:space="preserve">{%p </w:t>
+      </w:r>
+      <w:proofErr w:type="spellStart"/>
+      <w:r>
+        <w:rPr>
+          <w:rFonts w:ascii="Garamond" w:eastAsia="Garamond" w:hAnsi="Garamond" w:cs="Garamond"/>
+          <w:sz w:val="23"/>
+          <w:szCs w:val="23"/>
+          <w:highlight w:val="yellow"/>
+          <w:lang w:val="es-ES"/>
+        </w:rPr>
+        <w:t>if</w:t>
+      </w:r>
+      <w:proofErr w:type="spellEnd"/>
+      <w:r>
+        <w:rPr>
+          <w:rFonts w:ascii="Garamond" w:eastAsia="Garamond" w:hAnsi="Garamond" w:cs="Garamond"/>
+          <w:sz w:val="23"/>
+          <w:szCs w:val="23"/>
+          <w:highlight w:val="yellow"/>
+          <w:lang w:val="es-ES"/>
+        </w:rPr>
+        <w:t xml:space="preserve"> </w:t>
+      </w:r>
+      <w:proofErr w:type="spellStart"/>
+      <w:r>
+        <w:rPr>
+          <w:rFonts w:ascii="Garamond" w:eastAsia="Garamond" w:hAnsi="Garamond" w:cs="Garamond"/>
+          <w:sz w:val="23"/>
+          <w:szCs w:val="23"/>
+          <w:highlight w:val="yellow"/>
+          <w:lang w:val="es-ES"/>
+        </w:rPr>
+        <w:t>activa_publicaciones_redes</w:t>
+      </w:r>
+      <w:proofErr w:type="spellEnd"/>
+      <w:r>
+        <w:rPr>
+          <w:rFonts w:ascii="Garamond" w:eastAsia="Garamond" w:hAnsi="Garamond" w:cs="Garamond"/>
+          <w:sz w:val="23"/>
+          <w:szCs w:val="23"/>
+          <w:highlight w:val="yellow"/>
+          <w:lang w:val="es-ES"/>
+        </w:rPr>
+        <w:t xml:space="preserve"> %}</w:t>
+      </w:r>
+    </w:p>
+    <w:p>
+      <w:pPr>
+        <w:jc w:val="both"/>
+        <w:rPr>
+          <w:rFonts w:ascii="Garamond" w:eastAsia="Garamond" w:hAnsi="Garamond" w:cs="Garamond"/>
+          <w:sz w:val="23"/>
+          <w:szCs w:val="23"/>
+          <w:lang w:val="es-ES"/>
+        </w:rPr>
+      </w:pPr>
+    </w:p>
+    <w:p>
+      <w:pPr>
+        <w:jc w:val="both"/>
+        <w:rPr>
+          <w:rFonts w:ascii="Garamond" w:eastAsia="Garamond" w:hAnsi="Garamond" w:cs="Garamond"/>
+          <w:sz w:val="23"/>
+          <w:szCs w:val="23"/>
+        </w:rPr>
+      </w:pPr>
+      <w:r>
+        <w:rPr>
+          <w:rFonts w:ascii="Garamond" w:eastAsia="Garamond" w:hAnsi="Garamond" w:cs="Garamond"/>
+          <w:sz w:val="23"/>
+          <w:szCs w:val="23"/>
+        </w:rPr>
+        <w:t xml:space="preserve">Realizar, al menos </w:t>
+      </w:r>
+      <w:proofErr w:type="gramStart"/>
+      <w:r>
+        <w:rPr>
+          <w:rFonts w:ascii="Garamond" w:eastAsia="Garamond" w:hAnsi="Garamond" w:cs="Garamond"/>
+          <w:sz w:val="23"/>
+          <w:szCs w:val="23"/>
+          <w:highlight w:val="yellow"/>
+        </w:rPr>
+        <w:t xml:space="preserve">{{ </w:t>
+      </w:r>
+      <w:r>
+        <w:rPr>
+          <w:rFonts w:ascii="Garamond" w:eastAsia="Garamond" w:hAnsi="Garamond" w:cs="Garamond"/>
+          <w:sz w:val="23"/>
+          <w:szCs w:val="23"/>
+          <w:highlight w:val="yellow"/>
+        </w:rPr>
+        <w:t>N</w:t>
+      </w:r>
+      <w:proofErr w:type="gramEnd"/>
+      <w:r>
+        <w:rPr>
+          <w:rFonts w:ascii="Garamond" w:eastAsia="Garamond" w:hAnsi="Garamond" w:cs="Garamond"/>
+          <w:sz w:val="23"/>
+          <w:szCs w:val="23"/>
+          <w:highlight w:val="yellow"/>
+        </w:rPr>
+        <w:t>_</w:t>
+      </w:r>
+      <w:r>
+        <w:rPr>
+          <w:rFonts w:ascii="Garamond" w:eastAsia="Garamond" w:hAnsi="Garamond" w:cs="Garamond"/>
+          <w:sz w:val="23"/>
+          <w:szCs w:val="23"/>
+          <w:highlight w:val="yellow"/>
+        </w:rPr>
+        <w:t>DESCUENTO_</w:t>
+      </w:r>
+      <w:proofErr w:type="gramStart"/>
+      <w:r>
+        <w:rPr>
+          <w:rFonts w:ascii="Garamond" w:eastAsia="Garamond" w:hAnsi="Garamond" w:cs="Garamond"/>
+          <w:sz w:val="23"/>
+          <w:szCs w:val="23"/>
+          <w:highlight w:val="yellow"/>
+        </w:rPr>
+        <w:t>REDES }</w:t>
+      </w:r>
+      <w:proofErr w:type="gramEnd"/>
+      <w:r>
+        <w:rPr>
+          <w:rFonts w:ascii="Garamond" w:eastAsia="Garamond" w:hAnsi="Garamond" w:cs="Garamond"/>
+          <w:sz w:val="23"/>
+          <w:szCs w:val="23"/>
+          <w:highlight w:val="yellow"/>
+        </w:rPr>
+        <w:t>}</w:t>
+      </w:r>
+      <w:r>
+        <w:rPr>
+          <w:rFonts w:ascii="Garamond" w:eastAsia="Garamond" w:hAnsi="Garamond" w:cs="Garamond"/>
+          <w:sz w:val="23"/>
+          <w:szCs w:val="23"/>
+        </w:rPr>
+        <w:t xml:space="preserve"> </w:t>
+      </w:r>
+      <w:r>
+        <w:rPr>
+          <w:rFonts w:ascii="Garamond" w:eastAsia="Garamond" w:hAnsi="Garamond" w:cs="Garamond"/>
+          <w:sz w:val="23"/>
+          <w:szCs w:val="23"/>
+          <w:highlight w:val="yellow"/>
+        </w:rPr>
+        <w:t>(</w:t>
+      </w:r>
+      <w:proofErr w:type="gramStart"/>
+      <w:r>
+        <w:rPr>
+          <w:rFonts w:ascii="Garamond" w:eastAsia="Garamond" w:hAnsi="Garamond" w:cs="Garamond"/>
+          <w:sz w:val="23"/>
+          <w:szCs w:val="23"/>
+          <w:highlight w:val="yellow"/>
+        </w:rPr>
+        <w:t xml:space="preserve">{{ </w:t>
+      </w:r>
+      <w:proofErr w:type="spellStart"/>
+      <w:r>
+        <w:rPr>
+          <w:rFonts w:ascii="Garamond" w:eastAsia="Garamond" w:hAnsi="Garamond" w:cs="Garamond"/>
+          <w:sz w:val="23"/>
+          <w:szCs w:val="23"/>
+          <w:highlight w:val="yellow"/>
+        </w:rPr>
+        <w:t>DESCUENTO</w:t>
+      </w:r>
+      <w:proofErr w:type="gramEnd"/>
+      <w:r>
+        <w:rPr>
+          <w:rFonts w:ascii="Garamond" w:eastAsia="Garamond" w:hAnsi="Garamond" w:cs="Garamond"/>
+          <w:sz w:val="23"/>
+          <w:szCs w:val="23"/>
+          <w:highlight w:val="yellow"/>
+        </w:rPr>
+        <w:t>_REDES</w:t>
+      </w:r>
+      <w:r>
+        <w:rPr>
+          <w:rFonts w:ascii="Garamond" w:eastAsia="Garamond" w:hAnsi="Garamond" w:cs="Garamond"/>
+          <w:sz w:val="23"/>
+          <w:szCs w:val="23"/>
+          <w:highlight w:val="yellow"/>
+        </w:rPr>
+        <w:t>|</w:t>
+      </w:r>
+      <w:proofErr w:type="gramStart"/>
+      <w:r>
+        <w:rPr>
+          <w:rFonts w:ascii="Garamond" w:eastAsia="Garamond" w:hAnsi="Garamond" w:cs="Garamond"/>
+          <w:sz w:val="23"/>
+          <w:szCs w:val="23"/>
+          <w:highlight w:val="yellow"/>
+        </w:rPr>
+        <w:t>lower</w:t>
+      </w:r>
+      <w:proofErr w:type="spellEnd"/>
+      <w:r>
+        <w:rPr>
+          <w:rFonts w:ascii="Garamond" w:eastAsia="Garamond" w:hAnsi="Garamond" w:cs="Garamond"/>
+          <w:sz w:val="23"/>
+          <w:szCs w:val="23"/>
+          <w:highlight w:val="yellow"/>
+        </w:rPr>
+        <w:t xml:space="preserve"> }</w:t>
+      </w:r>
+      <w:proofErr w:type="gramEnd"/>
+      <w:r>
+        <w:rPr>
+          <w:rFonts w:ascii="Garamond" w:eastAsia="Garamond" w:hAnsi="Garamond" w:cs="Garamond"/>
+          <w:sz w:val="23"/>
+          <w:szCs w:val="23"/>
+          <w:highlight w:val="yellow"/>
+        </w:rPr>
+        <w:t>}</w:t>
+      </w:r>
+      <w:r>
+        <w:rPr>
+          <w:rFonts w:ascii="Garamond" w:eastAsia="Garamond" w:hAnsi="Garamond" w:cs="Garamond"/>
+          <w:sz w:val="23"/>
+          <w:szCs w:val="23"/>
+        </w:rPr>
+        <w:t xml:space="preserve">) publicaciones mensuales en sus redes sociales garantizando que estén dirigidas única y exclusivamente a incrementar sus ventas a través de la Plataforma Rappi, </w:t>
+      </w:r>
+      <w:r>
+        <w:rPr>
+          <w:rFonts w:ascii="Garamond" w:eastAsia="Garamond" w:hAnsi="Garamond" w:cs="Garamond"/>
+          <w:sz w:val="23"/>
+          <w:szCs w:val="23"/>
+        </w:rPr>
+        <w:t>enunciando,</w:t>
+      </w:r>
+      <w:r>
+        <w:rPr>
+          <w:rFonts w:ascii="Garamond" w:eastAsia="Garamond" w:hAnsi="Garamond" w:cs="Garamond"/>
+          <w:sz w:val="23"/>
+          <w:szCs w:val="23"/>
+        </w:rPr>
+        <w:t xml:space="preserve"> pero no limitando, Instagram, Facebook y/o </w:t>
+      </w:r>
+      <w:proofErr w:type="spellStart"/>
+      <w:r>
+        <w:rPr>
+          <w:rFonts w:ascii="Garamond" w:eastAsia="Garamond" w:hAnsi="Garamond" w:cs="Garamond"/>
+          <w:sz w:val="23"/>
+          <w:szCs w:val="23"/>
+        </w:rPr>
+        <w:t>Tik</w:t>
+      </w:r>
+      <w:proofErr w:type="spellEnd"/>
+      <w:r>
+        <w:rPr>
+          <w:rFonts w:ascii="Garamond" w:eastAsia="Garamond" w:hAnsi="Garamond" w:cs="Garamond"/>
+          <w:sz w:val="23"/>
+          <w:szCs w:val="23"/>
+        </w:rPr>
+        <w:t xml:space="preserve"> Tok. Dichas publicaciones deberán ser presentadas y aprobadas por Rappi previo a su publicación.</w:t>
+      </w:r>
+    </w:p>
+    <w:p>
+      <w:pPr>
+        <w:jc w:val="both"/>
+        <w:rPr>
+          <w:rFonts w:ascii="Garamond" w:eastAsia="Garamond" w:hAnsi="Garamond" w:cs="Garamond"/>
+          <w:sz w:val="23"/>
+          <w:szCs w:val="23"/>
+          <w:lang w:val="en-US"/>
+        </w:rPr>
+      </w:pPr>
+      <w:r>
+        <w:rPr>
+          <w:rFonts w:ascii="Garamond" w:eastAsia="Garamond" w:hAnsi="Garamond" w:cs="Garamond"/>
+          <w:sz w:val="23"/>
+          <w:szCs w:val="23"/>
+          <w:highlight w:val="yellow"/>
+          <w:lang w:val="en-US"/>
+        </w:rPr>
+        <w:t>{%p endif %}</w:t>
+      </w:r>
+    </w:p>
+    <w:p>
+      <w:pPr>
+        <w:jc w:val="both"/>
+        <w:rPr>
+          <w:rFonts w:ascii="Garamond" w:eastAsia="Garamond" w:hAnsi="Garamond" w:cs="Garamond"/>
+          <w:sz w:val="23"/>
+          <w:szCs w:val="23"/>
+          <w:lang w:val="en-US"/>
+        </w:rPr>
+      </w:pPr>
+      <w:r>
+        <w:rPr>
+          <w:rFonts w:ascii="Garamond" w:eastAsia="Garamond" w:hAnsi="Garamond" w:cs="Garamond"/>
+          <w:sz w:val="23"/>
+          <w:szCs w:val="23"/>
+          <w:highlight w:val="yellow"/>
+          <w:lang w:val="en-US"/>
+        </w:rPr>
+        <w:t xml:space="preserve">{%p if </w:t>
+      </w:r>
+      <w:proofErr w:type="spellStart"/>
+      <w:r>
+        <w:rPr>
+          <w:rFonts w:ascii="Garamond" w:eastAsia="Garamond" w:hAnsi="Garamond" w:cs="Garamond"/>
+          <w:sz w:val="23"/>
+          <w:szCs w:val="23"/>
+          <w:highlight w:val="yellow"/>
+          <w:lang w:val="en-US"/>
+        </w:rPr>
+        <w:t>activa_platillos_top_seller</w:t>
+      </w:r>
+      <w:proofErr w:type="spellEnd"/>
+      <w:r>
+        <w:rPr>
+          <w:rFonts w:ascii="Garamond" w:eastAsia="Garamond" w:hAnsi="Garamond" w:cs="Garamond"/>
+          <w:sz w:val="23"/>
+          <w:szCs w:val="23"/>
+          <w:highlight w:val="yellow"/>
+          <w:lang w:val="en-US"/>
+        </w:rPr>
+        <w:t xml:space="preserve"> %}</w:t>
+      </w:r>
+    </w:p>
+    <w:p>
+      <w:pPr>
+        <w:jc w:val="both"/>
+        <w:rPr>
+          <w:rFonts w:ascii="Garamond" w:eastAsia="Garamond" w:hAnsi="Garamond" w:cs="Garamond"/>
+          <w:sz w:val="23"/>
+          <w:szCs w:val="23"/>
+          <w:lang w:val="en-US"/>
+        </w:rPr>
+      </w:pPr>
+    </w:p>
+    <w:p>
+      <w:pPr>
+        <w:jc w:val="both"/>
+        <w:rPr>
+          <w:rFonts w:ascii="Garamond" w:eastAsia="Garamond" w:hAnsi="Garamond" w:cs="Garamond"/>
+          <w:sz w:val="23"/>
+          <w:szCs w:val="23"/>
+        </w:rPr>
+      </w:pPr>
+      <w:r>
+        <w:rPr>
+          <w:rFonts w:ascii="Garamond" w:eastAsia="Garamond" w:hAnsi="Garamond" w:cs="Garamond"/>
+          <w:sz w:val="23"/>
+          <w:szCs w:val="23"/>
+        </w:rPr>
+        <w:t xml:space="preserve">Ofrecer </w:t>
+      </w:r>
+      <w:proofErr w:type="gramStart"/>
+      <w:r>
+        <w:rPr>
+          <w:rFonts w:ascii="Garamond" w:eastAsia="Garamond" w:hAnsi="Garamond" w:cs="Garamond"/>
+          <w:sz w:val="23"/>
+          <w:szCs w:val="23"/>
+          <w:highlight w:val="yellow"/>
+        </w:rPr>
+        <w:t xml:space="preserve">{{ </w:t>
+      </w:r>
+      <w:r>
+        <w:rPr>
+          <w:rFonts w:ascii="Garamond" w:eastAsia="Garamond" w:hAnsi="Garamond" w:cs="Garamond"/>
+          <w:sz w:val="23"/>
+          <w:szCs w:val="23"/>
+          <w:highlight w:val="yellow"/>
+        </w:rPr>
+        <w:t>N</w:t>
+      </w:r>
+      <w:proofErr w:type="gramEnd"/>
+      <w:r>
+        <w:rPr>
+          <w:rFonts w:ascii="Garamond" w:eastAsia="Garamond" w:hAnsi="Garamond" w:cs="Garamond"/>
+          <w:sz w:val="23"/>
+          <w:szCs w:val="23"/>
+          <w:highlight w:val="yellow"/>
+        </w:rPr>
+        <w:t>_</w:t>
+      </w:r>
+      <w:r>
+        <w:rPr>
+          <w:rFonts w:ascii="Garamond" w:eastAsia="Garamond" w:hAnsi="Garamond" w:cs="Garamond"/>
+          <w:sz w:val="23"/>
+          <w:szCs w:val="23"/>
+          <w:highlight w:val="yellow"/>
+        </w:rPr>
+        <w:t>CANTIDAD_</w:t>
+      </w:r>
+      <w:proofErr w:type="gramStart"/>
+      <w:r>
+        <w:rPr>
+          <w:rFonts w:ascii="Garamond" w:eastAsia="Garamond" w:hAnsi="Garamond" w:cs="Garamond"/>
+          <w:sz w:val="23"/>
+          <w:szCs w:val="23"/>
+          <w:highlight w:val="yellow"/>
+        </w:rPr>
+        <w:t>PLATILLOS }</w:t>
+      </w:r>
+      <w:proofErr w:type="gramEnd"/>
+      <w:r>
+        <w:rPr>
+          <w:rFonts w:ascii="Garamond" w:eastAsia="Garamond" w:hAnsi="Garamond" w:cs="Garamond"/>
+          <w:sz w:val="23"/>
+          <w:szCs w:val="23"/>
+          <w:highlight w:val="yellow"/>
+        </w:rPr>
+        <w:t>}</w:t>
+      </w:r>
+      <w:r>
+        <w:rPr>
+          <w:rFonts w:ascii="Garamond" w:eastAsia="Garamond" w:hAnsi="Garamond" w:cs="Garamond"/>
+          <w:sz w:val="23"/>
+          <w:szCs w:val="23"/>
+        </w:rPr>
+        <w:t xml:space="preserve"> platillos que sean Top Seller un </w:t>
+      </w:r>
+      <w:proofErr w:type="gramStart"/>
+      <w:r>
+        <w:rPr>
+          <w:rFonts w:ascii="Garamond" w:eastAsia="Garamond" w:hAnsi="Garamond" w:cs="Garamond"/>
+          <w:sz w:val="23"/>
+          <w:szCs w:val="23"/>
+          <w:highlight w:val="yellow"/>
+        </w:rPr>
+        <w:t xml:space="preserve">{{ </w:t>
+      </w:r>
+      <w:r>
+        <w:rPr>
+          <w:rFonts w:ascii="Garamond" w:eastAsia="Garamond" w:hAnsi="Garamond" w:cs="Garamond"/>
+          <w:sz w:val="23"/>
+          <w:szCs w:val="23"/>
+          <w:highlight w:val="yellow"/>
+        </w:rPr>
+        <w:t>N</w:t>
+      </w:r>
+      <w:proofErr w:type="gramEnd"/>
+      <w:r>
+        <w:rPr>
+          <w:rFonts w:ascii="Garamond" w:eastAsia="Garamond" w:hAnsi="Garamond" w:cs="Garamond"/>
+          <w:sz w:val="23"/>
+          <w:szCs w:val="23"/>
+          <w:highlight w:val="yellow"/>
+        </w:rPr>
+        <w:t>_DESCUENTO_</w:t>
+      </w:r>
+      <w:proofErr w:type="gramStart"/>
+      <w:r>
+        <w:rPr>
+          <w:rFonts w:ascii="Garamond" w:eastAsia="Garamond" w:hAnsi="Garamond" w:cs="Garamond"/>
+          <w:sz w:val="23"/>
+          <w:szCs w:val="23"/>
+          <w:highlight w:val="yellow"/>
+        </w:rPr>
+        <w:t>PLATILLOS }}</w:t>
+      </w:r>
+      <w:r>
+        <w:rPr>
+          <w:rFonts w:ascii="Garamond" w:eastAsia="Garamond" w:hAnsi="Garamond" w:cs="Garamond"/>
+          <w:sz w:val="23"/>
+          <w:szCs w:val="23"/>
+        </w:rPr>
+        <w:t>%</w:t>
+      </w:r>
+      <w:proofErr w:type="gramEnd"/>
+      <w:r>
+        <w:rPr>
+          <w:rFonts w:ascii="Garamond" w:eastAsia="Garamond" w:hAnsi="Garamond" w:cs="Garamond"/>
+          <w:sz w:val="23"/>
+          <w:szCs w:val="23"/>
+        </w:rPr>
+        <w:t xml:space="preserve"> </w:t>
+      </w:r>
+      <w:r>
+        <w:rPr>
+          <w:rFonts w:ascii="Garamond" w:eastAsia="Garamond" w:hAnsi="Garamond" w:cs="Garamond"/>
+          <w:sz w:val="23"/>
+          <w:szCs w:val="23"/>
+          <w:highlight w:val="yellow"/>
+        </w:rPr>
+        <w:t>(</w:t>
+      </w:r>
+      <w:proofErr w:type="gramStart"/>
+      <w:r>
+        <w:rPr>
+          <w:rFonts w:ascii="Garamond" w:eastAsia="Garamond" w:hAnsi="Garamond" w:cs="Garamond"/>
+          <w:sz w:val="23"/>
+          <w:szCs w:val="23"/>
+          <w:highlight w:val="yellow"/>
+        </w:rPr>
+        <w:t xml:space="preserve">{{ </w:t>
+      </w:r>
+      <w:proofErr w:type="spellStart"/>
+      <w:r>
+        <w:rPr>
+          <w:rFonts w:ascii="Garamond" w:eastAsia="Garamond" w:hAnsi="Garamond" w:cs="Garamond"/>
+          <w:sz w:val="23"/>
+          <w:szCs w:val="23"/>
+          <w:highlight w:val="yellow"/>
+        </w:rPr>
+        <w:t>VALOR</w:t>
+      </w:r>
+      <w:proofErr w:type="gramEnd"/>
+      <w:r>
+        <w:rPr>
+          <w:rFonts w:ascii="Garamond" w:eastAsia="Garamond" w:hAnsi="Garamond" w:cs="Garamond"/>
+          <w:sz w:val="23"/>
+          <w:szCs w:val="23"/>
+          <w:highlight w:val="yellow"/>
+        </w:rPr>
+        <w:t>_DESCUENTO_PLATILLOS</w:t>
+      </w:r>
+      <w:r>
+        <w:rPr>
+          <w:rFonts w:ascii="Garamond" w:eastAsia="Garamond" w:hAnsi="Garamond" w:cs="Garamond"/>
+          <w:sz w:val="23"/>
+          <w:szCs w:val="23"/>
+          <w:highlight w:val="yellow"/>
+        </w:rPr>
+        <w:t>|</w:t>
+      </w:r>
+      <w:proofErr w:type="gramStart"/>
+      <w:r>
+        <w:rPr>
+          <w:rFonts w:ascii="Garamond" w:eastAsia="Garamond" w:hAnsi="Garamond" w:cs="Garamond"/>
+          <w:sz w:val="23"/>
+          <w:szCs w:val="23"/>
+          <w:highlight w:val="yellow"/>
+        </w:rPr>
+        <w:t>lower</w:t>
+      </w:r>
+      <w:proofErr w:type="spellEnd"/>
+      <w:r>
+        <w:rPr>
+          <w:rFonts w:ascii="Garamond" w:eastAsia="Garamond" w:hAnsi="Garamond" w:cs="Garamond"/>
+          <w:sz w:val="23"/>
+          <w:szCs w:val="23"/>
+          <w:highlight w:val="yellow"/>
+        </w:rPr>
+        <w:t xml:space="preserve"> }</w:t>
+      </w:r>
+      <w:proofErr w:type="gramEnd"/>
+      <w:r>
+        <w:rPr>
+          <w:rFonts w:ascii="Garamond" w:eastAsia="Garamond" w:hAnsi="Garamond" w:cs="Garamond"/>
+          <w:sz w:val="23"/>
+          <w:szCs w:val="23"/>
+          <w:highlight w:val="yellow"/>
+        </w:rPr>
+        <w:t>}</w:t>
+      </w:r>
+      <w:r>
+        <w:rPr>
+          <w:rFonts w:ascii="Garamond" w:eastAsia="Garamond" w:hAnsi="Garamond" w:cs="Garamond"/>
+          <w:sz w:val="23"/>
+          <w:szCs w:val="23"/>
+        </w:rPr>
+        <w:t xml:space="preserve"> por ciento) de descuento exclusivo al interior de la Plataforma Rappi, durante los primeros </w:t>
+      </w:r>
+      <w:proofErr w:type="gramStart"/>
+      <w:r>
+        <w:rPr>
+          <w:rFonts w:ascii="Garamond" w:eastAsia="Garamond" w:hAnsi="Garamond" w:cs="Garamond"/>
+          <w:sz w:val="23"/>
+          <w:szCs w:val="23"/>
+          <w:highlight w:val="yellow"/>
+        </w:rPr>
+        <w:t xml:space="preserve">{{ </w:t>
+      </w:r>
+      <w:r>
+        <w:rPr>
+          <w:rFonts w:ascii="Garamond" w:eastAsia="Garamond" w:hAnsi="Garamond" w:cs="Garamond"/>
+          <w:sz w:val="23"/>
+          <w:szCs w:val="23"/>
+          <w:highlight w:val="yellow"/>
+        </w:rPr>
+        <w:t>N</w:t>
+      </w:r>
+      <w:proofErr w:type="gramEnd"/>
+      <w:r>
+        <w:rPr>
+          <w:rFonts w:ascii="Garamond" w:eastAsia="Garamond" w:hAnsi="Garamond" w:cs="Garamond"/>
+          <w:sz w:val="23"/>
+          <w:szCs w:val="23"/>
+          <w:highlight w:val="yellow"/>
+        </w:rPr>
+        <w:t>_</w:t>
+      </w:r>
+      <w:r>
+        <w:rPr>
+          <w:rFonts w:ascii="Garamond" w:eastAsia="Garamond" w:hAnsi="Garamond" w:cs="Garamond"/>
+          <w:sz w:val="23"/>
+          <w:szCs w:val="23"/>
+          <w:highlight w:val="yellow"/>
+        </w:rPr>
+        <w:t>MESES_DESCUENTO_</w:t>
+      </w:r>
+      <w:proofErr w:type="gramStart"/>
+      <w:r>
+        <w:rPr>
+          <w:rFonts w:ascii="Garamond" w:eastAsia="Garamond" w:hAnsi="Garamond" w:cs="Garamond"/>
+          <w:sz w:val="23"/>
+          <w:szCs w:val="23"/>
+          <w:highlight w:val="yellow"/>
+        </w:rPr>
+        <w:t>PLATILLOS }</w:t>
+      </w:r>
+      <w:proofErr w:type="gramEnd"/>
+      <w:r>
+        <w:rPr>
+          <w:rFonts w:ascii="Garamond" w:eastAsia="Garamond" w:hAnsi="Garamond" w:cs="Garamond"/>
+          <w:sz w:val="23"/>
+          <w:szCs w:val="23"/>
+          <w:highlight w:val="yellow"/>
+        </w:rPr>
+        <w:t>}</w:t>
+      </w:r>
+      <w:r>
+        <w:rPr>
+          <w:rFonts w:ascii="Garamond" w:eastAsia="Garamond" w:hAnsi="Garamond" w:cs="Garamond"/>
+          <w:sz w:val="23"/>
+          <w:szCs w:val="23"/>
+          <w:highlight w:val="yellow"/>
+        </w:rPr>
+        <w:t xml:space="preserve"> (</w:t>
+      </w:r>
+      <w:proofErr w:type="gramStart"/>
+      <w:r>
+        <w:rPr>
+          <w:rFonts w:ascii="Garamond" w:eastAsia="Garamond" w:hAnsi="Garamond" w:cs="Garamond"/>
+          <w:sz w:val="23"/>
+          <w:szCs w:val="23"/>
+          <w:highlight w:val="yellow"/>
+        </w:rPr>
+        <w:t xml:space="preserve">{{ </w:t>
+      </w:r>
+      <w:proofErr w:type="spellStart"/>
+      <w:r>
+        <w:rPr>
+          <w:rFonts w:ascii="Garamond" w:eastAsia="Garamond" w:hAnsi="Garamond" w:cs="Garamond"/>
+          <w:sz w:val="23"/>
+          <w:szCs w:val="23"/>
+          <w:highlight w:val="yellow"/>
+        </w:rPr>
+        <w:t>VALOR</w:t>
+      </w:r>
+      <w:proofErr w:type="gramEnd"/>
+      <w:r>
+        <w:rPr>
+          <w:rFonts w:ascii="Garamond" w:eastAsia="Garamond" w:hAnsi="Garamond" w:cs="Garamond"/>
+          <w:sz w:val="23"/>
+          <w:szCs w:val="23"/>
+          <w:highlight w:val="yellow"/>
+        </w:rPr>
+        <w:t>_</w:t>
+      </w:r>
+      <w:r>
+        <w:rPr>
+          <w:rFonts w:ascii="Garamond" w:eastAsia="Garamond" w:hAnsi="Garamond" w:cs="Garamond"/>
+          <w:sz w:val="23"/>
+          <w:szCs w:val="23"/>
+          <w:highlight w:val="yellow"/>
+        </w:rPr>
+        <w:t>MES_</w:t>
+      </w:r>
+      <w:r>
+        <w:rPr>
+          <w:rFonts w:ascii="Garamond" w:eastAsia="Garamond" w:hAnsi="Garamond" w:cs="Garamond"/>
+          <w:sz w:val="23"/>
+          <w:szCs w:val="23"/>
+          <w:highlight w:val="yellow"/>
+        </w:rPr>
+        <w:t>DESCUENTO_PLATILLOS</w:t>
+      </w:r>
+      <w:r>
+        <w:rPr>
+          <w:rFonts w:ascii="Garamond" w:eastAsia="Garamond" w:hAnsi="Garamond" w:cs="Garamond"/>
+          <w:sz w:val="23"/>
+          <w:szCs w:val="23"/>
+          <w:highlight w:val="yellow"/>
+        </w:rPr>
+        <w:t>|</w:t>
+      </w:r>
+      <w:proofErr w:type="gramStart"/>
+      <w:r>
+        <w:rPr>
+          <w:rFonts w:ascii="Garamond" w:eastAsia="Garamond" w:hAnsi="Garamond" w:cs="Garamond"/>
+          <w:sz w:val="23"/>
+          <w:szCs w:val="23"/>
+          <w:highlight w:val="yellow"/>
+        </w:rPr>
+        <w:t>lower</w:t>
+      </w:r>
+      <w:proofErr w:type="spellEnd"/>
+      <w:r>
+        <w:rPr>
+          <w:rFonts w:ascii="Garamond" w:eastAsia="Garamond" w:hAnsi="Garamond" w:cs="Garamond"/>
+          <w:sz w:val="23"/>
+          <w:szCs w:val="23"/>
+          <w:highlight w:val="yellow"/>
+        </w:rPr>
+        <w:t xml:space="preserve"> }</w:t>
+      </w:r>
+      <w:proofErr w:type="gramEnd"/>
+      <w:r>
+        <w:rPr>
+          <w:rFonts w:ascii="Garamond" w:eastAsia="Garamond" w:hAnsi="Garamond" w:cs="Garamond"/>
+          <w:sz w:val="23"/>
+          <w:szCs w:val="23"/>
+          <w:highlight w:val="yellow"/>
+        </w:rPr>
+        <w:t>}</w:t>
+      </w:r>
+      <w:r>
+        <w:rPr>
+          <w:rFonts w:ascii="Garamond" w:eastAsia="Garamond" w:hAnsi="Garamond" w:cs="Garamond"/>
+          <w:sz w:val="23"/>
+          <w:szCs w:val="23"/>
+        </w:rPr>
+        <w:t>) meses de ejecución del presente Acuerdo.</w:t>
+      </w:r>
+    </w:p>
+    <w:p>
+      <w:pPr>
+        <w:jc w:val="both"/>
+        <w:rPr>
+          <w:rFonts w:ascii="Garamond" w:eastAsia="Garamond" w:hAnsi="Garamond" w:cs="Garamond"/>
+          <w:sz w:val="23"/>
+          <w:szCs w:val="23"/>
+          <w:lang w:val="es-ES"/>
+        </w:rPr>
+      </w:pPr>
+      <w:r>
+        <w:rPr>
+          <w:rFonts w:ascii="Garamond" w:eastAsia="Garamond" w:hAnsi="Garamond" w:cs="Garamond"/>
+          <w:sz w:val="23"/>
+          <w:szCs w:val="23"/>
+          <w:highlight w:val="yellow"/>
+          <w:lang w:val="es-ES"/>
+        </w:rPr>
+        <w:t xml:space="preserve">{%p </w:t>
+      </w:r>
+      <w:proofErr w:type="spellStart"/>
+      <w:r>
+        <w:rPr>
+          <w:rFonts w:ascii="Garamond" w:eastAsia="Garamond" w:hAnsi="Garamond" w:cs="Garamond"/>
+          <w:sz w:val="23"/>
+          <w:szCs w:val="23"/>
+          <w:highlight w:val="yellow"/>
+          <w:lang w:val="es-ES"/>
+        </w:rPr>
+        <w:t>endif</w:t>
+      </w:r>
+      <w:proofErr w:type="spellEnd"/>
+      <w:r>
+        <w:rPr>
+          <w:rFonts w:ascii="Garamond" w:eastAsia="Garamond" w:hAnsi="Garamond" w:cs="Garamond"/>
+          <w:sz w:val="23"/>
+          <w:szCs w:val="23"/>
+          <w:highlight w:val="yellow"/>
+          <w:lang w:val="es-ES"/>
+        </w:rPr>
+        <w:t xml:space="preserve"> %}</w:t>
       </w:r>
     </w:p>
     <w:p>
@@ -12450,1575 +13827,121 @@
           <w:lang w:val="es-MX"/>
         </w:rPr>
       </w:pPr>
-      <w:r>
-        <w:rPr>
-          <w:rFonts w:ascii="Garamond" w:eastAsia="Garamond" w:hAnsi="Garamond" w:cs="Garamond"/>
-          <w:sz w:val="23"/>
-          <w:szCs w:val="23"/>
-          <w:highlight w:val="yellow"/>
-          <w:lang w:val="es-ES"/>
-        </w:rPr>
-        <w:t xml:space="preserve">{%p </w:t>
+    </w:p>
+    <w:p>
+      <w:pPr>
+        <w:jc w:val="both"/>
+        <w:rPr>
+          <w:rFonts w:ascii="Garamond" w:eastAsia="Garamond" w:hAnsi="Garamond" w:cs="Garamond"/>
+          <w:sz w:val="23"/>
+          <w:szCs w:val="23"/>
+          <w:lang w:val="es-MX"/>
+        </w:rPr>
+      </w:pPr>
+      <w:r>
+        <w:rPr>
+          <w:rFonts w:ascii="Garamond" w:eastAsia="Garamond" w:hAnsi="Garamond" w:cs="Garamond"/>
+          <w:b/>
+          <w:bCs/>
+          <w:sz w:val="23"/>
+          <w:szCs w:val="23"/>
+          <w:u w:val="single"/>
+        </w:rPr>
+        <w:t xml:space="preserve">CLÁUSULA </w:t>
+      </w:r>
+      <w:proofErr w:type="gramStart"/>
+      <w:r>
+        <w:rPr>
+          <w:rFonts w:ascii="Garamond" w:eastAsia="Garamond" w:hAnsi="Garamond" w:cs="Garamond"/>
+          <w:b/>
+          <w:bCs/>
+          <w:sz w:val="23"/>
+          <w:szCs w:val="23"/>
+          <w:highlight w:val="yellow"/>
+          <w:u w:val="single"/>
+        </w:rPr>
+        <w:t xml:space="preserve">{{ </w:t>
       </w:r>
       <w:proofErr w:type="spellStart"/>
       <w:r>
         <w:rPr>
           <w:rFonts w:ascii="Garamond" w:eastAsia="Garamond" w:hAnsi="Garamond" w:cs="Garamond"/>
-          <w:sz w:val="23"/>
-          <w:szCs w:val="23"/>
-          <w:highlight w:val="yellow"/>
-          <w:lang w:val="es-ES"/>
-        </w:rPr>
-        <w:t>endif</w:t>
+          <w:b/>
+          <w:bCs/>
+          <w:sz w:val="23"/>
+          <w:szCs w:val="23"/>
+          <w:highlight w:val="yellow"/>
+          <w:u w:val="single"/>
+        </w:rPr>
+        <w:t>NUM</w:t>
+      </w:r>
+      <w:proofErr w:type="gramEnd"/>
+      <w:r>
+        <w:rPr>
+          <w:rFonts w:ascii="Garamond" w:eastAsia="Garamond" w:hAnsi="Garamond" w:cs="Garamond"/>
+          <w:b/>
+          <w:bCs/>
+          <w:sz w:val="23"/>
+          <w:szCs w:val="23"/>
+          <w:highlight w:val="yellow"/>
+          <w:u w:val="single"/>
+        </w:rPr>
+        <w:t>_DECLARACIONES_Y_GARANTIAS</w:t>
+      </w:r>
+      <w:r>
+        <w:rPr>
+          <w:rFonts w:ascii="Garamond" w:eastAsia="Garamond" w:hAnsi="Garamond" w:cs="Garamond"/>
+          <w:b/>
+          <w:bCs/>
+          <w:sz w:val="23"/>
+          <w:szCs w:val="23"/>
+          <w:highlight w:val="yellow"/>
+          <w:u w:val="single"/>
+        </w:rPr>
+        <w:t>|</w:t>
+      </w:r>
+      <w:proofErr w:type="gramStart"/>
+      <w:r>
+        <w:rPr>
+          <w:rFonts w:ascii="Garamond" w:eastAsia="Garamond" w:hAnsi="Garamond" w:cs="Garamond"/>
+          <w:b/>
+          <w:bCs/>
+          <w:sz w:val="23"/>
+          <w:szCs w:val="23"/>
+          <w:highlight w:val="yellow"/>
+          <w:u w:val="single"/>
+        </w:rPr>
+        <w:t>upper</w:t>
       </w:r>
       <w:proofErr w:type="spellEnd"/>
       <w:r>
         <w:rPr>
           <w:rFonts w:ascii="Garamond" w:eastAsia="Garamond" w:hAnsi="Garamond" w:cs="Garamond"/>
-          <w:sz w:val="23"/>
-          <w:szCs w:val="23"/>
-          <w:highlight w:val="yellow"/>
-          <w:lang w:val="es-ES"/>
-        </w:rPr>
-        <w:t xml:space="preserve"> %}</w:t>
-      </w:r>
-    </w:p>
-    <w:p>
-      <w:pPr>
-        <w:jc w:val="both"/>
-        <w:rPr>
-          <w:rFonts w:ascii="Garamond" w:eastAsia="Garamond" w:hAnsi="Garamond" w:cs="Garamond"/>
-          <w:sz w:val="23"/>
-          <w:szCs w:val="23"/>
-          <w:lang w:val="es-ES"/>
-        </w:rPr>
-      </w:pPr>
-      <w:r>
-        <w:rPr>
-          <w:rFonts w:ascii="Garamond" w:eastAsia="Garamond" w:hAnsi="Garamond" w:cs="Garamond"/>
-          <w:sz w:val="23"/>
-          <w:szCs w:val="23"/>
-          <w:highlight w:val="yellow"/>
-          <w:lang w:val="es-ES"/>
-        </w:rPr>
-        <w:t xml:space="preserve">{%p </w:t>
-      </w:r>
-      <w:proofErr w:type="spellStart"/>
-      <w:r>
-        <w:rPr>
-          <w:rFonts w:ascii="Garamond" w:eastAsia="Garamond" w:hAnsi="Garamond" w:cs="Garamond"/>
-          <w:sz w:val="23"/>
-          <w:szCs w:val="23"/>
-          <w:highlight w:val="yellow"/>
-          <w:lang w:val="es-ES"/>
-        </w:rPr>
-        <w:t>if</w:t>
-      </w:r>
-      <w:proofErr w:type="spellEnd"/>
-      <w:r>
-        <w:rPr>
-          <w:rFonts w:ascii="Garamond" w:eastAsia="Garamond" w:hAnsi="Garamond" w:cs="Garamond"/>
-          <w:sz w:val="23"/>
-          <w:szCs w:val="23"/>
-          <w:highlight w:val="yellow"/>
-          <w:lang w:val="es-ES"/>
-        </w:rPr>
-        <w:t xml:space="preserve"> </w:t>
-      </w:r>
-      <w:proofErr w:type="spellStart"/>
-      <w:r>
-        <w:rPr>
-          <w:rFonts w:ascii="Garamond" w:eastAsia="Garamond" w:hAnsi="Garamond" w:cs="Garamond"/>
-          <w:sz w:val="23"/>
-          <w:szCs w:val="23"/>
-          <w:highlight w:val="yellow"/>
-          <w:lang w:val="es-ES"/>
-        </w:rPr>
-        <w:t>activa</w:t>
-      </w:r>
-      <w:r>
-        <w:rPr>
-          <w:rFonts w:ascii="Garamond" w:eastAsia="Garamond" w:hAnsi="Garamond" w:cs="Garamond"/>
-          <w:sz w:val="23"/>
-          <w:szCs w:val="23"/>
-          <w:highlight w:val="yellow"/>
-          <w:lang w:val="es-ES"/>
-        </w:rPr>
-        <w:t>_</w:t>
-      </w:r>
-      <w:r>
-        <w:rPr>
-          <w:rFonts w:ascii="Garamond" w:eastAsia="Garamond" w:hAnsi="Garamond" w:cs="Garamond"/>
-          <w:sz w:val="23"/>
-          <w:szCs w:val="23"/>
-          <w:highlight w:val="yellow"/>
-          <w:lang w:val="es-ES"/>
-        </w:rPr>
-        <w:t>descuento_menu</w:t>
-      </w:r>
-      <w:proofErr w:type="spellEnd"/>
-      <w:r>
-        <w:rPr>
-          <w:rFonts w:ascii="Garamond" w:eastAsia="Garamond" w:hAnsi="Garamond" w:cs="Garamond"/>
-          <w:sz w:val="23"/>
-          <w:szCs w:val="23"/>
-          <w:highlight w:val="yellow"/>
-          <w:lang w:val="es-ES"/>
-        </w:rPr>
-        <w:t xml:space="preserve"> %}</w:t>
-      </w:r>
-    </w:p>
-    <w:p>
-      <w:pPr>
-        <w:jc w:val="both"/>
-        <w:rPr>
-          <w:rFonts w:ascii="Garamond" w:eastAsia="Garamond" w:hAnsi="Garamond" w:cs="Garamond"/>
-          <w:sz w:val="23"/>
-          <w:szCs w:val="23"/>
-          <w:lang w:val="es-ES"/>
-        </w:rPr>
-      </w:pPr>
-    </w:p>
-    <w:p>
-      <w:pPr>
-        <w:jc w:val="both"/>
-        <w:rPr>
-          <w:rFonts w:ascii="Garamond" w:eastAsia="Garamond" w:hAnsi="Garamond" w:cs="Garamond"/>
-          <w:sz w:val="23"/>
-          <w:szCs w:val="23"/>
-        </w:rPr>
-      </w:pPr>
-      <w:r>
-        <w:rPr>
-          <w:rFonts w:ascii="Garamond" w:eastAsia="Garamond" w:hAnsi="Garamond" w:cs="Garamond"/>
-          <w:sz w:val="23"/>
-          <w:szCs w:val="23"/>
-        </w:rPr>
-        <w:t xml:space="preserve">Realizar un descuento de por lo menos el </w:t>
-      </w:r>
-      <w:proofErr w:type="gramStart"/>
-      <w:r>
-        <w:rPr>
-          <w:rFonts w:ascii="Garamond" w:eastAsia="Garamond" w:hAnsi="Garamond" w:cs="Garamond"/>
-          <w:sz w:val="23"/>
-          <w:szCs w:val="23"/>
-          <w:highlight w:val="yellow"/>
-        </w:rPr>
-        <w:t>{{ N</w:t>
+          <w:b/>
+          <w:bCs/>
+          <w:sz w:val="23"/>
+          <w:szCs w:val="23"/>
+          <w:highlight w:val="yellow"/>
+          <w:u w:val="single"/>
+        </w:rPr>
+        <w:t xml:space="preserve"> }</w:t>
       </w:r>
       <w:proofErr w:type="gramEnd"/>
       <w:r>
         <w:rPr>
           <w:rFonts w:ascii="Garamond" w:eastAsia="Garamond" w:hAnsi="Garamond" w:cs="Garamond"/>
-          <w:sz w:val="23"/>
-          <w:szCs w:val="23"/>
-          <w:highlight w:val="yellow"/>
-        </w:rPr>
-        <w:t>_DESCUENTO_</w:t>
-      </w:r>
-      <w:proofErr w:type="gramStart"/>
-      <w:r>
-        <w:rPr>
-          <w:rFonts w:ascii="Garamond" w:eastAsia="Garamond" w:hAnsi="Garamond" w:cs="Garamond"/>
-          <w:sz w:val="23"/>
-          <w:szCs w:val="23"/>
-          <w:highlight w:val="yellow"/>
-        </w:rPr>
-        <w:t>MENU }}</w:t>
-      </w:r>
-      <w:r>
-        <w:rPr>
-          <w:rFonts w:ascii="Garamond" w:eastAsia="Garamond" w:hAnsi="Garamond" w:cs="Garamond"/>
-          <w:sz w:val="23"/>
-          <w:szCs w:val="23"/>
-        </w:rPr>
-        <w:t>%</w:t>
-      </w:r>
-      <w:proofErr w:type="gramEnd"/>
-      <w:r>
-        <w:rPr>
-          <w:rFonts w:ascii="Garamond" w:eastAsia="Garamond" w:hAnsi="Garamond" w:cs="Garamond"/>
-          <w:sz w:val="23"/>
-          <w:szCs w:val="23"/>
-        </w:rPr>
-        <w:t xml:space="preserve"> </w:t>
-      </w:r>
-      <w:r>
-        <w:rPr>
-          <w:rFonts w:ascii="Garamond" w:eastAsia="Garamond" w:hAnsi="Garamond" w:cs="Garamond"/>
-          <w:sz w:val="23"/>
-          <w:szCs w:val="23"/>
-          <w:highlight w:val="yellow"/>
-        </w:rPr>
-        <w:t>(</w:t>
-      </w:r>
-      <w:proofErr w:type="gramStart"/>
-      <w:r>
-        <w:rPr>
-          <w:rFonts w:ascii="Garamond" w:eastAsia="Garamond" w:hAnsi="Garamond" w:cs="Garamond"/>
-          <w:sz w:val="23"/>
-          <w:szCs w:val="23"/>
-          <w:highlight w:val="yellow"/>
-        </w:rPr>
-        <w:t xml:space="preserve">{{ </w:t>
-      </w:r>
-      <w:proofErr w:type="spellStart"/>
-      <w:r>
-        <w:rPr>
-          <w:rFonts w:ascii="Garamond" w:eastAsia="Garamond" w:hAnsi="Garamond" w:cs="Garamond"/>
-          <w:sz w:val="23"/>
-          <w:szCs w:val="23"/>
-          <w:highlight w:val="yellow"/>
-        </w:rPr>
-        <w:t>VALOR</w:t>
-      </w:r>
-      <w:proofErr w:type="gramEnd"/>
-      <w:r>
-        <w:rPr>
-          <w:rFonts w:ascii="Garamond" w:eastAsia="Garamond" w:hAnsi="Garamond" w:cs="Garamond"/>
-          <w:sz w:val="23"/>
-          <w:szCs w:val="23"/>
-          <w:highlight w:val="yellow"/>
-        </w:rPr>
-        <w:t>_DESCUENTO_MENU</w:t>
-      </w:r>
-      <w:r>
-        <w:rPr>
-          <w:rFonts w:ascii="Garamond" w:eastAsia="Garamond" w:hAnsi="Garamond" w:cs="Garamond"/>
-          <w:sz w:val="23"/>
-          <w:szCs w:val="23"/>
-          <w:highlight w:val="yellow"/>
-        </w:rPr>
-        <w:t>|</w:t>
-      </w:r>
-      <w:proofErr w:type="gramStart"/>
-      <w:r>
-        <w:rPr>
-          <w:rFonts w:ascii="Garamond" w:eastAsia="Garamond" w:hAnsi="Garamond" w:cs="Garamond"/>
-          <w:sz w:val="23"/>
-          <w:szCs w:val="23"/>
-          <w:highlight w:val="yellow"/>
-        </w:rPr>
-        <w:t>lower</w:t>
-      </w:r>
-      <w:proofErr w:type="spellEnd"/>
-      <w:r>
-        <w:rPr>
-          <w:rFonts w:ascii="Garamond" w:eastAsia="Garamond" w:hAnsi="Garamond" w:cs="Garamond"/>
-          <w:sz w:val="23"/>
-          <w:szCs w:val="23"/>
-          <w:highlight w:val="yellow"/>
-        </w:rPr>
-        <w:t xml:space="preserve"> }</w:t>
-      </w:r>
-      <w:proofErr w:type="gramEnd"/>
-      <w:r>
-        <w:rPr>
-          <w:rFonts w:ascii="Garamond" w:eastAsia="Garamond" w:hAnsi="Garamond" w:cs="Garamond"/>
-          <w:sz w:val="23"/>
-          <w:szCs w:val="23"/>
-          <w:highlight w:val="yellow"/>
+          <w:b/>
+          <w:bCs/>
+          <w:sz w:val="23"/>
+          <w:szCs w:val="23"/>
+          <w:highlight w:val="yellow"/>
+          <w:u w:val="single"/>
         </w:rPr>
         <w:t>}</w:t>
       </w:r>
       <w:r>
         <w:rPr>
           <w:rFonts w:ascii="Garamond" w:eastAsia="Garamond" w:hAnsi="Garamond" w:cs="Garamond"/>
-          <w:sz w:val="23"/>
-          <w:szCs w:val="23"/>
-        </w:rPr>
-        <w:t xml:space="preserve"> por ciento) en todo el menú dentro de la Plataforma Rappi durante los primeros </w:t>
-      </w:r>
-      <w:proofErr w:type="gramStart"/>
-      <w:r>
-        <w:rPr>
-          <w:rFonts w:ascii="Garamond" w:eastAsia="Garamond" w:hAnsi="Garamond" w:cs="Garamond"/>
-          <w:sz w:val="23"/>
-          <w:szCs w:val="23"/>
-          <w:highlight w:val="yellow"/>
-        </w:rPr>
-        <w:t>{{ N</w:t>
-      </w:r>
-      <w:proofErr w:type="gramEnd"/>
-      <w:r>
-        <w:rPr>
-          <w:rFonts w:ascii="Garamond" w:eastAsia="Garamond" w:hAnsi="Garamond" w:cs="Garamond"/>
-          <w:sz w:val="23"/>
-          <w:szCs w:val="23"/>
-          <w:highlight w:val="yellow"/>
-        </w:rPr>
-        <w:t>_MESES_DESCUENTO_</w:t>
-      </w:r>
-      <w:proofErr w:type="gramStart"/>
-      <w:r>
-        <w:rPr>
-          <w:rFonts w:ascii="Garamond" w:eastAsia="Garamond" w:hAnsi="Garamond" w:cs="Garamond"/>
-          <w:sz w:val="23"/>
-          <w:szCs w:val="23"/>
-          <w:highlight w:val="yellow"/>
-        </w:rPr>
-        <w:t>MENU }</w:t>
-      </w:r>
-      <w:proofErr w:type="gramEnd"/>
-      <w:r>
-        <w:rPr>
-          <w:rFonts w:ascii="Garamond" w:eastAsia="Garamond" w:hAnsi="Garamond" w:cs="Garamond"/>
-          <w:sz w:val="23"/>
-          <w:szCs w:val="23"/>
-          <w:highlight w:val="yellow"/>
-        </w:rPr>
-        <w:t>} (</w:t>
-      </w:r>
-      <w:proofErr w:type="gramStart"/>
-      <w:r>
-        <w:rPr>
-          <w:rFonts w:ascii="Garamond" w:eastAsia="Garamond" w:hAnsi="Garamond" w:cs="Garamond"/>
-          <w:sz w:val="23"/>
-          <w:szCs w:val="23"/>
-          <w:highlight w:val="yellow"/>
-        </w:rPr>
-        <w:t xml:space="preserve">{{ </w:t>
-      </w:r>
-      <w:proofErr w:type="spellStart"/>
-      <w:r>
-        <w:rPr>
-          <w:rFonts w:ascii="Garamond" w:eastAsia="Garamond" w:hAnsi="Garamond" w:cs="Garamond"/>
-          <w:sz w:val="23"/>
-          <w:szCs w:val="23"/>
-          <w:highlight w:val="yellow"/>
-        </w:rPr>
-        <w:t>VALOR</w:t>
-      </w:r>
-      <w:proofErr w:type="gramEnd"/>
-      <w:r>
-        <w:rPr>
-          <w:rFonts w:ascii="Garamond" w:eastAsia="Garamond" w:hAnsi="Garamond" w:cs="Garamond"/>
-          <w:sz w:val="23"/>
-          <w:szCs w:val="23"/>
-          <w:highlight w:val="yellow"/>
-        </w:rPr>
-        <w:t>_MES_DESCUENTO_MENU</w:t>
-      </w:r>
-      <w:r>
-        <w:rPr>
-          <w:rFonts w:ascii="Garamond" w:eastAsia="Garamond" w:hAnsi="Garamond" w:cs="Garamond"/>
-          <w:sz w:val="23"/>
-          <w:szCs w:val="23"/>
-          <w:highlight w:val="yellow"/>
-        </w:rPr>
-        <w:t>|</w:t>
-      </w:r>
-      <w:proofErr w:type="gramStart"/>
-      <w:r>
-        <w:rPr>
-          <w:rFonts w:ascii="Garamond" w:eastAsia="Garamond" w:hAnsi="Garamond" w:cs="Garamond"/>
-          <w:sz w:val="23"/>
-          <w:szCs w:val="23"/>
-          <w:highlight w:val="yellow"/>
-        </w:rPr>
-        <w:t>lower</w:t>
-      </w:r>
-      <w:proofErr w:type="spellEnd"/>
-      <w:r>
-        <w:rPr>
-          <w:rFonts w:ascii="Garamond" w:eastAsia="Garamond" w:hAnsi="Garamond" w:cs="Garamond"/>
-          <w:sz w:val="23"/>
-          <w:szCs w:val="23"/>
-          <w:highlight w:val="yellow"/>
-        </w:rPr>
-        <w:t xml:space="preserve"> }</w:t>
-      </w:r>
-      <w:proofErr w:type="gramEnd"/>
-      <w:r>
-        <w:rPr>
-          <w:rFonts w:ascii="Garamond" w:eastAsia="Garamond" w:hAnsi="Garamond" w:cs="Garamond"/>
-          <w:sz w:val="23"/>
-          <w:szCs w:val="23"/>
-          <w:highlight w:val="yellow"/>
-        </w:rPr>
-        <w:t>}</w:t>
-      </w:r>
-      <w:r>
-        <w:rPr>
-          <w:rFonts w:ascii="Garamond" w:eastAsia="Garamond" w:hAnsi="Garamond" w:cs="Garamond"/>
-          <w:sz w:val="23"/>
-          <w:szCs w:val="23"/>
-        </w:rPr>
-        <w:t>) meses de ejecución del presente Acuerdo.</w:t>
-      </w:r>
-    </w:p>
-    <w:p>
-      <w:pPr>
-        <w:jc w:val="both"/>
-        <w:rPr>
-          <w:rFonts w:ascii="Garamond" w:eastAsia="Garamond" w:hAnsi="Garamond" w:cs="Garamond"/>
-          <w:sz w:val="23"/>
-          <w:szCs w:val="23"/>
-          <w:lang w:val="en-US"/>
-        </w:rPr>
-      </w:pPr>
-      <w:r>
-        <w:rPr>
-          <w:rFonts w:ascii="Garamond" w:eastAsia="Garamond" w:hAnsi="Garamond" w:cs="Garamond"/>
-          <w:sz w:val="23"/>
-          <w:szCs w:val="23"/>
-          <w:highlight w:val="yellow"/>
-          <w:lang w:val="en-US"/>
-        </w:rPr>
-        <w:t>{%p endif %}</w:t>
-      </w:r>
-    </w:p>
-    <w:p>
-      <w:pPr>
-        <w:jc w:val="both"/>
-        <w:rPr>
-          <w:rFonts w:ascii="Garamond" w:eastAsia="Garamond" w:hAnsi="Garamond" w:cs="Garamond"/>
-          <w:sz w:val="23"/>
-          <w:szCs w:val="23"/>
-          <w:lang w:val="en-US"/>
-        </w:rPr>
-      </w:pPr>
-      <w:r>
-        <w:rPr>
-          <w:rFonts w:ascii="Garamond" w:eastAsia="Garamond" w:hAnsi="Garamond" w:cs="Garamond"/>
-          <w:sz w:val="23"/>
-          <w:szCs w:val="23"/>
-          <w:highlight w:val="yellow"/>
-          <w:lang w:val="en-US"/>
-        </w:rPr>
-        <w:t xml:space="preserve">{%p if </w:t>
-      </w:r>
-      <w:proofErr w:type="spellStart"/>
-      <w:r>
-        <w:rPr>
-          <w:rFonts w:ascii="Garamond" w:eastAsia="Garamond" w:hAnsi="Garamond" w:cs="Garamond"/>
-          <w:sz w:val="23"/>
-          <w:szCs w:val="23"/>
-          <w:highlight w:val="yellow"/>
-          <w:lang w:val="en-US"/>
-        </w:rPr>
-        <w:t>activa_mark_down</w:t>
-      </w:r>
-      <w:proofErr w:type="spellEnd"/>
-      <w:r>
-        <w:rPr>
-          <w:rFonts w:ascii="Garamond" w:eastAsia="Garamond" w:hAnsi="Garamond" w:cs="Garamond"/>
-          <w:sz w:val="23"/>
-          <w:szCs w:val="23"/>
-          <w:highlight w:val="yellow"/>
-          <w:lang w:val="en-US"/>
-        </w:rPr>
-        <w:t xml:space="preserve"> %}</w:t>
-      </w:r>
-    </w:p>
-    <w:p>
-      <w:pPr>
-        <w:jc w:val="both"/>
-        <w:rPr>
-          <w:rFonts w:ascii="Garamond" w:eastAsia="Garamond" w:hAnsi="Garamond" w:cs="Garamond"/>
-          <w:sz w:val="23"/>
-          <w:szCs w:val="23"/>
-          <w:lang w:val="en-US"/>
-        </w:rPr>
-      </w:pPr>
-    </w:p>
-    <w:p>
-      <w:pPr>
-        <w:jc w:val="both"/>
-        <w:rPr>
-          <w:rFonts w:ascii="Garamond" w:eastAsia="Garamond" w:hAnsi="Garamond" w:cs="Garamond"/>
-          <w:sz w:val="23"/>
-          <w:szCs w:val="23"/>
-        </w:rPr>
-      </w:pPr>
-      <w:r>
-        <w:rPr>
-          <w:rFonts w:ascii="Garamond" w:eastAsia="Garamond" w:hAnsi="Garamond" w:cs="Garamond"/>
-          <w:sz w:val="23"/>
-          <w:szCs w:val="23"/>
-        </w:rPr>
-        <w:t xml:space="preserve">Realizar una inversión mensual en promociones del </w:t>
-      </w:r>
-      <w:proofErr w:type="gramStart"/>
-      <w:r>
-        <w:rPr>
-          <w:rFonts w:ascii="Garamond" w:eastAsia="Garamond" w:hAnsi="Garamond" w:cs="Garamond"/>
-          <w:sz w:val="23"/>
-          <w:szCs w:val="23"/>
-          <w:highlight w:val="yellow"/>
-        </w:rPr>
-        <w:t>{{ N</w:t>
-      </w:r>
-      <w:proofErr w:type="gramEnd"/>
-      <w:r>
-        <w:rPr>
-          <w:rFonts w:ascii="Garamond" w:eastAsia="Garamond" w:hAnsi="Garamond" w:cs="Garamond"/>
-          <w:sz w:val="23"/>
-          <w:szCs w:val="23"/>
-          <w:highlight w:val="yellow"/>
-        </w:rPr>
-        <w:t>_DESCUENTO_MARK_</w:t>
-      </w:r>
-      <w:proofErr w:type="gramStart"/>
-      <w:r>
-        <w:rPr>
-          <w:rFonts w:ascii="Garamond" w:eastAsia="Garamond" w:hAnsi="Garamond" w:cs="Garamond"/>
-          <w:sz w:val="23"/>
-          <w:szCs w:val="23"/>
-          <w:highlight w:val="yellow"/>
-        </w:rPr>
-        <w:t>DOWN }</w:t>
-      </w:r>
-      <w:proofErr w:type="gramEnd"/>
-      <w:r>
-        <w:rPr>
-          <w:rFonts w:ascii="Garamond" w:eastAsia="Garamond" w:hAnsi="Garamond" w:cs="Garamond"/>
-          <w:sz w:val="23"/>
-          <w:szCs w:val="23"/>
-          <w:highlight w:val="yellow"/>
-        </w:rPr>
-        <w:t>}</w:t>
-      </w:r>
-      <w:r>
-        <w:rPr>
-          <w:rFonts w:ascii="Garamond" w:eastAsia="Garamond" w:hAnsi="Garamond" w:cs="Garamond"/>
-          <w:sz w:val="23"/>
-          <w:szCs w:val="23"/>
-        </w:rPr>
-        <w:t xml:space="preserve"> % </w:t>
-      </w:r>
-      <w:r>
-        <w:rPr>
-          <w:rFonts w:ascii="Garamond" w:eastAsia="Garamond" w:hAnsi="Garamond" w:cs="Garamond"/>
-          <w:sz w:val="23"/>
-          <w:szCs w:val="23"/>
-          <w:highlight w:val="yellow"/>
-        </w:rPr>
-        <w:t>(</w:t>
-      </w:r>
-      <w:proofErr w:type="gramStart"/>
-      <w:r>
-        <w:rPr>
-          <w:rFonts w:ascii="Garamond" w:eastAsia="Garamond" w:hAnsi="Garamond" w:cs="Garamond"/>
-          <w:sz w:val="23"/>
-          <w:szCs w:val="23"/>
-          <w:highlight w:val="yellow"/>
-        </w:rPr>
-        <w:t xml:space="preserve">{{ </w:t>
-      </w:r>
-      <w:proofErr w:type="spellStart"/>
-      <w:r>
-        <w:rPr>
-          <w:rFonts w:ascii="Garamond" w:eastAsia="Garamond" w:hAnsi="Garamond" w:cs="Garamond"/>
-          <w:sz w:val="23"/>
-          <w:szCs w:val="23"/>
-          <w:highlight w:val="yellow"/>
-        </w:rPr>
-        <w:t>VALOR</w:t>
-      </w:r>
-      <w:proofErr w:type="gramEnd"/>
-      <w:r>
-        <w:rPr>
-          <w:rFonts w:ascii="Garamond" w:eastAsia="Garamond" w:hAnsi="Garamond" w:cs="Garamond"/>
-          <w:sz w:val="23"/>
-          <w:szCs w:val="23"/>
-          <w:highlight w:val="yellow"/>
-        </w:rPr>
-        <w:t>_DESCUENTO_MARK_DOWN|</w:t>
-      </w:r>
-      <w:proofErr w:type="gramStart"/>
-      <w:r>
-        <w:rPr>
-          <w:rFonts w:ascii="Garamond" w:eastAsia="Garamond" w:hAnsi="Garamond" w:cs="Garamond"/>
-          <w:sz w:val="23"/>
-          <w:szCs w:val="23"/>
-          <w:highlight w:val="yellow"/>
-        </w:rPr>
-        <w:t>lower</w:t>
-      </w:r>
-      <w:proofErr w:type="spellEnd"/>
-      <w:r>
-        <w:rPr>
-          <w:rFonts w:ascii="Garamond" w:eastAsia="Garamond" w:hAnsi="Garamond" w:cs="Garamond"/>
-          <w:sz w:val="23"/>
-          <w:szCs w:val="23"/>
-          <w:highlight w:val="yellow"/>
-        </w:rPr>
-        <w:t xml:space="preserve"> }</w:t>
-      </w:r>
-      <w:proofErr w:type="gramEnd"/>
-      <w:r>
-        <w:rPr>
-          <w:rFonts w:ascii="Garamond" w:eastAsia="Garamond" w:hAnsi="Garamond" w:cs="Garamond"/>
-          <w:sz w:val="23"/>
-          <w:szCs w:val="23"/>
-          <w:highlight w:val="yellow"/>
-        </w:rPr>
-        <w:t>}</w:t>
-      </w:r>
-      <w:r>
-        <w:rPr>
-          <w:rFonts w:ascii="Garamond" w:eastAsia="Garamond" w:hAnsi="Garamond" w:cs="Garamond"/>
-          <w:sz w:val="23"/>
-          <w:szCs w:val="23"/>
-        </w:rPr>
-        <w:t xml:space="preserve"> por ciento) de las ventas totales realizadas por el Aliado a través de la Plataforma Rappi durante el mes inmediatamente anterior durante la vigencia del presente Acuerdo.</w:t>
-      </w:r>
-    </w:p>
-    <w:p>
-      <w:pPr>
-        <w:jc w:val="both"/>
-        <w:rPr>
-          <w:rFonts w:ascii="Garamond" w:eastAsia="Garamond" w:hAnsi="Garamond" w:cs="Garamond"/>
-          <w:sz w:val="23"/>
-          <w:szCs w:val="23"/>
-          <w:lang w:val="es-MX"/>
-        </w:rPr>
-      </w:pPr>
-      <w:r>
-        <w:rPr>
-          <w:rFonts w:ascii="Garamond" w:eastAsia="Garamond" w:hAnsi="Garamond" w:cs="Garamond"/>
-          <w:sz w:val="23"/>
-          <w:szCs w:val="23"/>
-          <w:highlight w:val="yellow"/>
-          <w:lang w:val="es-ES"/>
-        </w:rPr>
-        <w:t xml:space="preserve">{%p </w:t>
-      </w:r>
-      <w:proofErr w:type="spellStart"/>
-      <w:r>
-        <w:rPr>
-          <w:rFonts w:ascii="Garamond" w:eastAsia="Garamond" w:hAnsi="Garamond" w:cs="Garamond"/>
-          <w:sz w:val="23"/>
-          <w:szCs w:val="23"/>
-          <w:highlight w:val="yellow"/>
-          <w:lang w:val="es-ES"/>
-        </w:rPr>
-        <w:t>endif</w:t>
-      </w:r>
-      <w:proofErr w:type="spellEnd"/>
-      <w:r>
-        <w:rPr>
-          <w:rFonts w:ascii="Garamond" w:eastAsia="Garamond" w:hAnsi="Garamond" w:cs="Garamond"/>
-          <w:sz w:val="23"/>
-          <w:szCs w:val="23"/>
-          <w:highlight w:val="yellow"/>
-          <w:lang w:val="es-ES"/>
-        </w:rPr>
-        <w:t xml:space="preserve"> %}</w:t>
-      </w:r>
-    </w:p>
-    <w:p>
-      <w:pPr>
-        <w:jc w:val="both"/>
-        <w:rPr>
-          <w:rFonts w:ascii="Garamond" w:eastAsia="Garamond" w:hAnsi="Garamond" w:cs="Garamond"/>
-          <w:sz w:val="23"/>
-          <w:szCs w:val="23"/>
-          <w:lang w:val="es-ES"/>
-        </w:rPr>
-      </w:pPr>
-      <w:r>
-        <w:rPr>
-          <w:rFonts w:ascii="Garamond" w:eastAsia="Garamond" w:hAnsi="Garamond" w:cs="Garamond"/>
-          <w:sz w:val="23"/>
-          <w:szCs w:val="23"/>
-          <w:highlight w:val="yellow"/>
-          <w:lang w:val="es-ES"/>
-        </w:rPr>
-        <w:t xml:space="preserve">{%p </w:t>
-      </w:r>
-      <w:proofErr w:type="spellStart"/>
-      <w:r>
-        <w:rPr>
-          <w:rFonts w:ascii="Garamond" w:eastAsia="Garamond" w:hAnsi="Garamond" w:cs="Garamond"/>
-          <w:sz w:val="23"/>
-          <w:szCs w:val="23"/>
-          <w:highlight w:val="yellow"/>
-          <w:lang w:val="es-ES"/>
-        </w:rPr>
-        <w:t>if</w:t>
-      </w:r>
-      <w:proofErr w:type="spellEnd"/>
-      <w:r>
-        <w:rPr>
-          <w:rFonts w:ascii="Garamond" w:eastAsia="Garamond" w:hAnsi="Garamond" w:cs="Garamond"/>
-          <w:sz w:val="23"/>
-          <w:szCs w:val="23"/>
-          <w:highlight w:val="yellow"/>
-          <w:lang w:val="es-ES"/>
-        </w:rPr>
-        <w:t xml:space="preserve"> </w:t>
-      </w:r>
-      <w:proofErr w:type="spellStart"/>
-      <w:r>
-        <w:rPr>
-          <w:rFonts w:ascii="Garamond" w:eastAsia="Garamond" w:hAnsi="Garamond" w:cs="Garamond"/>
-          <w:sz w:val="23"/>
-          <w:szCs w:val="23"/>
-          <w:highlight w:val="yellow"/>
-          <w:lang w:val="es-ES"/>
-        </w:rPr>
-        <w:t>activa_publicaciones_redes</w:t>
-      </w:r>
-      <w:proofErr w:type="spellEnd"/>
-      <w:r>
-        <w:rPr>
-          <w:rFonts w:ascii="Garamond" w:eastAsia="Garamond" w:hAnsi="Garamond" w:cs="Garamond"/>
-          <w:sz w:val="23"/>
-          <w:szCs w:val="23"/>
-          <w:highlight w:val="yellow"/>
-          <w:lang w:val="es-ES"/>
-        </w:rPr>
-        <w:t xml:space="preserve"> %}</w:t>
-      </w:r>
-    </w:p>
-    <w:p>
-      <w:pPr>
-        <w:jc w:val="both"/>
-        <w:rPr>
-          <w:rFonts w:ascii="Garamond" w:eastAsia="Garamond" w:hAnsi="Garamond" w:cs="Garamond"/>
-          <w:sz w:val="23"/>
-          <w:szCs w:val="23"/>
-          <w:lang w:val="es-ES"/>
-        </w:rPr>
-      </w:pPr>
-    </w:p>
-    <w:p>
-      <w:pPr>
-        <w:jc w:val="both"/>
-        <w:rPr>
-          <w:rFonts w:ascii="Garamond" w:eastAsia="Garamond" w:hAnsi="Garamond" w:cs="Garamond"/>
-          <w:sz w:val="23"/>
-          <w:szCs w:val="23"/>
-        </w:rPr>
-      </w:pPr>
-      <w:r>
-        <w:rPr>
-          <w:rFonts w:ascii="Garamond" w:eastAsia="Garamond" w:hAnsi="Garamond" w:cs="Garamond"/>
-          <w:sz w:val="23"/>
-          <w:szCs w:val="23"/>
-        </w:rPr>
-        <w:t xml:space="preserve">Realizar, al menos </w:t>
-      </w:r>
-      <w:proofErr w:type="gramStart"/>
-      <w:r>
-        <w:rPr>
-          <w:rFonts w:ascii="Garamond" w:eastAsia="Garamond" w:hAnsi="Garamond" w:cs="Garamond"/>
-          <w:sz w:val="23"/>
-          <w:szCs w:val="23"/>
-          <w:highlight w:val="yellow"/>
-        </w:rPr>
-        <w:t xml:space="preserve">{{ </w:t>
-      </w:r>
-      <w:r>
-        <w:rPr>
-          <w:rFonts w:ascii="Garamond" w:eastAsia="Garamond" w:hAnsi="Garamond" w:cs="Garamond"/>
-          <w:sz w:val="23"/>
-          <w:szCs w:val="23"/>
-          <w:highlight w:val="yellow"/>
-        </w:rPr>
-        <w:t>N</w:t>
-      </w:r>
-      <w:proofErr w:type="gramEnd"/>
-      <w:r>
-        <w:rPr>
-          <w:rFonts w:ascii="Garamond" w:eastAsia="Garamond" w:hAnsi="Garamond" w:cs="Garamond"/>
-          <w:sz w:val="23"/>
-          <w:szCs w:val="23"/>
-          <w:highlight w:val="yellow"/>
-        </w:rPr>
-        <w:t>_</w:t>
-      </w:r>
-      <w:r>
-        <w:rPr>
-          <w:rFonts w:ascii="Garamond" w:eastAsia="Garamond" w:hAnsi="Garamond" w:cs="Garamond"/>
-          <w:sz w:val="23"/>
-          <w:szCs w:val="23"/>
-          <w:highlight w:val="yellow"/>
-        </w:rPr>
-        <w:t>DESCUENTO_</w:t>
-      </w:r>
-      <w:proofErr w:type="gramStart"/>
-      <w:r>
-        <w:rPr>
-          <w:rFonts w:ascii="Garamond" w:eastAsia="Garamond" w:hAnsi="Garamond" w:cs="Garamond"/>
-          <w:sz w:val="23"/>
-          <w:szCs w:val="23"/>
-          <w:highlight w:val="yellow"/>
-        </w:rPr>
-        <w:t>REDES }</w:t>
-      </w:r>
-      <w:proofErr w:type="gramEnd"/>
-      <w:r>
-        <w:rPr>
-          <w:rFonts w:ascii="Garamond" w:eastAsia="Garamond" w:hAnsi="Garamond" w:cs="Garamond"/>
-          <w:sz w:val="23"/>
-          <w:szCs w:val="23"/>
-          <w:highlight w:val="yellow"/>
-        </w:rPr>
-        <w:t>}</w:t>
-      </w:r>
-      <w:r>
-        <w:rPr>
-          <w:rFonts w:ascii="Garamond" w:eastAsia="Garamond" w:hAnsi="Garamond" w:cs="Garamond"/>
-          <w:sz w:val="23"/>
-          <w:szCs w:val="23"/>
-        </w:rPr>
-        <w:t xml:space="preserve"> </w:t>
-      </w:r>
-      <w:r>
-        <w:rPr>
-          <w:rFonts w:ascii="Garamond" w:eastAsia="Garamond" w:hAnsi="Garamond" w:cs="Garamond"/>
-          <w:sz w:val="23"/>
-          <w:szCs w:val="23"/>
-          <w:highlight w:val="yellow"/>
-        </w:rPr>
-        <w:t>(</w:t>
-      </w:r>
-      <w:proofErr w:type="gramStart"/>
-      <w:r>
-        <w:rPr>
-          <w:rFonts w:ascii="Garamond" w:eastAsia="Garamond" w:hAnsi="Garamond" w:cs="Garamond"/>
-          <w:sz w:val="23"/>
-          <w:szCs w:val="23"/>
-          <w:highlight w:val="yellow"/>
-        </w:rPr>
-        <w:t xml:space="preserve">{{ </w:t>
-      </w:r>
-      <w:proofErr w:type="spellStart"/>
-      <w:r>
-        <w:rPr>
-          <w:rFonts w:ascii="Garamond" w:eastAsia="Garamond" w:hAnsi="Garamond" w:cs="Garamond"/>
-          <w:sz w:val="23"/>
-          <w:szCs w:val="23"/>
-          <w:highlight w:val="yellow"/>
-        </w:rPr>
-        <w:t>DESCUENTO</w:t>
-      </w:r>
-      <w:proofErr w:type="gramEnd"/>
-      <w:r>
-        <w:rPr>
-          <w:rFonts w:ascii="Garamond" w:eastAsia="Garamond" w:hAnsi="Garamond" w:cs="Garamond"/>
-          <w:sz w:val="23"/>
-          <w:szCs w:val="23"/>
-          <w:highlight w:val="yellow"/>
-        </w:rPr>
-        <w:t>_REDES</w:t>
-      </w:r>
-      <w:r>
-        <w:rPr>
-          <w:rFonts w:ascii="Garamond" w:eastAsia="Garamond" w:hAnsi="Garamond" w:cs="Garamond"/>
-          <w:sz w:val="23"/>
-          <w:szCs w:val="23"/>
-          <w:highlight w:val="yellow"/>
-        </w:rPr>
-        <w:t>|</w:t>
-      </w:r>
-      <w:proofErr w:type="gramStart"/>
-      <w:r>
-        <w:rPr>
-          <w:rFonts w:ascii="Garamond" w:eastAsia="Garamond" w:hAnsi="Garamond" w:cs="Garamond"/>
-          <w:sz w:val="23"/>
-          <w:szCs w:val="23"/>
-          <w:highlight w:val="yellow"/>
-        </w:rPr>
-        <w:t>lower</w:t>
-      </w:r>
-      <w:proofErr w:type="spellEnd"/>
-      <w:r>
-        <w:rPr>
-          <w:rFonts w:ascii="Garamond" w:eastAsia="Garamond" w:hAnsi="Garamond" w:cs="Garamond"/>
-          <w:sz w:val="23"/>
-          <w:szCs w:val="23"/>
-          <w:highlight w:val="yellow"/>
-        </w:rPr>
-        <w:t xml:space="preserve"> }</w:t>
-      </w:r>
-      <w:proofErr w:type="gramEnd"/>
-      <w:r>
-        <w:rPr>
-          <w:rFonts w:ascii="Garamond" w:eastAsia="Garamond" w:hAnsi="Garamond" w:cs="Garamond"/>
-          <w:sz w:val="23"/>
-          <w:szCs w:val="23"/>
-          <w:highlight w:val="yellow"/>
-        </w:rPr>
-        <w:t>}</w:t>
-      </w:r>
-      <w:r>
-        <w:rPr>
-          <w:rFonts w:ascii="Garamond" w:eastAsia="Garamond" w:hAnsi="Garamond" w:cs="Garamond"/>
-          <w:sz w:val="23"/>
-          <w:szCs w:val="23"/>
-        </w:rPr>
-        <w:t xml:space="preserve">) publicaciones mensuales en sus redes sociales garantizando que estén dirigidas única y exclusivamente a incrementar sus ventas a través de la Plataforma Rappi, </w:t>
-      </w:r>
-      <w:r>
-        <w:rPr>
-          <w:rFonts w:ascii="Garamond" w:eastAsia="Garamond" w:hAnsi="Garamond" w:cs="Garamond"/>
-          <w:sz w:val="23"/>
-          <w:szCs w:val="23"/>
-        </w:rPr>
-        <w:t>enunciando,</w:t>
-      </w:r>
-      <w:r>
-        <w:rPr>
-          <w:rFonts w:ascii="Garamond" w:eastAsia="Garamond" w:hAnsi="Garamond" w:cs="Garamond"/>
-          <w:sz w:val="23"/>
-          <w:szCs w:val="23"/>
-        </w:rPr>
-        <w:t xml:space="preserve"> pero no limitando, Instagram, Facebook y/o </w:t>
-      </w:r>
-      <w:proofErr w:type="spellStart"/>
-      <w:r>
-        <w:rPr>
-          <w:rFonts w:ascii="Garamond" w:eastAsia="Garamond" w:hAnsi="Garamond" w:cs="Garamond"/>
-          <w:sz w:val="23"/>
-          <w:szCs w:val="23"/>
-        </w:rPr>
-        <w:t>Tik</w:t>
-      </w:r>
-      <w:proofErr w:type="spellEnd"/>
-      <w:r>
-        <w:rPr>
-          <w:rFonts w:ascii="Garamond" w:eastAsia="Garamond" w:hAnsi="Garamond" w:cs="Garamond"/>
-          <w:sz w:val="23"/>
-          <w:szCs w:val="23"/>
-        </w:rPr>
-        <w:t xml:space="preserve"> Tok. Dichas publicaciones deberán ser presentadas y aprobadas por Rappi previo a su publicación.</w:t>
-      </w:r>
-    </w:p>
-    <w:p>
-      <w:pPr>
-        <w:jc w:val="both"/>
-        <w:rPr>
-          <w:rFonts w:ascii="Garamond" w:eastAsia="Garamond" w:hAnsi="Garamond" w:cs="Garamond"/>
-          <w:sz w:val="23"/>
-          <w:szCs w:val="23"/>
-          <w:lang w:val="en-US"/>
-        </w:rPr>
-      </w:pPr>
-      <w:r>
-        <w:rPr>
-          <w:rFonts w:ascii="Garamond" w:eastAsia="Garamond" w:hAnsi="Garamond" w:cs="Garamond"/>
-          <w:sz w:val="23"/>
-          <w:szCs w:val="23"/>
-          <w:highlight w:val="yellow"/>
-          <w:lang w:val="en-US"/>
-        </w:rPr>
-        <w:t>{%p endif %}</w:t>
-      </w:r>
-    </w:p>
-    <w:p>
-      <w:pPr>
-        <w:jc w:val="both"/>
-        <w:rPr>
-          <w:rFonts w:ascii="Garamond" w:eastAsia="Garamond" w:hAnsi="Garamond" w:cs="Garamond"/>
-          <w:sz w:val="23"/>
-          <w:szCs w:val="23"/>
-          <w:lang w:val="en-US"/>
-        </w:rPr>
-      </w:pPr>
-      <w:r>
-        <w:rPr>
-          <w:rFonts w:ascii="Garamond" w:eastAsia="Garamond" w:hAnsi="Garamond" w:cs="Garamond"/>
-          <w:sz w:val="23"/>
-          <w:szCs w:val="23"/>
-          <w:highlight w:val="yellow"/>
-          <w:lang w:val="en-US"/>
-        </w:rPr>
-        <w:t xml:space="preserve">{%p if </w:t>
-      </w:r>
-      <w:proofErr w:type="spellStart"/>
-      <w:r>
-        <w:rPr>
-          <w:rFonts w:ascii="Garamond" w:eastAsia="Garamond" w:hAnsi="Garamond" w:cs="Garamond"/>
-          <w:sz w:val="23"/>
-          <w:szCs w:val="23"/>
-          <w:highlight w:val="yellow"/>
-          <w:lang w:val="en-US"/>
-        </w:rPr>
-        <w:t>activa_platillos_top_seller</w:t>
-      </w:r>
-      <w:proofErr w:type="spellEnd"/>
-      <w:r>
-        <w:rPr>
-          <w:rFonts w:ascii="Garamond" w:eastAsia="Garamond" w:hAnsi="Garamond" w:cs="Garamond"/>
-          <w:sz w:val="23"/>
-          <w:szCs w:val="23"/>
-          <w:highlight w:val="yellow"/>
-          <w:lang w:val="en-US"/>
-        </w:rPr>
-        <w:t xml:space="preserve"> %}</w:t>
-      </w:r>
-    </w:p>
-    <w:p>
-      <w:pPr>
-        <w:jc w:val="both"/>
-        <w:rPr>
-          <w:rFonts w:ascii="Garamond" w:eastAsia="Garamond" w:hAnsi="Garamond" w:cs="Garamond"/>
-          <w:sz w:val="23"/>
-          <w:szCs w:val="23"/>
-          <w:lang w:val="en-US"/>
-        </w:rPr>
-      </w:pPr>
-    </w:p>
-    <w:p>
-      <w:pPr>
-        <w:jc w:val="both"/>
-        <w:rPr>
-          <w:rFonts w:ascii="Garamond" w:eastAsia="Garamond" w:hAnsi="Garamond" w:cs="Garamond"/>
-          <w:sz w:val="23"/>
-          <w:szCs w:val="23"/>
-        </w:rPr>
-      </w:pPr>
-      <w:r>
-        <w:rPr>
-          <w:rFonts w:ascii="Garamond" w:eastAsia="Garamond" w:hAnsi="Garamond" w:cs="Garamond"/>
-          <w:sz w:val="23"/>
-          <w:szCs w:val="23"/>
-        </w:rPr>
-        <w:t xml:space="preserve">Ofrecer </w:t>
-      </w:r>
-      <w:proofErr w:type="gramStart"/>
-      <w:r>
-        <w:rPr>
-          <w:rFonts w:ascii="Garamond" w:eastAsia="Garamond" w:hAnsi="Garamond" w:cs="Garamond"/>
-          <w:sz w:val="23"/>
-          <w:szCs w:val="23"/>
-          <w:highlight w:val="yellow"/>
-        </w:rPr>
-        <w:t xml:space="preserve">{{ </w:t>
-      </w:r>
-      <w:r>
-        <w:rPr>
-          <w:rFonts w:ascii="Garamond" w:eastAsia="Garamond" w:hAnsi="Garamond" w:cs="Garamond"/>
-          <w:sz w:val="23"/>
-          <w:szCs w:val="23"/>
-          <w:highlight w:val="yellow"/>
-        </w:rPr>
-        <w:t>N</w:t>
-      </w:r>
-      <w:proofErr w:type="gramEnd"/>
-      <w:r>
-        <w:rPr>
-          <w:rFonts w:ascii="Garamond" w:eastAsia="Garamond" w:hAnsi="Garamond" w:cs="Garamond"/>
-          <w:sz w:val="23"/>
-          <w:szCs w:val="23"/>
-          <w:highlight w:val="yellow"/>
-        </w:rPr>
-        <w:t>_</w:t>
-      </w:r>
-      <w:r>
-        <w:rPr>
-          <w:rFonts w:ascii="Garamond" w:eastAsia="Garamond" w:hAnsi="Garamond" w:cs="Garamond"/>
-          <w:sz w:val="23"/>
-          <w:szCs w:val="23"/>
-          <w:highlight w:val="yellow"/>
-        </w:rPr>
-        <w:t>CANTIDAD_</w:t>
-      </w:r>
-      <w:proofErr w:type="gramStart"/>
-      <w:r>
-        <w:rPr>
-          <w:rFonts w:ascii="Garamond" w:eastAsia="Garamond" w:hAnsi="Garamond" w:cs="Garamond"/>
-          <w:sz w:val="23"/>
-          <w:szCs w:val="23"/>
-          <w:highlight w:val="yellow"/>
-        </w:rPr>
-        <w:t>PLATILLOS }</w:t>
-      </w:r>
-      <w:proofErr w:type="gramEnd"/>
-      <w:r>
-        <w:rPr>
-          <w:rFonts w:ascii="Garamond" w:eastAsia="Garamond" w:hAnsi="Garamond" w:cs="Garamond"/>
-          <w:sz w:val="23"/>
-          <w:szCs w:val="23"/>
-          <w:highlight w:val="yellow"/>
-        </w:rPr>
-        <w:t>}</w:t>
-      </w:r>
-      <w:r>
-        <w:rPr>
-          <w:rFonts w:ascii="Garamond" w:eastAsia="Garamond" w:hAnsi="Garamond" w:cs="Garamond"/>
-          <w:sz w:val="23"/>
-          <w:szCs w:val="23"/>
-        </w:rPr>
-        <w:t xml:space="preserve"> platillos que sean Top Seller un </w:t>
-      </w:r>
-      <w:proofErr w:type="gramStart"/>
-      <w:r>
-        <w:rPr>
-          <w:rFonts w:ascii="Garamond" w:eastAsia="Garamond" w:hAnsi="Garamond" w:cs="Garamond"/>
-          <w:sz w:val="23"/>
-          <w:szCs w:val="23"/>
-          <w:highlight w:val="yellow"/>
-        </w:rPr>
-        <w:t xml:space="preserve">{{ </w:t>
-      </w:r>
-      <w:r>
-        <w:rPr>
-          <w:rFonts w:ascii="Garamond" w:eastAsia="Garamond" w:hAnsi="Garamond" w:cs="Garamond"/>
-          <w:sz w:val="23"/>
-          <w:szCs w:val="23"/>
-          <w:highlight w:val="yellow"/>
-        </w:rPr>
-        <w:t>N</w:t>
-      </w:r>
-      <w:proofErr w:type="gramEnd"/>
-      <w:r>
-        <w:rPr>
-          <w:rFonts w:ascii="Garamond" w:eastAsia="Garamond" w:hAnsi="Garamond" w:cs="Garamond"/>
-          <w:sz w:val="23"/>
-          <w:szCs w:val="23"/>
-          <w:highlight w:val="yellow"/>
-        </w:rPr>
-        <w:t>_DESCUENTO_</w:t>
-      </w:r>
-      <w:proofErr w:type="gramStart"/>
-      <w:r>
-        <w:rPr>
-          <w:rFonts w:ascii="Garamond" w:eastAsia="Garamond" w:hAnsi="Garamond" w:cs="Garamond"/>
-          <w:sz w:val="23"/>
-          <w:szCs w:val="23"/>
-          <w:highlight w:val="yellow"/>
-        </w:rPr>
-        <w:t>PLATILLOS }}</w:t>
-      </w:r>
-      <w:r>
-        <w:rPr>
-          <w:rFonts w:ascii="Garamond" w:eastAsia="Garamond" w:hAnsi="Garamond" w:cs="Garamond"/>
-          <w:sz w:val="23"/>
-          <w:szCs w:val="23"/>
-        </w:rPr>
-        <w:t>%</w:t>
-      </w:r>
-      <w:proofErr w:type="gramEnd"/>
-      <w:r>
-        <w:rPr>
-          <w:rFonts w:ascii="Garamond" w:eastAsia="Garamond" w:hAnsi="Garamond" w:cs="Garamond"/>
-          <w:sz w:val="23"/>
-          <w:szCs w:val="23"/>
-        </w:rPr>
-        <w:t xml:space="preserve"> </w:t>
-      </w:r>
-      <w:r>
-        <w:rPr>
-          <w:rFonts w:ascii="Garamond" w:eastAsia="Garamond" w:hAnsi="Garamond" w:cs="Garamond"/>
-          <w:sz w:val="23"/>
-          <w:szCs w:val="23"/>
-          <w:highlight w:val="yellow"/>
-        </w:rPr>
-        <w:t>(</w:t>
-      </w:r>
-      <w:proofErr w:type="gramStart"/>
-      <w:r>
-        <w:rPr>
-          <w:rFonts w:ascii="Garamond" w:eastAsia="Garamond" w:hAnsi="Garamond" w:cs="Garamond"/>
-          <w:sz w:val="23"/>
-          <w:szCs w:val="23"/>
-          <w:highlight w:val="yellow"/>
-        </w:rPr>
-        <w:t xml:space="preserve">{{ </w:t>
-      </w:r>
-      <w:proofErr w:type="spellStart"/>
-      <w:r>
-        <w:rPr>
-          <w:rFonts w:ascii="Garamond" w:eastAsia="Garamond" w:hAnsi="Garamond" w:cs="Garamond"/>
-          <w:sz w:val="23"/>
-          <w:szCs w:val="23"/>
-          <w:highlight w:val="yellow"/>
-        </w:rPr>
-        <w:t>VALOR</w:t>
-      </w:r>
-      <w:proofErr w:type="gramEnd"/>
-      <w:r>
-        <w:rPr>
-          <w:rFonts w:ascii="Garamond" w:eastAsia="Garamond" w:hAnsi="Garamond" w:cs="Garamond"/>
-          <w:sz w:val="23"/>
-          <w:szCs w:val="23"/>
-          <w:highlight w:val="yellow"/>
-        </w:rPr>
-        <w:t>_DESCUENTO_PLATILLOS</w:t>
-      </w:r>
-      <w:r>
-        <w:rPr>
-          <w:rFonts w:ascii="Garamond" w:eastAsia="Garamond" w:hAnsi="Garamond" w:cs="Garamond"/>
-          <w:sz w:val="23"/>
-          <w:szCs w:val="23"/>
-          <w:highlight w:val="yellow"/>
-        </w:rPr>
-        <w:t>|</w:t>
-      </w:r>
-      <w:proofErr w:type="gramStart"/>
-      <w:r>
-        <w:rPr>
-          <w:rFonts w:ascii="Garamond" w:eastAsia="Garamond" w:hAnsi="Garamond" w:cs="Garamond"/>
-          <w:sz w:val="23"/>
-          <w:szCs w:val="23"/>
-          <w:highlight w:val="yellow"/>
-        </w:rPr>
-        <w:t>lower</w:t>
-      </w:r>
-      <w:proofErr w:type="spellEnd"/>
-      <w:r>
-        <w:rPr>
-          <w:rFonts w:ascii="Garamond" w:eastAsia="Garamond" w:hAnsi="Garamond" w:cs="Garamond"/>
-          <w:sz w:val="23"/>
-          <w:szCs w:val="23"/>
-          <w:highlight w:val="yellow"/>
-        </w:rPr>
-        <w:t xml:space="preserve"> }</w:t>
-      </w:r>
-      <w:proofErr w:type="gramEnd"/>
-      <w:r>
-        <w:rPr>
-          <w:rFonts w:ascii="Garamond" w:eastAsia="Garamond" w:hAnsi="Garamond" w:cs="Garamond"/>
-          <w:sz w:val="23"/>
-          <w:szCs w:val="23"/>
-          <w:highlight w:val="yellow"/>
-        </w:rPr>
-        <w:t>}</w:t>
-      </w:r>
-      <w:r>
-        <w:rPr>
-          <w:rFonts w:ascii="Garamond" w:eastAsia="Garamond" w:hAnsi="Garamond" w:cs="Garamond"/>
-          <w:sz w:val="23"/>
-          <w:szCs w:val="23"/>
-        </w:rPr>
-        <w:t xml:space="preserve"> por ciento) de descuento exclusivo al interior de la Plataforma Rappi, durante los primeros </w:t>
-      </w:r>
-      <w:proofErr w:type="gramStart"/>
-      <w:r>
-        <w:rPr>
-          <w:rFonts w:ascii="Garamond" w:eastAsia="Garamond" w:hAnsi="Garamond" w:cs="Garamond"/>
-          <w:sz w:val="23"/>
-          <w:szCs w:val="23"/>
-          <w:highlight w:val="yellow"/>
-        </w:rPr>
-        <w:t xml:space="preserve">{{ </w:t>
-      </w:r>
-      <w:r>
-        <w:rPr>
-          <w:rFonts w:ascii="Garamond" w:eastAsia="Garamond" w:hAnsi="Garamond" w:cs="Garamond"/>
-          <w:sz w:val="23"/>
-          <w:szCs w:val="23"/>
-          <w:highlight w:val="yellow"/>
-        </w:rPr>
-        <w:t>N</w:t>
-      </w:r>
-      <w:proofErr w:type="gramEnd"/>
-      <w:r>
-        <w:rPr>
-          <w:rFonts w:ascii="Garamond" w:eastAsia="Garamond" w:hAnsi="Garamond" w:cs="Garamond"/>
-          <w:sz w:val="23"/>
-          <w:szCs w:val="23"/>
-          <w:highlight w:val="yellow"/>
-        </w:rPr>
-        <w:t>_</w:t>
-      </w:r>
-      <w:r>
-        <w:rPr>
-          <w:rFonts w:ascii="Garamond" w:eastAsia="Garamond" w:hAnsi="Garamond" w:cs="Garamond"/>
-          <w:sz w:val="23"/>
-          <w:szCs w:val="23"/>
-          <w:highlight w:val="yellow"/>
-        </w:rPr>
-        <w:t>MESES_DESCUENTO_</w:t>
-      </w:r>
-      <w:proofErr w:type="gramStart"/>
-      <w:r>
-        <w:rPr>
-          <w:rFonts w:ascii="Garamond" w:eastAsia="Garamond" w:hAnsi="Garamond" w:cs="Garamond"/>
-          <w:sz w:val="23"/>
-          <w:szCs w:val="23"/>
-          <w:highlight w:val="yellow"/>
-        </w:rPr>
-        <w:t>PLATILLOS }</w:t>
-      </w:r>
-      <w:proofErr w:type="gramEnd"/>
-      <w:r>
-        <w:rPr>
-          <w:rFonts w:ascii="Garamond" w:eastAsia="Garamond" w:hAnsi="Garamond" w:cs="Garamond"/>
-          <w:sz w:val="23"/>
-          <w:szCs w:val="23"/>
-          <w:highlight w:val="yellow"/>
-        </w:rPr>
-        <w:t>}</w:t>
-      </w:r>
-      <w:r>
-        <w:rPr>
-          <w:rFonts w:ascii="Garamond" w:eastAsia="Garamond" w:hAnsi="Garamond" w:cs="Garamond"/>
-          <w:sz w:val="23"/>
-          <w:szCs w:val="23"/>
-          <w:highlight w:val="yellow"/>
-        </w:rPr>
-        <w:t xml:space="preserve"> (</w:t>
-      </w:r>
-      <w:proofErr w:type="gramStart"/>
-      <w:r>
-        <w:rPr>
-          <w:rFonts w:ascii="Garamond" w:eastAsia="Garamond" w:hAnsi="Garamond" w:cs="Garamond"/>
-          <w:sz w:val="23"/>
-          <w:szCs w:val="23"/>
-          <w:highlight w:val="yellow"/>
-        </w:rPr>
-        <w:t xml:space="preserve">{{ </w:t>
-      </w:r>
-      <w:proofErr w:type="spellStart"/>
-      <w:r>
-        <w:rPr>
-          <w:rFonts w:ascii="Garamond" w:eastAsia="Garamond" w:hAnsi="Garamond" w:cs="Garamond"/>
-          <w:sz w:val="23"/>
-          <w:szCs w:val="23"/>
-          <w:highlight w:val="yellow"/>
-        </w:rPr>
-        <w:t>VALOR</w:t>
-      </w:r>
-      <w:proofErr w:type="gramEnd"/>
-      <w:r>
-        <w:rPr>
-          <w:rFonts w:ascii="Garamond" w:eastAsia="Garamond" w:hAnsi="Garamond" w:cs="Garamond"/>
-          <w:sz w:val="23"/>
-          <w:szCs w:val="23"/>
-          <w:highlight w:val="yellow"/>
-        </w:rPr>
-        <w:t>_</w:t>
-      </w:r>
-      <w:r>
-        <w:rPr>
-          <w:rFonts w:ascii="Garamond" w:eastAsia="Garamond" w:hAnsi="Garamond" w:cs="Garamond"/>
-          <w:sz w:val="23"/>
-          <w:szCs w:val="23"/>
-          <w:highlight w:val="yellow"/>
-        </w:rPr>
-        <w:t>MES_</w:t>
-      </w:r>
-      <w:r>
-        <w:rPr>
-          <w:rFonts w:ascii="Garamond" w:eastAsia="Garamond" w:hAnsi="Garamond" w:cs="Garamond"/>
-          <w:sz w:val="23"/>
-          <w:szCs w:val="23"/>
-          <w:highlight w:val="yellow"/>
-        </w:rPr>
-        <w:t>DESCUENTO_PLATILLOS</w:t>
-      </w:r>
-      <w:r>
-        <w:rPr>
-          <w:rFonts w:ascii="Garamond" w:eastAsia="Garamond" w:hAnsi="Garamond" w:cs="Garamond"/>
-          <w:sz w:val="23"/>
-          <w:szCs w:val="23"/>
-          <w:highlight w:val="yellow"/>
-        </w:rPr>
-        <w:t>|</w:t>
-      </w:r>
-      <w:proofErr w:type="gramStart"/>
-      <w:r>
-        <w:rPr>
-          <w:rFonts w:ascii="Garamond" w:eastAsia="Garamond" w:hAnsi="Garamond" w:cs="Garamond"/>
-          <w:sz w:val="23"/>
-          <w:szCs w:val="23"/>
-          <w:highlight w:val="yellow"/>
-        </w:rPr>
-        <w:t>lower</w:t>
-      </w:r>
-      <w:proofErr w:type="spellEnd"/>
-      <w:r>
-        <w:rPr>
-          <w:rFonts w:ascii="Garamond" w:eastAsia="Garamond" w:hAnsi="Garamond" w:cs="Garamond"/>
-          <w:sz w:val="23"/>
-          <w:szCs w:val="23"/>
-          <w:highlight w:val="yellow"/>
-        </w:rPr>
-        <w:t xml:space="preserve"> }</w:t>
-      </w:r>
-      <w:proofErr w:type="gramEnd"/>
-      <w:r>
-        <w:rPr>
-          <w:rFonts w:ascii="Garamond" w:eastAsia="Garamond" w:hAnsi="Garamond" w:cs="Garamond"/>
-          <w:sz w:val="23"/>
-          <w:szCs w:val="23"/>
-          <w:highlight w:val="yellow"/>
-        </w:rPr>
-        <w:t>}</w:t>
-      </w:r>
-      <w:r>
-        <w:rPr>
-          <w:rFonts w:ascii="Garamond" w:eastAsia="Garamond" w:hAnsi="Garamond" w:cs="Garamond"/>
-          <w:sz w:val="23"/>
-          <w:szCs w:val="23"/>
-        </w:rPr>
-        <w:t>) meses de ejecución del presente Acuerdo.</w:t>
-      </w:r>
-    </w:p>
-    <w:p>
-      <w:pPr>
-        <w:jc w:val="both"/>
-        <w:rPr>
-          <w:rFonts w:ascii="Garamond" w:eastAsia="Garamond" w:hAnsi="Garamond" w:cs="Garamond"/>
-          <w:sz w:val="23"/>
-          <w:szCs w:val="23"/>
-          <w:lang w:val="es-ES"/>
-        </w:rPr>
-      </w:pPr>
-      <w:r>
-        <w:rPr>
-          <w:rFonts w:ascii="Garamond" w:eastAsia="Garamond" w:hAnsi="Garamond" w:cs="Garamond"/>
-          <w:sz w:val="23"/>
-          <w:szCs w:val="23"/>
-          <w:highlight w:val="yellow"/>
-          <w:lang w:val="es-ES"/>
-        </w:rPr>
-        <w:t xml:space="preserve">{%p </w:t>
-      </w:r>
-      <w:proofErr w:type="spellStart"/>
-      <w:r>
-        <w:rPr>
-          <w:rFonts w:ascii="Garamond" w:eastAsia="Garamond" w:hAnsi="Garamond" w:cs="Garamond"/>
-          <w:sz w:val="23"/>
-          <w:szCs w:val="23"/>
-          <w:highlight w:val="yellow"/>
-          <w:lang w:val="es-ES"/>
-        </w:rPr>
-        <w:t>endif</w:t>
-      </w:r>
-      <w:proofErr w:type="spellEnd"/>
-      <w:r>
-        <w:rPr>
-          <w:rFonts w:ascii="Garamond" w:eastAsia="Garamond" w:hAnsi="Garamond" w:cs="Garamond"/>
-          <w:sz w:val="23"/>
-          <w:szCs w:val="23"/>
-          <w:highlight w:val="yellow"/>
-          <w:lang w:val="es-ES"/>
-        </w:rPr>
-        <w:t xml:space="preserve"> %}</w:t>
-      </w:r>
-    </w:p>
-    <w:p>
-      <w:pPr>
-        <w:jc w:val="both"/>
-        <w:rPr>
-          <w:rFonts w:ascii="Garamond" w:eastAsia="Garamond" w:hAnsi="Garamond" w:cs="Garamond"/>
-          <w:sz w:val="23"/>
-          <w:szCs w:val="23"/>
-          <w:lang w:val="es-MX"/>
-        </w:rPr>
-      </w:pPr>
-    </w:p>
-    <w:p>
-      <w:pPr>
-        <w:jc w:val="both"/>
-        <w:rPr>
-          <w:rFonts w:ascii="Garamond" w:eastAsia="Garamond" w:hAnsi="Garamond" w:cs="Garamond"/>
-          <w:sz w:val="23"/>
-          <w:szCs w:val="23"/>
-          <w:lang w:val="es-MX"/>
-        </w:rPr>
-      </w:pPr>
-      <w:r>
-        <w:rPr>
-          <w:rFonts w:ascii="Garamond" w:eastAsia="Garamond" w:hAnsi="Garamond" w:cs="Garamond"/>
-          <w:b/>
-          <w:bCs/>
-          <w:sz w:val="23"/>
-          <w:szCs w:val="23"/>
-          <w:u w:val="single"/>
-        </w:rPr>
-        <w:t xml:space="preserve">CLÁUSULA </w:t>
-      </w:r>
-      <w:proofErr w:type="gramStart"/>
-      <w:r>
-        <w:rPr>
-          <w:rFonts w:ascii="Garamond" w:eastAsia="Garamond" w:hAnsi="Garamond" w:cs="Garamond"/>
-          <w:b/>
-          <w:bCs/>
-          <w:sz w:val="23"/>
-          <w:szCs w:val="23"/>
-          <w:highlight w:val="yellow"/>
-          <w:u w:val="single"/>
-        </w:rPr>
-        <w:t xml:space="preserve">{{ </w:t>
-      </w:r>
-      <w:proofErr w:type="spellStart"/>
-      <w:r>
-        <w:rPr>
-          <w:rFonts w:ascii="Garamond" w:eastAsia="Garamond" w:hAnsi="Garamond" w:cs="Garamond"/>
-          <w:b/>
-          <w:bCs/>
-          <w:sz w:val="23"/>
-          <w:szCs w:val="23"/>
-          <w:highlight w:val="yellow"/>
-          <w:u w:val="single"/>
-        </w:rPr>
-        <w:t>NUM</w:t>
-      </w:r>
-      <w:proofErr w:type="gramEnd"/>
-      <w:r>
-        <w:rPr>
-          <w:rFonts w:ascii="Garamond" w:eastAsia="Garamond" w:hAnsi="Garamond" w:cs="Garamond"/>
-          <w:b/>
-          <w:bCs/>
-          <w:sz w:val="23"/>
-          <w:szCs w:val="23"/>
-          <w:highlight w:val="yellow"/>
-          <w:u w:val="single"/>
-        </w:rPr>
-        <w:t>_DECLARACIONES_Y_GARANTIAS</w:t>
-      </w:r>
-      <w:r>
-        <w:rPr>
-          <w:rFonts w:ascii="Garamond" w:eastAsia="Garamond" w:hAnsi="Garamond" w:cs="Garamond"/>
-          <w:b/>
-          <w:bCs/>
-          <w:sz w:val="23"/>
-          <w:szCs w:val="23"/>
-          <w:highlight w:val="yellow"/>
-          <w:u w:val="single"/>
-        </w:rPr>
-        <w:t>|</w:t>
-      </w:r>
-      <w:proofErr w:type="gramStart"/>
-      <w:r>
-        <w:rPr>
-          <w:rFonts w:ascii="Garamond" w:eastAsia="Garamond" w:hAnsi="Garamond" w:cs="Garamond"/>
-          <w:b/>
-          <w:bCs/>
-          <w:sz w:val="23"/>
-          <w:szCs w:val="23"/>
-          <w:highlight w:val="yellow"/>
-          <w:u w:val="single"/>
-        </w:rPr>
-        <w:t>upper</w:t>
-      </w:r>
-      <w:proofErr w:type="spellEnd"/>
-      <w:r>
-        <w:rPr>
-          <w:rFonts w:ascii="Garamond" w:eastAsia="Garamond" w:hAnsi="Garamond" w:cs="Garamond"/>
-          <w:b/>
-          <w:bCs/>
-          <w:sz w:val="23"/>
-          <w:szCs w:val="23"/>
-          <w:highlight w:val="yellow"/>
-          <w:u w:val="single"/>
-        </w:rPr>
-        <w:t xml:space="preserve"> }</w:t>
-      </w:r>
-      <w:proofErr w:type="gramEnd"/>
-      <w:r>
-        <w:rPr>
-          <w:rFonts w:ascii="Garamond" w:eastAsia="Garamond" w:hAnsi="Garamond" w:cs="Garamond"/>
-          <w:b/>
-          <w:bCs/>
-          <w:sz w:val="23"/>
-          <w:szCs w:val="23"/>
-          <w:highlight w:val="yellow"/>
-          <w:u w:val="single"/>
-        </w:rPr>
-        <w:t>}</w:t>
-      </w:r>
-      <w:r>
-        <w:rPr>
-          <w:rFonts w:ascii="Garamond" w:eastAsia="Garamond" w:hAnsi="Garamond" w:cs="Garamond"/>
           <w:b/>
           <w:bCs/>
           <w:sz w:val="23"/>
@@ -14061,7 +13984,7 @@
           <w:sz w:val="23"/>
           <w:szCs w:val="23"/>
         </w:rPr>
-        <w:t xml:space="preserve">En ese sentido, el Aliado Comercial garantiza ser propietario de las imágenes y/o fotografías introducidas dentro de la Plataforma Rappi para que sean exhibidas al interior de dicha plataforma, y, garantiza que cuenta con todos los derechos y facultades necesarios para otorgar la autorización del uso de estas. De esta manera, el Aliado Comercial declara y acepta que será exclusivamente responsable por cualquier infracción de los derechos de terceros sobre la autoría o propiedad de </w:t>
+        <w:t xml:space="preserve">En ese sentido, el Aliado Comercial garantiza ser propietario de las imágenes y/o fotografías introducidas dentro de la Plataforma Rappi para que sean exhibidas al interior de dicha plataforma, y, garantiza que cuenta con todos los derechos y facultades necesarios para otorgar la autorización del uso de estas. De esta manera, el Aliado Comercial declara y acepta que será exclusivamente responsable por cualquier infracción de los derechos de terceros sobre la autoría o propiedad de dichas imágenes y/o fotografías. De conformidad con lo anterior, Rappi podrá eliminar los </w:t>
       </w:r>
       <w:r>
         <w:rPr>
@@ -14070,7 +13993,7 @@
           <w:szCs w:val="23"/>
         </w:rPr>
         <w:lastRenderedPageBreak/>
-        <w:t>dichas imágenes y/o fotografías. De conformidad con lo anterior, Rappi podrá eliminar los Productos, imágenes y/o fotografías contenidas en el que infrinjan la Ley Aplicable en materia de propiedad intelectual y/o protección al consumidor.</w:t>
+        <w:t>Productos, imágenes y/o fotografías contenidas en el que infrinjan la Ley Aplicable en materia de propiedad intelectual y/o protección al consumidor.</w:t>
       </w:r>
       <w:r>
         <w:rPr>
@@ -14492,38 +14415,46 @@
           <w:sz w:val="23"/>
           <w:szCs w:val="23"/>
         </w:rPr>
+        <w:t>(</w:t>
+      </w:r>
+      <w:proofErr w:type="spellStart"/>
+      <w:r>
+        <w:rPr>
+          <w:rFonts w:ascii="Garamond" w:eastAsia="Garamond" w:hAnsi="Garamond" w:cs="Garamond"/>
+          <w:b/>
+          <w:bCs/>
+          <w:sz w:val="23"/>
+          <w:szCs w:val="23"/>
+        </w:rPr>
+        <w:t>ii</w:t>
+      </w:r>
+      <w:proofErr w:type="spellEnd"/>
+      <w:r>
+        <w:rPr>
+          <w:rFonts w:ascii="Garamond" w:eastAsia="Garamond" w:hAnsi="Garamond" w:cs="Garamond"/>
+          <w:b/>
+          <w:bCs/>
+          <w:sz w:val="23"/>
+          <w:szCs w:val="23"/>
+        </w:rPr>
+        <w:t>)</w:t>
+      </w:r>
+      <w:r>
+        <w:rPr>
+          <w:rFonts w:ascii="Garamond" w:eastAsia="Garamond" w:hAnsi="Garamond" w:cs="Garamond"/>
+          <w:sz w:val="23"/>
+          <w:szCs w:val="23"/>
+        </w:rPr>
+        <w:t xml:space="preserve"> garantizar que toda la información a la que tenga acceso con ocasión al presente Acuerdo de </w:t>
+      </w:r>
+      <w:r>
+        <w:rPr>
+          <w:rFonts w:ascii="Garamond" w:eastAsia="Garamond" w:hAnsi="Garamond" w:cs="Garamond"/>
+          <w:sz w:val="23"/>
+          <w:szCs w:val="23"/>
+        </w:rPr>
         <w:lastRenderedPageBreak/>
-        <w:t>(</w:t>
-      </w:r>
-      <w:proofErr w:type="spellStart"/>
-      <w:r>
-        <w:rPr>
-          <w:rFonts w:ascii="Garamond" w:eastAsia="Garamond" w:hAnsi="Garamond" w:cs="Garamond"/>
-          <w:b/>
-          <w:bCs/>
-          <w:sz w:val="23"/>
-          <w:szCs w:val="23"/>
-        </w:rPr>
-        <w:t>ii</w:t>
-      </w:r>
-      <w:proofErr w:type="spellEnd"/>
-      <w:r>
-        <w:rPr>
-          <w:rFonts w:ascii="Garamond" w:eastAsia="Garamond" w:hAnsi="Garamond" w:cs="Garamond"/>
-          <w:b/>
-          <w:bCs/>
-          <w:sz w:val="23"/>
-          <w:szCs w:val="23"/>
-        </w:rPr>
-        <w:t>)</w:t>
-      </w:r>
-      <w:r>
-        <w:rPr>
-          <w:rFonts w:ascii="Garamond" w:eastAsia="Garamond" w:hAnsi="Garamond" w:cs="Garamond"/>
-          <w:sz w:val="23"/>
-          <w:szCs w:val="23"/>
-        </w:rPr>
-        <w:t xml:space="preserve"> garantizar que toda la información a la que tenga acceso con ocasión al presente Acuerdo de Cooperación se encuentre protegida en todo momento contra el acceso, uso no autorizado, uso indebido, daño o destrucción por parte de un tercero, empleando medidas de protección que no sean menos rigurosas que las requeridas por la Ley Aplicable; </w:t>
+        <w:t xml:space="preserve">Cooperación se encuentre protegida en todo momento contra el acceso, uso no autorizado, uso indebido, daño o destrucción por parte de un tercero, empleando medidas de protección que no sean menos rigurosas que las requeridas por la Ley Aplicable; </w:t>
       </w:r>
       <w:r>
         <w:rPr>
@@ -15459,16 +15390,7 @@
           <w:sz w:val="23"/>
           <w:szCs w:val="23"/>
         </w:rPr>
-        <w:t xml:space="preserve">Toda controversia o diferencia generada con ocasión del presente Acuerdo de Cooperación o su ejecución, se intentará resolver en primera instancia mediante arreglo directo entre las Partes. Si transcurridos 30 (treinta) días calendario de surgida la controversia ésta no se ha resuelto, las Partes se someterán </w:t>
-      </w:r>
-      <w:r>
-        <w:rPr>
-          <w:rFonts w:ascii="Garamond" w:eastAsia="Garamond" w:hAnsi="Garamond" w:cs="Garamond"/>
-          <w:sz w:val="23"/>
-          <w:szCs w:val="23"/>
-        </w:rPr>
-        <w:lastRenderedPageBreak/>
-        <w:t>a los tribunales de la jurisdicción de la Ciudad de México.</w:t>
+        <w:t>Toda controversia o diferencia generada con ocasión del presente Acuerdo de Cooperación o su ejecución, se intentará resolver en primera instancia mediante arreglo directo entre las Partes. Si transcurridos 30 (treinta) días calendario de surgida la controversia ésta no se ha resuelto, las Partes se someterán a los tribunales de la jurisdicción de la Ciudad de México.</w:t>
       </w:r>
     </w:p>
     <w:p>
@@ -16115,7 +16037,7 @@
           <w:sz w:val="23"/>
           <w:szCs w:val="23"/>
         </w:rPr>
-        <w:t xml:space="preserve">En el caso en el que alguna disposición de este Acuerdo de Cooperación fuera considerada nula, ilegal o no exigible, la validez, </w:t>
+        <w:t xml:space="preserve">En el caso en el que alguna disposición de este Acuerdo de Cooperación fuera considerada nula, ilegal o no exigible, la validez, legalidad y exigibilidad del resto de las disposiciones no se verá afectada o limitada en forma </w:t>
       </w:r>
       <w:r>
         <w:rPr>
@@ -16124,7 +16046,7 @@
           <w:szCs w:val="23"/>
         </w:rPr>
         <w:lastRenderedPageBreak/>
-        <w:t xml:space="preserve">legalidad y exigibilidad del resto de las disposiciones no se verá afectada o limitada en forma alguna. La falta o demora de cualquiera de las Partes en ejercer cualquiera de las facultades o derechos consagrados en el presente Acuerdo de Cooperación, o a exigir su cumplimiento, no se interpretará como una renuncia a dichos derechos o facultades ni afectará la validez total o parcial del presente Acuerdo de Cooperación, ni el derecho de la respectiva Parte de ejercer posteriormente tales facultades o derechos, salvo disposición legal o contractual en contrario. </w:t>
+        <w:t xml:space="preserve">alguna. La falta o demora de cualquiera de las Partes en ejercer cualquiera de las facultades o derechos consagrados en el presente Acuerdo de Cooperación, o a exigir su cumplimiento, no se interpretará como una renuncia a dichos derechos o facultades ni afectará la validez total o parcial del presente Acuerdo de Cooperación, ni el derecho de la respectiva Parte de ejercer posteriormente tales facultades o derechos, salvo disposición legal o contractual en contrario. </w:t>
       </w:r>
     </w:p>
     <w:p>
@@ -16892,6 +16814,7 @@
           <w:szCs w:val="23"/>
           <w:lang w:val="es-MX"/>
         </w:rPr>
+        <w:lastRenderedPageBreak/>
         <w:t xml:space="preserve">Aliado Comercial: </w:t>
       </w:r>
       <w:proofErr w:type="gramStart"/>
@@ -17537,7 +17460,7 @@
           <w:sz w:val="23"/>
           <w:szCs w:val="23"/>
         </w:rPr>
-        <w:t xml:space="preserve">Las Partes declaran que sus ingresos provienen de actividades lícitas, que no se encuentran incluidas en listas para el control de lavado de activos y financiación del terrorismo, administradas por </w:t>
+        <w:t xml:space="preserve">Las Partes declaran que sus ingresos provienen de actividades lícitas, que no se encuentran incluidas en listas para el control de lavado de activos y financiación del terrorismo, administradas por cualquier autoridad nacional o extranjera, y que, en consecuencia, se obligan a responder por </w:t>
       </w:r>
       <w:r>
         <w:rPr>
@@ -17546,7 +17469,7 @@
           <w:szCs w:val="23"/>
         </w:rPr>
         <w:lastRenderedPageBreak/>
-        <w:t xml:space="preserve">cualquier autoridad nacional o extranjera, y que, en consecuencia, se obligan a responder por todos los daños y/o perjuicios que llegasen a causar como consecuencia de esta afirmación. Conforme a lo anterior, cualquiera de las Partes podrá terminar el presente Acuerdo de Cooperación en el caso en el que la otra Parte sea incluida en la lista de la Oficina de Control de Activos en el Exterior – OFAC emitida por la Oficina del Tesoro de los Estados Unidos de Norte América, la lista de la Organización de las Naciones Unidas y otras listas públicas relacionadas con el tema de lavado de activos y financiación del terrorismo. </w:t>
+        <w:t xml:space="preserve">todos los daños y/o perjuicios que llegasen a causar como consecuencia de esta afirmación. Conforme a lo anterior, cualquiera de las Partes podrá terminar el presente Acuerdo de Cooperación en el caso en el que la otra Parte sea incluida en la lista de la Oficina de Control de Activos en el Exterior – OFAC emitida por la Oficina del Tesoro de los Estados Unidos de Norte América, la lista de la Organización de las Naciones Unidas y otras listas públicas relacionadas con el tema de lavado de activos y financiación del terrorismo. </w:t>
       </w:r>
     </w:p>
     <w:p>
@@ -18029,7 +17952,7 @@
           <w:sz w:val="23"/>
           <w:szCs w:val="23"/>
         </w:rPr>
-        <w:t xml:space="preserve"> el acoso moral o sexual o derivado de actividades ilícitas o relacionadas con el narcotráfico o el financiamiento del terrorismo. De conformidad con lo anterior, el </w:t>
+        <w:t xml:space="preserve"> el acoso moral o sexual o derivado de actividades ilícitas o relacionadas con el narcotráfico o el financiamiento del terrorismo. De conformidad con lo anterior, el Aliado Comercial declara y se compromete a que los Productos comercializados a través de </w:t>
       </w:r>
       <w:r>
         <w:rPr>
@@ -18038,7 +17961,7 @@
           <w:szCs w:val="23"/>
         </w:rPr>
         <w:lastRenderedPageBreak/>
-        <w:t xml:space="preserve">Aliado Comercial declara y se compromete a que los Productos comercializados a través de la Plataforma Rappi sean fabricados y adquiridos legalmente, respetando la Ley Aplicable con relación a la cadena de valor. </w:t>
+        <w:t xml:space="preserve">la Plataforma Rappi sean fabricados y adquiridos legalmente, respetando la Ley Aplicable con relación a la cadena de valor. </w:t>
       </w:r>
     </w:p>
     <w:p>
